--- a/ROADMAP.docx
+++ b/ROADMAP.docx
@@ -4,23 +4,22 @@
   <w:body>
     <w:p>
       <w:pPr>
-        <w:spacing w:after="200" w:before="0"/>
+        <w:spacing w:after="120" w:before="0"/>
       </w:pPr>
       <w:r>
         <w:rPr>
           <w:rFonts w:ascii="Arial" w:cs="Arial" w:eastAsia="Arial" w:hAnsi="Arial"/>
           <w:b/>
           <w:bCs/>
-          <w:color w:val="B8952E"/>
           <w:sz w:val="40"/>
           <w:szCs w:val="40"/>
         </w:rPr>
-        <w:t xml:space="preserve">STINKIN' SUPPLIES</w:t>
-      </w:r>
-    </w:p>
-    <w:p>
-      <w:pPr>
-        <w:spacing w:after="320" w:before="0"/>
+        <w:t xml:space="preserve">STINKIN’ SUPPLIES</w:t>
+      </w:r>
+    </w:p>
+    <w:p>
+      <w:pPr>
+        <w:spacing w:after="240" w:before="0"/>
       </w:pPr>
       <w:r>
         <w:rPr>
@@ -29,20 +28,19 @@
           <w:sz w:val="20"/>
           <w:szCs w:val="20"/>
         </w:rPr>
-        <w:t xml:space="preserve">Catalog Optimization Roadmap  ·  May 4, 2026</w:t>
+        <w:t xml:space="preserve">Catalog &amp; UI Optimization Roadmap  ·  Updated May 6, 2026</w:t>
       </w:r>
     </w:p>
     <w:p>
       <w:pPr>
         <w:pStyle w:val="Heading1"/>
-        <w:spacing w:after="120" w:before="320"/>
+        <w:spacing w:after="120" w:before="360"/>
       </w:pPr>
       <w:r>
         <w:rPr>
           <w:rFonts w:ascii="Arial" w:cs="Arial" w:eastAsia="Arial" w:hAnsi="Arial"/>
           <w:b/>
           <w:bCs/>
-          <w:color w:val="111111"/>
           <w:sz w:val="32"/>
           <w:szCs w:val="32"/>
         </w:rPr>
@@ -56,16 +54,15 @@
       <w:r>
         <w:rPr>
           <w:rFonts w:ascii="Arial" w:cs="Arial" w:eastAsia="Arial" w:hAnsi="Arial"/>
-          <w:color w:val="111111"/>
-          <w:sz w:val="20"/>
-          <w:szCs w:val="20"/>
-        </w:rPr>
-        <w:t xml:space="preserve">The catalog has 88,512 products across WPS, PU, and VTWIN. Fitment is 100% canonical across all rows. OEM numbers now populated for 56,755 products (up from 36,692). Typesense index rebuilt with oem_numbers[] as a searchable array field. Browse search bug fixed (broken $p counter + missing ::text cast on oem_numbers). UI: HeroSearch section replaced by compact GlobalSearch in nav with opaque gold cloud backdrop. Logo and search icon added to header. SideNav panel with 6 nav items wired in.</w:t>
-      </w:r>
-    </w:p>
-    <w:p>
-      <w:pPr>
-        <w:spacing w:after="60" w:before="60"/>
+          <w:sz w:val="20"/>
+          <w:szCs w:val="20"/>
+        </w:rPr>
+        <w:t xml:space="preserve">The catalog has 88,512 products across WPS, PU, and VTWIN. Fitment is 100% canonical. OEM numbers populated for 56,755 products. The homepage has been rebuilt as an animated bento grid with a floating pill nav, year→model search with modal, and a horizontal era slider. A dedicated model search API (/api/models/search) queries hd_year_model_master (1,618 rows) with year-first prioritization.</w:t>
+      </w:r>
+    </w:p>
+    <w:p>
+      <w:pPr>
+        <w:spacing w:after="80" w:before="80"/>
       </w:pPr>
       <w:r>
         <w:t xml:space="preserve"/>
@@ -84,20 +81,23 @@
         </w:tblBorders>
       </w:tblPr>
       <w:tblGrid>
-        <w:gridCol w:w="3600"/>
-        <w:gridCol w:w="5760"/>
+        <w:gridCol w:w="3120"/>
+        <w:gridCol w:w="6240"/>
       </w:tblGrid>
       <w:tr>
-        <w:tc>
-          <w:tcPr>
-            <w:tcW w:type="dxa" w:w="3600"/>
-            <w:tcBorders>
-              <w:top w:val="single" w:color="DDDDDD" w:sz="1"/>
-              <w:left w:val="single" w:color="DDDDDD" w:sz="1"/>
-              <w:bottom w:val="single" w:color="DDDDDD" w:sz="1"/>
-              <w:right w:val="single" w:color="DDDDDD" w:sz="1"/>
-            </w:tcBorders>
-            <w:shd w:fill="1A1A1A" w:val="clear"/>
+        <w:trPr>
+          <w:tblHeader/>
+        </w:trPr>
+        <w:tc>
+          <w:tcPr>
+            <w:tcW w:type="dxa" w:w="3120"/>
+            <w:tcBorders>
+              <w:top w:val="single" w:color="CCCCCC" w:sz="1"/>
+              <w:left w:val="single" w:color="CCCCCC" w:sz="1"/>
+              <w:bottom w:val="single" w:color="CCCCCC" w:sz="1"/>
+              <w:right w:val="single" w:color="CCCCCC" w:sz="1"/>
+            </w:tcBorders>
+            <w:shd w:fill="2A2A2A" w:val="clear"/>
             <w:tcMar>
               <w:top w:type="dxa" w:w="80"/>
               <w:left w:type="dxa" w:w="120"/>
@@ -111,7 +111,7 @@
                 <w:rFonts w:ascii="Arial" w:cs="Arial" w:eastAsia="Arial" w:hAnsi="Arial"/>
                 <w:b/>
                 <w:bCs/>
-                <w:color w:val="E8D5A0"/>
+                <w:color w:val="C9A84C"/>
                 <w:sz w:val="18"/>
                 <w:szCs w:val="18"/>
               </w:rPr>
@@ -121,14 +121,14 @@
         </w:tc>
         <w:tc>
           <w:tcPr>
-            <w:tcW w:type="dxa" w:w="5760"/>
-            <w:tcBorders>
-              <w:top w:val="single" w:color="DDDDDD" w:sz="1"/>
-              <w:left w:val="single" w:color="DDDDDD" w:sz="1"/>
-              <w:bottom w:val="single" w:color="DDDDDD" w:sz="1"/>
-              <w:right w:val="single" w:color="DDDDDD" w:sz="1"/>
-            </w:tcBorders>
-            <w:shd w:fill="1A1A1A" w:val="clear"/>
+            <w:tcW w:type="dxa" w:w="6240"/>
+            <w:tcBorders>
+              <w:top w:val="single" w:color="CCCCCC" w:sz="1"/>
+              <w:left w:val="single" w:color="CCCCCC" w:sz="1"/>
+              <w:bottom w:val="single" w:color="CCCCCC" w:sz="1"/>
+              <w:right w:val="single" w:color="CCCCCC" w:sz="1"/>
+            </w:tcBorders>
+            <w:shd w:fill="2A2A2A" w:val="clear"/>
             <w:tcMar>
               <w:top w:type="dxa" w:w="80"/>
               <w:left w:type="dxa" w:w="120"/>
@@ -142,7 +142,7 @@
                 <w:rFonts w:ascii="Arial" w:cs="Arial" w:eastAsia="Arial" w:hAnsi="Arial"/>
                 <w:b/>
                 <w:bCs/>
-                <w:color w:val="E8D5A0"/>
+                <w:color w:val="C9A84C"/>
                 <w:sz w:val="18"/>
                 <w:szCs w:val="18"/>
               </w:rPr>
@@ -154,26 +154,25 @@
       <w:tr>
         <w:tc>
           <w:tcPr>
-            <w:tcW w:type="dxa" w:w="3600"/>
-            <w:tcBorders>
-              <w:top w:val="single" w:color="DDDDDD" w:sz="1"/>
-              <w:left w:val="single" w:color="DDDDDD" w:sz="1"/>
-              <w:bottom w:val="single" w:color="DDDDDD" w:sz="1"/>
-              <w:right w:val="single" w:color="DDDDDD" w:sz="1"/>
-            </w:tcBorders>
-            <w:shd w:fill="FAFAFA" w:val="clear"/>
-            <w:tcMar>
-              <w:top w:type="dxa" w:w="80"/>
-              <w:left w:type="dxa" w:w="120"/>
-              <w:bottom w:type="dxa" w:w="80"/>
-              <w:right w:type="dxa" w:w="120"/>
-            </w:tcMar>
-          </w:tcPr>
-          <w:p>
-            <w:r>
-              <w:rPr>
-                <w:rFonts w:ascii="Arial" w:cs="Arial" w:eastAsia="Arial" w:hAnsi="Arial"/>
-                <w:color w:val="111111"/>
+            <w:tcW w:type="dxa" w:w="3120"/>
+            <w:tcBorders>
+              <w:top w:val="single" w:color="CCCCCC" w:sz="1"/>
+              <w:left w:val="single" w:color="CCCCCC" w:sz="1"/>
+              <w:bottom w:val="single" w:color="CCCCCC" w:sz="1"/>
+              <w:right w:val="single" w:color="CCCCCC" w:sz="1"/>
+            </w:tcBorders>
+            <w:shd w:fill="F9F9F9" w:val="clear"/>
+            <w:tcMar>
+              <w:top w:type="dxa" w:w="80"/>
+              <w:left w:type="dxa" w:w="120"/>
+              <w:bottom w:type="dxa" w:w="80"/>
+              <w:right w:type="dxa" w:w="120"/>
+            </w:tcMar>
+          </w:tcPr>
+          <w:p>
+            <w:r>
+              <w:rPr>
+                <w:rFonts w:ascii="Arial" w:cs="Arial" w:eastAsia="Arial" w:hAnsi="Arial"/>
                 <w:sz w:val="18"/>
                 <w:szCs w:val="18"/>
               </w:rPr>
@@ -183,26 +182,25 @@
         </w:tc>
         <w:tc>
           <w:tcPr>
-            <w:tcW w:type="dxa" w:w="5760"/>
-            <w:tcBorders>
-              <w:top w:val="single" w:color="DDDDDD" w:sz="1"/>
-              <w:left w:val="single" w:color="DDDDDD" w:sz="1"/>
-              <w:bottom w:val="single" w:color="DDDDDD" w:sz="1"/>
-              <w:right w:val="single" w:color="DDDDDD" w:sz="1"/>
-            </w:tcBorders>
-            <w:shd w:fill="FAFAFA" w:val="clear"/>
-            <w:tcMar>
-              <w:top w:type="dxa" w:w="80"/>
-              <w:left w:type="dxa" w:w="120"/>
-              <w:bottom w:type="dxa" w:w="80"/>
-              <w:right w:type="dxa" w:w="120"/>
-            </w:tcMar>
-          </w:tcPr>
-          <w:p>
-            <w:r>
-              <w:rPr>
-                <w:rFonts w:ascii="Arial" w:cs="Arial" w:eastAsia="Arial" w:hAnsi="Arial"/>
-                <w:color w:val="111111"/>
+            <w:tcW w:type="dxa" w:w="6240"/>
+            <w:tcBorders>
+              <w:top w:val="single" w:color="CCCCCC" w:sz="1"/>
+              <w:left w:val="single" w:color="CCCCCC" w:sz="1"/>
+              <w:bottom w:val="single" w:color="CCCCCC" w:sz="1"/>
+              <w:right w:val="single" w:color="CCCCCC" w:sz="1"/>
+            </w:tcBorders>
+            <w:shd w:fill="F9F9F9" w:val="clear"/>
+            <w:tcMar>
+              <w:top w:type="dxa" w:w="80"/>
+              <w:left w:type="dxa" w:w="120"/>
+              <w:bottom w:type="dxa" w:w="80"/>
+              <w:right w:type="dxa" w:w="120"/>
+            </w:tcMar>
+          </w:tcPr>
+          <w:p>
+            <w:r>
+              <w:rPr>
+                <w:rFonts w:ascii="Arial" w:cs="Arial" w:eastAsia="Arial" w:hAnsi="Arial"/>
                 <w:sz w:val="18"/>
                 <w:szCs w:val="18"/>
               </w:rPr>
@@ -214,12 +212,12 @@
       <w:tr>
         <w:tc>
           <w:tcPr>
-            <w:tcW w:type="dxa" w:w="3600"/>
-            <w:tcBorders>
-              <w:top w:val="single" w:color="DDDDDD" w:sz="1"/>
-              <w:left w:val="single" w:color="DDDDDD" w:sz="1"/>
-              <w:bottom w:val="single" w:color="DDDDDD" w:sz="1"/>
-              <w:right w:val="single" w:color="DDDDDD" w:sz="1"/>
+            <w:tcW w:type="dxa" w:w="3120"/>
+            <w:tcBorders>
+              <w:top w:val="single" w:color="CCCCCC" w:sz="1"/>
+              <w:left w:val="single" w:color="CCCCCC" w:sz="1"/>
+              <w:bottom w:val="single" w:color="CCCCCC" w:sz="1"/>
+              <w:right w:val="single" w:color="CCCCCC" w:sz="1"/>
             </w:tcBorders>
             <w:shd w:fill="FFFFFF" w:val="clear"/>
             <w:tcMar>
@@ -233,7 +231,6 @@
             <w:r>
               <w:rPr>
                 <w:rFonts w:ascii="Arial" w:cs="Arial" w:eastAsia="Arial" w:hAnsi="Arial"/>
-                <w:color w:val="111111"/>
                 <w:sz w:val="18"/>
                 <w:szCs w:val="18"/>
               </w:rPr>
@@ -243,12 +240,12 @@
         </w:tc>
         <w:tc>
           <w:tcPr>
-            <w:tcW w:type="dxa" w:w="5760"/>
-            <w:tcBorders>
-              <w:top w:val="single" w:color="DDDDDD" w:sz="1"/>
-              <w:left w:val="single" w:color="DDDDDD" w:sz="1"/>
-              <w:bottom w:val="single" w:color="DDDDDD" w:sz="1"/>
-              <w:right w:val="single" w:color="DDDDDD" w:sz="1"/>
+            <w:tcW w:type="dxa" w:w="6240"/>
+            <w:tcBorders>
+              <w:top w:val="single" w:color="CCCCCC" w:sz="1"/>
+              <w:left w:val="single" w:color="CCCCCC" w:sz="1"/>
+              <w:bottom w:val="single" w:color="CCCCCC" w:sz="1"/>
+              <w:right w:val="single" w:color="CCCCCC" w:sz="1"/>
             </w:tcBorders>
             <w:shd w:fill="FFFFFF" w:val="clear"/>
             <w:tcMar>
@@ -262,7 +259,6 @@
             <w:r>
               <w:rPr>
                 <w:rFonts w:ascii="Arial" w:cs="Arial" w:eastAsia="Arial" w:hAnsi="Arial"/>
-                <w:color w:val="111111"/>
                 <w:sz w:val="18"/>
                 <w:szCs w:val="18"/>
               </w:rPr>
@@ -274,26 +270,25 @@
       <w:tr>
         <w:tc>
           <w:tcPr>
-            <w:tcW w:type="dxa" w:w="3600"/>
-            <w:tcBorders>
-              <w:top w:val="single" w:color="DDDDDD" w:sz="1"/>
-              <w:left w:val="single" w:color="DDDDDD" w:sz="1"/>
-              <w:bottom w:val="single" w:color="DDDDDD" w:sz="1"/>
-              <w:right w:val="single" w:color="DDDDDD" w:sz="1"/>
-            </w:tcBorders>
-            <w:shd w:fill="FAFAFA" w:val="clear"/>
-            <w:tcMar>
-              <w:top w:type="dxa" w:w="80"/>
-              <w:left w:type="dxa" w:w="120"/>
-              <w:bottom w:type="dxa" w:w="80"/>
-              <w:right w:type="dxa" w:w="120"/>
-            </w:tcMar>
-          </w:tcPr>
-          <w:p>
-            <w:r>
-              <w:rPr>
-                <w:rFonts w:ascii="Arial" w:cs="Arial" w:eastAsia="Arial" w:hAnsi="Arial"/>
-                <w:color w:val="111111"/>
+            <w:tcW w:type="dxa" w:w="3120"/>
+            <w:tcBorders>
+              <w:top w:val="single" w:color="CCCCCC" w:sz="1"/>
+              <w:left w:val="single" w:color="CCCCCC" w:sz="1"/>
+              <w:bottom w:val="single" w:color="CCCCCC" w:sz="1"/>
+              <w:right w:val="single" w:color="CCCCCC" w:sz="1"/>
+            </w:tcBorders>
+            <w:shd w:fill="F9F9F9" w:val="clear"/>
+            <w:tcMar>
+              <w:top w:type="dxa" w:w="80"/>
+              <w:left w:type="dxa" w:w="120"/>
+              <w:bottom w:type="dxa" w:w="80"/>
+              <w:right w:type="dxa" w:w="120"/>
+            </w:tcMar>
+          </w:tcPr>
+          <w:p>
+            <w:r>
+              <w:rPr>
+                <w:rFonts w:ascii="Arial" w:cs="Arial" w:eastAsia="Arial" w:hAnsi="Arial"/>
                 <w:sz w:val="18"/>
                 <w:szCs w:val="18"/>
               </w:rPr>
@@ -303,26 +298,25 @@
         </w:tc>
         <w:tc>
           <w:tcPr>
-            <w:tcW w:type="dxa" w:w="5760"/>
-            <w:tcBorders>
-              <w:top w:val="single" w:color="DDDDDD" w:sz="1"/>
-              <w:left w:val="single" w:color="DDDDDD" w:sz="1"/>
-              <w:bottom w:val="single" w:color="DDDDDD" w:sz="1"/>
-              <w:right w:val="single" w:color="DDDDDD" w:sz="1"/>
-            </w:tcBorders>
-            <w:shd w:fill="FAFAFA" w:val="clear"/>
-            <w:tcMar>
-              <w:top w:type="dxa" w:w="80"/>
-              <w:left w:type="dxa" w:w="120"/>
-              <w:bottom w:type="dxa" w:w="80"/>
-              <w:right w:type="dxa" w:w="120"/>
-            </w:tcMar>
-          </w:tcPr>
-          <w:p>
-            <w:r>
-              <w:rPr>
-                <w:rFonts w:ascii="Arial" w:cs="Arial" w:eastAsia="Arial" w:hAnsi="Arial"/>
-                <w:color w:val="111111"/>
+            <w:tcW w:type="dxa" w:w="6240"/>
+            <w:tcBorders>
+              <w:top w:val="single" w:color="CCCCCC" w:sz="1"/>
+              <w:left w:val="single" w:color="CCCCCC" w:sz="1"/>
+              <w:bottom w:val="single" w:color="CCCCCC" w:sz="1"/>
+              <w:right w:val="single" w:color="CCCCCC" w:sz="1"/>
+            </w:tcBorders>
+            <w:shd w:fill="F9F9F9" w:val="clear"/>
+            <w:tcMar>
+              <w:top w:type="dxa" w:w="80"/>
+              <w:left w:type="dxa" w:w="120"/>
+              <w:bottom w:type="dxa" w:w="80"/>
+              <w:right w:type="dxa" w:w="120"/>
+            </w:tcMar>
+          </w:tcPr>
+          <w:p>
+            <w:r>
+              <w:rPr>
+                <w:rFonts w:ascii="Arial" w:cs="Arial" w:eastAsia="Arial" w:hAnsi="Arial"/>
                 <w:sz w:val="18"/>
                 <w:szCs w:val="18"/>
               </w:rPr>
@@ -334,12 +328,12 @@
       <w:tr>
         <w:tc>
           <w:tcPr>
-            <w:tcW w:type="dxa" w:w="3600"/>
-            <w:tcBorders>
-              <w:top w:val="single" w:color="DDDDDD" w:sz="1"/>
-              <w:left w:val="single" w:color="DDDDDD" w:sz="1"/>
-              <w:bottom w:val="single" w:color="DDDDDD" w:sz="1"/>
-              <w:right w:val="single" w:color="DDDDDD" w:sz="1"/>
+            <w:tcW w:type="dxa" w:w="3120"/>
+            <w:tcBorders>
+              <w:top w:val="single" w:color="CCCCCC" w:sz="1"/>
+              <w:left w:val="single" w:color="CCCCCC" w:sz="1"/>
+              <w:bottom w:val="single" w:color="CCCCCC" w:sz="1"/>
+              <w:right w:val="single" w:color="CCCCCC" w:sz="1"/>
             </w:tcBorders>
             <w:shd w:fill="FFFFFF" w:val="clear"/>
             <w:tcMar>
@@ -353,7 +347,6 @@
             <w:r>
               <w:rPr>
                 <w:rFonts w:ascii="Arial" w:cs="Arial" w:eastAsia="Arial" w:hAnsi="Arial"/>
-                <w:color w:val="111111"/>
                 <w:sz w:val="18"/>
                 <w:szCs w:val="18"/>
               </w:rPr>
@@ -363,12 +356,12 @@
         </w:tc>
         <w:tc>
           <w:tcPr>
-            <w:tcW w:type="dxa" w:w="5760"/>
-            <w:tcBorders>
-              <w:top w:val="single" w:color="DDDDDD" w:sz="1"/>
-              <w:left w:val="single" w:color="DDDDDD" w:sz="1"/>
-              <w:bottom w:val="single" w:color="DDDDDD" w:sz="1"/>
-              <w:right w:val="single" w:color="DDDDDD" w:sz="1"/>
+            <w:tcW w:type="dxa" w:w="6240"/>
+            <w:tcBorders>
+              <w:top w:val="single" w:color="CCCCCC" w:sz="1"/>
+              <w:left w:val="single" w:color="CCCCCC" w:sz="1"/>
+              <w:bottom w:val="single" w:color="CCCCCC" w:sz="1"/>
+              <w:right w:val="single" w:color="CCCCCC" w:sz="1"/>
             </w:tcBorders>
             <w:shd w:fill="FFFFFF" w:val="clear"/>
             <w:tcMar>
@@ -382,7 +375,6 @@
             <w:r>
               <w:rPr>
                 <w:rFonts w:ascii="Arial" w:cs="Arial" w:eastAsia="Arial" w:hAnsi="Arial"/>
-                <w:color w:val="111111"/>
                 <w:sz w:val="18"/>
                 <w:szCs w:val="18"/>
               </w:rPr>
@@ -394,26 +386,25 @@
       <w:tr>
         <w:tc>
           <w:tcPr>
-            <w:tcW w:type="dxa" w:w="3600"/>
-            <w:tcBorders>
-              <w:top w:val="single" w:color="DDDDDD" w:sz="1"/>
-              <w:left w:val="single" w:color="DDDDDD" w:sz="1"/>
-              <w:bottom w:val="single" w:color="DDDDDD" w:sz="1"/>
-              <w:right w:val="single" w:color="DDDDDD" w:sz="1"/>
-            </w:tcBorders>
-            <w:shd w:fill="FAFAFA" w:val="clear"/>
-            <w:tcMar>
-              <w:top w:type="dxa" w:w="80"/>
-              <w:left w:type="dxa" w:w="120"/>
-              <w:bottom w:type="dxa" w:w="80"/>
-              <w:right w:type="dxa" w:w="120"/>
-            </w:tcMar>
-          </w:tcPr>
-          <w:p>
-            <w:r>
-              <w:rPr>
-                <w:rFonts w:ascii="Arial" w:cs="Arial" w:eastAsia="Arial" w:hAnsi="Arial"/>
-                <w:color w:val="111111"/>
+            <w:tcW w:type="dxa" w:w="3120"/>
+            <w:tcBorders>
+              <w:top w:val="single" w:color="CCCCCC" w:sz="1"/>
+              <w:left w:val="single" w:color="CCCCCC" w:sz="1"/>
+              <w:bottom w:val="single" w:color="CCCCCC" w:sz="1"/>
+              <w:right w:val="single" w:color="CCCCCC" w:sz="1"/>
+            </w:tcBorders>
+            <w:shd w:fill="F9F9F9" w:val="clear"/>
+            <w:tcMar>
+              <w:top w:type="dxa" w:w="80"/>
+              <w:left w:type="dxa" w:w="120"/>
+              <w:bottom w:type="dxa" w:w="80"/>
+              <w:right w:type="dxa" w:w="120"/>
+            </w:tcMar>
+          </w:tcPr>
+          <w:p>
+            <w:r>
+              <w:rPr>
+                <w:rFonts w:ascii="Arial" w:cs="Arial" w:eastAsia="Arial" w:hAnsi="Arial"/>
                 <w:sz w:val="18"/>
                 <w:szCs w:val="18"/>
               </w:rPr>
@@ -423,26 +414,25 @@
         </w:tc>
         <w:tc>
           <w:tcPr>
-            <w:tcW w:type="dxa" w:w="5760"/>
-            <w:tcBorders>
-              <w:top w:val="single" w:color="DDDDDD" w:sz="1"/>
-              <w:left w:val="single" w:color="DDDDDD" w:sz="1"/>
-              <w:bottom w:val="single" w:color="DDDDDD" w:sz="1"/>
-              <w:right w:val="single" w:color="DDDDDD" w:sz="1"/>
-            </w:tcBorders>
-            <w:shd w:fill="FAFAFA" w:val="clear"/>
-            <w:tcMar>
-              <w:top w:type="dxa" w:w="80"/>
-              <w:left w:type="dxa" w:w="120"/>
-              <w:bottom w:type="dxa" w:w="80"/>
-              <w:right w:type="dxa" w:w="120"/>
-            </w:tcMar>
-          </w:tcPr>
-          <w:p>
-            <w:r>
-              <w:rPr>
-                <w:rFonts w:ascii="Arial" w:cs="Arial" w:eastAsia="Arial" w:hAnsi="Arial"/>
-                <w:color w:val="111111"/>
+            <w:tcW w:type="dxa" w:w="6240"/>
+            <w:tcBorders>
+              <w:top w:val="single" w:color="CCCCCC" w:sz="1"/>
+              <w:left w:val="single" w:color="CCCCCC" w:sz="1"/>
+              <w:bottom w:val="single" w:color="CCCCCC" w:sz="1"/>
+              <w:right w:val="single" w:color="CCCCCC" w:sz="1"/>
+            </w:tcBorders>
+            <w:shd w:fill="F9F9F9" w:val="clear"/>
+            <w:tcMar>
+              <w:top w:type="dxa" w:w="80"/>
+              <w:left w:type="dxa" w:w="120"/>
+              <w:bottom w:type="dxa" w:w="80"/>
+              <w:right w:type="dxa" w:w="120"/>
+            </w:tcMar>
+          </w:tcPr>
+          <w:p>
+            <w:r>
+              <w:rPr>
+                <w:rFonts w:ascii="Arial" w:cs="Arial" w:eastAsia="Arial" w:hAnsi="Arial"/>
                 <w:sz w:val="18"/>
                 <w:szCs w:val="18"/>
               </w:rPr>
@@ -454,12 +444,12 @@
       <w:tr>
         <w:tc>
           <w:tcPr>
-            <w:tcW w:type="dxa" w:w="3600"/>
-            <w:tcBorders>
-              <w:top w:val="single" w:color="DDDDDD" w:sz="1"/>
-              <w:left w:val="single" w:color="DDDDDD" w:sz="1"/>
-              <w:bottom w:val="single" w:color="DDDDDD" w:sz="1"/>
-              <w:right w:val="single" w:color="DDDDDD" w:sz="1"/>
+            <w:tcW w:type="dxa" w:w="3120"/>
+            <w:tcBorders>
+              <w:top w:val="single" w:color="CCCCCC" w:sz="1"/>
+              <w:left w:val="single" w:color="CCCCCC" w:sz="1"/>
+              <w:bottom w:val="single" w:color="CCCCCC" w:sz="1"/>
+              <w:right w:val="single" w:color="CCCCCC" w:sz="1"/>
             </w:tcBorders>
             <w:shd w:fill="FFFFFF" w:val="clear"/>
             <w:tcMar>
@@ -473,7 +463,6 @@
             <w:r>
               <w:rPr>
                 <w:rFonts w:ascii="Arial" w:cs="Arial" w:eastAsia="Arial" w:hAnsi="Arial"/>
-                <w:color w:val="111111"/>
                 <w:sz w:val="18"/>
                 <w:szCs w:val="18"/>
               </w:rPr>
@@ -483,12 +472,12 @@
         </w:tc>
         <w:tc>
           <w:tcPr>
-            <w:tcW w:type="dxa" w:w="5760"/>
-            <w:tcBorders>
-              <w:top w:val="single" w:color="DDDDDD" w:sz="1"/>
-              <w:left w:val="single" w:color="DDDDDD" w:sz="1"/>
-              <w:bottom w:val="single" w:color="DDDDDD" w:sz="1"/>
-              <w:right w:val="single" w:color="DDDDDD" w:sz="1"/>
+            <w:tcW w:type="dxa" w:w="6240"/>
+            <w:tcBorders>
+              <w:top w:val="single" w:color="CCCCCC" w:sz="1"/>
+              <w:left w:val="single" w:color="CCCCCC" w:sz="1"/>
+              <w:bottom w:val="single" w:color="CCCCCC" w:sz="1"/>
+              <w:right w:val="single" w:color="CCCCCC" w:sz="1"/>
             </w:tcBorders>
             <w:shd w:fill="FFFFFF" w:val="clear"/>
             <w:tcMar>
@@ -502,7 +491,6 @@
             <w:r>
               <w:rPr>
                 <w:rFonts w:ascii="Arial" w:cs="Arial" w:eastAsia="Arial" w:hAnsi="Arial"/>
-                <w:color w:val="111111"/>
                 <w:sz w:val="18"/>
                 <w:szCs w:val="18"/>
               </w:rPr>
@@ -514,26 +502,25 @@
       <w:tr>
         <w:tc>
           <w:tcPr>
-            <w:tcW w:type="dxa" w:w="3600"/>
-            <w:tcBorders>
-              <w:top w:val="single" w:color="DDDDDD" w:sz="1"/>
-              <w:left w:val="single" w:color="DDDDDD" w:sz="1"/>
-              <w:bottom w:val="single" w:color="DDDDDD" w:sz="1"/>
-              <w:right w:val="single" w:color="DDDDDD" w:sz="1"/>
-            </w:tcBorders>
-            <w:shd w:fill="FAFAFA" w:val="clear"/>
-            <w:tcMar>
-              <w:top w:type="dxa" w:w="80"/>
-              <w:left w:type="dxa" w:w="120"/>
-              <w:bottom w:type="dxa" w:w="80"/>
-              <w:right w:type="dxa" w:w="120"/>
-            </w:tcMar>
-          </w:tcPr>
-          <w:p>
-            <w:r>
-              <w:rPr>
-                <w:rFonts w:ascii="Arial" w:cs="Arial" w:eastAsia="Arial" w:hAnsi="Arial"/>
-                <w:color w:val="111111"/>
+            <w:tcW w:type="dxa" w:w="3120"/>
+            <w:tcBorders>
+              <w:top w:val="single" w:color="CCCCCC" w:sz="1"/>
+              <w:left w:val="single" w:color="CCCCCC" w:sz="1"/>
+              <w:bottom w:val="single" w:color="CCCCCC" w:sz="1"/>
+              <w:right w:val="single" w:color="CCCCCC" w:sz="1"/>
+            </w:tcBorders>
+            <w:shd w:fill="F9F9F9" w:val="clear"/>
+            <w:tcMar>
+              <w:top w:type="dxa" w:w="80"/>
+              <w:left w:type="dxa" w:w="120"/>
+              <w:bottom w:type="dxa" w:w="80"/>
+              <w:right w:type="dxa" w:w="120"/>
+            </w:tcMar>
+          </w:tcPr>
+          <w:p>
+            <w:r>
+              <w:rPr>
+                <w:rFonts w:ascii="Arial" w:cs="Arial" w:eastAsia="Arial" w:hAnsi="Arial"/>
                 <w:sz w:val="18"/>
                 <w:szCs w:val="18"/>
               </w:rPr>
@@ -543,26 +530,25 @@
         </w:tc>
         <w:tc>
           <w:tcPr>
-            <w:tcW w:type="dxa" w:w="5760"/>
-            <w:tcBorders>
-              <w:top w:val="single" w:color="DDDDDD" w:sz="1"/>
-              <w:left w:val="single" w:color="DDDDDD" w:sz="1"/>
-              <w:bottom w:val="single" w:color="DDDDDD" w:sz="1"/>
-              <w:right w:val="single" w:color="DDDDDD" w:sz="1"/>
-            </w:tcBorders>
-            <w:shd w:fill="FAFAFA" w:val="clear"/>
-            <w:tcMar>
-              <w:top w:type="dxa" w:w="80"/>
-              <w:left w:type="dxa" w:w="120"/>
-              <w:bottom w:type="dxa" w:w="80"/>
-              <w:right w:type="dxa" w:w="120"/>
-            </w:tcMar>
-          </w:tcPr>
-          <w:p>
-            <w:r>
-              <w:rPr>
-                <w:rFonts w:ascii="Arial" w:cs="Arial" w:eastAsia="Arial" w:hAnsi="Arial"/>
-                <w:color w:val="111111"/>
+            <w:tcW w:type="dxa" w:w="6240"/>
+            <w:tcBorders>
+              <w:top w:val="single" w:color="CCCCCC" w:sz="1"/>
+              <w:left w:val="single" w:color="CCCCCC" w:sz="1"/>
+              <w:bottom w:val="single" w:color="CCCCCC" w:sz="1"/>
+              <w:right w:val="single" w:color="CCCCCC" w:sz="1"/>
+            </w:tcBorders>
+            <w:shd w:fill="F9F9F9" w:val="clear"/>
+            <w:tcMar>
+              <w:top w:type="dxa" w:w="80"/>
+              <w:left w:type="dxa" w:w="120"/>
+              <w:bottom w:type="dxa" w:w="80"/>
+              <w:right w:type="dxa" w:w="120"/>
+            </w:tcMar>
+          </w:tcPr>
+          <w:p>
+            <w:r>
+              <w:rPr>
+                <w:rFonts w:ascii="Arial" w:cs="Arial" w:eastAsia="Arial" w:hAnsi="Arial"/>
                 <w:sz w:val="18"/>
                 <w:szCs w:val="18"/>
               </w:rPr>
@@ -574,12 +560,12 @@
       <w:tr>
         <w:tc>
           <w:tcPr>
-            <w:tcW w:type="dxa" w:w="3600"/>
-            <w:tcBorders>
-              <w:top w:val="single" w:color="DDDDDD" w:sz="1"/>
-              <w:left w:val="single" w:color="DDDDDD" w:sz="1"/>
-              <w:bottom w:val="single" w:color="DDDDDD" w:sz="1"/>
-              <w:right w:val="single" w:color="DDDDDD" w:sz="1"/>
+            <w:tcW w:type="dxa" w:w="3120"/>
+            <w:tcBorders>
+              <w:top w:val="single" w:color="CCCCCC" w:sz="1"/>
+              <w:left w:val="single" w:color="CCCCCC" w:sz="1"/>
+              <w:bottom w:val="single" w:color="CCCCCC" w:sz="1"/>
+              <w:right w:val="single" w:color="CCCCCC" w:sz="1"/>
             </w:tcBorders>
             <w:shd w:fill="FFFFFF" w:val="clear"/>
             <w:tcMar>
@@ -593,7 +579,6 @@
             <w:r>
               <w:rPr>
                 <w:rFonts w:ascii="Arial" w:cs="Arial" w:eastAsia="Arial" w:hAnsi="Arial"/>
-                <w:color w:val="111111"/>
                 <w:sz w:val="18"/>
                 <w:szCs w:val="18"/>
               </w:rPr>
@@ -603,12 +588,12 @@
         </w:tc>
         <w:tc>
           <w:tcPr>
-            <w:tcW w:type="dxa" w:w="5760"/>
-            <w:tcBorders>
-              <w:top w:val="single" w:color="DDDDDD" w:sz="1"/>
-              <w:left w:val="single" w:color="DDDDDD" w:sz="1"/>
-              <w:bottom w:val="single" w:color="DDDDDD" w:sz="1"/>
-              <w:right w:val="single" w:color="DDDDDD" w:sz="1"/>
+            <w:tcW w:type="dxa" w:w="6240"/>
+            <w:tcBorders>
+              <w:top w:val="single" w:color="CCCCCC" w:sz="1"/>
+              <w:left w:val="single" w:color="CCCCCC" w:sz="1"/>
+              <w:bottom w:val="single" w:color="CCCCCC" w:sz="1"/>
+              <w:right w:val="single" w:color="CCCCCC" w:sz="1"/>
             </w:tcBorders>
             <w:shd w:fill="FFFFFF" w:val="clear"/>
             <w:tcMar>
@@ -622,7 +607,6 @@
             <w:r>
               <w:rPr>
                 <w:rFonts w:ascii="Arial" w:cs="Arial" w:eastAsia="Arial" w:hAnsi="Arial"/>
-                <w:color w:val="111111"/>
                 <w:sz w:val="18"/>
                 <w:szCs w:val="18"/>
               </w:rPr>
@@ -634,26 +618,25 @@
       <w:tr>
         <w:tc>
           <w:tcPr>
-            <w:tcW w:type="dxa" w:w="3600"/>
-            <w:tcBorders>
-              <w:top w:val="single" w:color="DDDDDD" w:sz="1"/>
-              <w:left w:val="single" w:color="DDDDDD" w:sz="1"/>
-              <w:bottom w:val="single" w:color="DDDDDD" w:sz="1"/>
-              <w:right w:val="single" w:color="DDDDDD" w:sz="1"/>
-            </w:tcBorders>
-            <w:shd w:fill="FAFAFA" w:val="clear"/>
-            <w:tcMar>
-              <w:top w:type="dxa" w:w="80"/>
-              <w:left w:type="dxa" w:w="120"/>
-              <w:bottom w:type="dxa" w:w="80"/>
-              <w:right w:type="dxa" w:w="120"/>
-            </w:tcMar>
-          </w:tcPr>
-          <w:p>
-            <w:r>
-              <w:rPr>
-                <w:rFonts w:ascii="Arial" w:cs="Arial" w:eastAsia="Arial" w:hAnsi="Arial"/>
-                <w:color w:val="111111"/>
+            <w:tcW w:type="dxa" w:w="3120"/>
+            <w:tcBorders>
+              <w:top w:val="single" w:color="CCCCCC" w:sz="1"/>
+              <w:left w:val="single" w:color="CCCCCC" w:sz="1"/>
+              <w:bottom w:val="single" w:color="CCCCCC" w:sz="1"/>
+              <w:right w:val="single" w:color="CCCCCC" w:sz="1"/>
+            </w:tcBorders>
+            <w:shd w:fill="F9F9F9" w:val="clear"/>
+            <w:tcMar>
+              <w:top w:type="dxa" w:w="80"/>
+              <w:left w:type="dxa" w:w="120"/>
+              <w:bottom w:type="dxa" w:w="80"/>
+              <w:right w:type="dxa" w:w="120"/>
+            </w:tcMar>
+          </w:tcPr>
+          <w:p>
+            <w:r>
+              <w:rPr>
+                <w:rFonts w:ascii="Arial" w:cs="Arial" w:eastAsia="Arial" w:hAnsi="Arial"/>
                 <w:sz w:val="18"/>
                 <w:szCs w:val="18"/>
               </w:rPr>
@@ -663,26 +646,25 @@
         </w:tc>
         <w:tc>
           <w:tcPr>
-            <w:tcW w:type="dxa" w:w="5760"/>
-            <w:tcBorders>
-              <w:top w:val="single" w:color="DDDDDD" w:sz="1"/>
-              <w:left w:val="single" w:color="DDDDDD" w:sz="1"/>
-              <w:bottom w:val="single" w:color="DDDDDD" w:sz="1"/>
-              <w:right w:val="single" w:color="DDDDDD" w:sz="1"/>
-            </w:tcBorders>
-            <w:shd w:fill="FAFAFA" w:val="clear"/>
-            <w:tcMar>
-              <w:top w:type="dxa" w:w="80"/>
-              <w:left w:type="dxa" w:w="120"/>
-              <w:bottom w:type="dxa" w:w="80"/>
-              <w:right w:type="dxa" w:w="120"/>
-            </w:tcMar>
-          </w:tcPr>
-          <w:p>
-            <w:r>
-              <w:rPr>
-                <w:rFonts w:ascii="Arial" w:cs="Arial" w:eastAsia="Arial" w:hAnsi="Arial"/>
-                <w:color w:val="111111"/>
+            <w:tcW w:type="dxa" w:w="6240"/>
+            <w:tcBorders>
+              <w:top w:val="single" w:color="CCCCCC" w:sz="1"/>
+              <w:left w:val="single" w:color="CCCCCC" w:sz="1"/>
+              <w:bottom w:val="single" w:color="CCCCCC" w:sz="1"/>
+              <w:right w:val="single" w:color="CCCCCC" w:sz="1"/>
+            </w:tcBorders>
+            <w:shd w:fill="F9F9F9" w:val="clear"/>
+            <w:tcMar>
+              <w:top w:type="dxa" w:w="80"/>
+              <w:left w:type="dxa" w:w="120"/>
+              <w:bottom w:type="dxa" w:w="80"/>
+              <w:right w:type="dxa" w:w="120"/>
+            </w:tcMar>
+          </w:tcPr>
+          <w:p>
+            <w:r>
+              <w:rPr>
+                <w:rFonts w:ascii="Arial" w:cs="Arial" w:eastAsia="Arial" w:hAnsi="Arial"/>
                 <w:sz w:val="18"/>
                 <w:szCs w:val="18"/>
               </w:rPr>
@@ -694,12 +676,12 @@
       <w:tr>
         <w:tc>
           <w:tcPr>
-            <w:tcW w:type="dxa" w:w="3600"/>
-            <w:tcBorders>
-              <w:top w:val="single" w:color="DDDDDD" w:sz="1"/>
-              <w:left w:val="single" w:color="DDDDDD" w:sz="1"/>
-              <w:bottom w:val="single" w:color="DDDDDD" w:sz="1"/>
-              <w:right w:val="single" w:color="DDDDDD" w:sz="1"/>
+            <w:tcW w:type="dxa" w:w="3120"/>
+            <w:tcBorders>
+              <w:top w:val="single" w:color="CCCCCC" w:sz="1"/>
+              <w:left w:val="single" w:color="CCCCCC" w:sz="1"/>
+              <w:bottom w:val="single" w:color="CCCCCC" w:sz="1"/>
+              <w:right w:val="single" w:color="CCCCCC" w:sz="1"/>
             </w:tcBorders>
             <w:shd w:fill="FFFFFF" w:val="clear"/>
             <w:tcMar>
@@ -713,7 +695,6 @@
             <w:r>
               <w:rPr>
                 <w:rFonts w:ascii="Arial" w:cs="Arial" w:eastAsia="Arial" w:hAnsi="Arial"/>
-                <w:color w:val="111111"/>
                 <w:sz w:val="18"/>
                 <w:szCs w:val="18"/>
               </w:rPr>
@@ -723,12 +704,12 @@
         </w:tc>
         <w:tc>
           <w:tcPr>
-            <w:tcW w:type="dxa" w:w="5760"/>
-            <w:tcBorders>
-              <w:top w:val="single" w:color="DDDDDD" w:sz="1"/>
-              <w:left w:val="single" w:color="DDDDDD" w:sz="1"/>
-              <w:bottom w:val="single" w:color="DDDDDD" w:sz="1"/>
-              <w:right w:val="single" w:color="DDDDDD" w:sz="1"/>
+            <w:tcW w:type="dxa" w:w="6240"/>
+            <w:tcBorders>
+              <w:top w:val="single" w:color="CCCCCC" w:sz="1"/>
+              <w:left w:val="single" w:color="CCCCCC" w:sz="1"/>
+              <w:bottom w:val="single" w:color="CCCCCC" w:sz="1"/>
+              <w:right w:val="single" w:color="CCCCCC" w:sz="1"/>
             </w:tcBorders>
             <w:shd w:fill="FFFFFF" w:val="clear"/>
             <w:tcMar>
@@ -742,7 +723,6 @@
             <w:r>
               <w:rPr>
                 <w:rFonts w:ascii="Arial" w:cs="Arial" w:eastAsia="Arial" w:hAnsi="Arial"/>
-                <w:color w:val="111111"/>
                 <w:sz w:val="18"/>
                 <w:szCs w:val="18"/>
               </w:rPr>
@@ -754,26 +734,25 @@
       <w:tr>
         <w:tc>
           <w:tcPr>
-            <w:tcW w:type="dxa" w:w="3600"/>
-            <w:tcBorders>
-              <w:top w:val="single" w:color="DDDDDD" w:sz="1"/>
-              <w:left w:val="single" w:color="DDDDDD" w:sz="1"/>
-              <w:bottom w:val="single" w:color="DDDDDD" w:sz="1"/>
-              <w:right w:val="single" w:color="DDDDDD" w:sz="1"/>
-            </w:tcBorders>
-            <w:shd w:fill="FAFAFA" w:val="clear"/>
-            <w:tcMar>
-              <w:top w:type="dxa" w:w="80"/>
-              <w:left w:type="dxa" w:w="120"/>
-              <w:bottom w:type="dxa" w:w="80"/>
-              <w:right w:type="dxa" w:w="120"/>
-            </w:tcMar>
-          </w:tcPr>
-          <w:p>
-            <w:r>
-              <w:rPr>
-                <w:rFonts w:ascii="Arial" w:cs="Arial" w:eastAsia="Arial" w:hAnsi="Arial"/>
-                <w:color w:val="111111"/>
+            <w:tcW w:type="dxa" w:w="3120"/>
+            <w:tcBorders>
+              <w:top w:val="single" w:color="CCCCCC" w:sz="1"/>
+              <w:left w:val="single" w:color="CCCCCC" w:sz="1"/>
+              <w:bottom w:val="single" w:color="CCCCCC" w:sz="1"/>
+              <w:right w:val="single" w:color="CCCCCC" w:sz="1"/>
+            </w:tcBorders>
+            <w:shd w:fill="F9F9F9" w:val="clear"/>
+            <w:tcMar>
+              <w:top w:type="dxa" w:w="80"/>
+              <w:left w:type="dxa" w:w="120"/>
+              <w:bottom w:type="dxa" w:w="80"/>
+              <w:right w:type="dxa" w:w="120"/>
+            </w:tcMar>
+          </w:tcPr>
+          <w:p>
+            <w:r>
+              <w:rPr>
+                <w:rFonts w:ascii="Arial" w:cs="Arial" w:eastAsia="Arial" w:hAnsi="Arial"/>
                 <w:sz w:val="18"/>
                 <w:szCs w:val="18"/>
               </w:rPr>
@@ -783,26 +762,25 @@
         </w:tc>
         <w:tc>
           <w:tcPr>
-            <w:tcW w:type="dxa" w:w="5760"/>
-            <w:tcBorders>
-              <w:top w:val="single" w:color="DDDDDD" w:sz="1"/>
-              <w:left w:val="single" w:color="DDDDDD" w:sz="1"/>
-              <w:bottom w:val="single" w:color="DDDDDD" w:sz="1"/>
-              <w:right w:val="single" w:color="DDDDDD" w:sz="1"/>
-            </w:tcBorders>
-            <w:shd w:fill="FAFAFA" w:val="clear"/>
-            <w:tcMar>
-              <w:top w:type="dxa" w:w="80"/>
-              <w:left w:type="dxa" w:w="120"/>
-              <w:bottom w:type="dxa" w:w="80"/>
-              <w:right w:type="dxa" w:w="120"/>
-            </w:tcMar>
-          </w:tcPr>
-          <w:p>
-            <w:r>
-              <w:rPr>
-                <w:rFonts w:ascii="Arial" w:cs="Arial" w:eastAsia="Arial" w:hAnsi="Arial"/>
-                <w:color w:val="111111"/>
+            <w:tcW w:type="dxa" w:w="6240"/>
+            <w:tcBorders>
+              <w:top w:val="single" w:color="CCCCCC" w:sz="1"/>
+              <w:left w:val="single" w:color="CCCCCC" w:sz="1"/>
+              <w:bottom w:val="single" w:color="CCCCCC" w:sz="1"/>
+              <w:right w:val="single" w:color="CCCCCC" w:sz="1"/>
+            </w:tcBorders>
+            <w:shd w:fill="F9F9F9" w:val="clear"/>
+            <w:tcMar>
+              <w:top w:type="dxa" w:w="80"/>
+              <w:left w:type="dxa" w:w="120"/>
+              <w:bottom w:type="dxa" w:w="80"/>
+              <w:right w:type="dxa" w:w="120"/>
+            </w:tcMar>
+          </w:tcPr>
+          <w:p>
+            <w:r>
+              <w:rPr>
+                <w:rFonts w:ascii="Arial" w:cs="Arial" w:eastAsia="Arial" w:hAnsi="Arial"/>
                 <w:sz w:val="18"/>
                 <w:szCs w:val="18"/>
               </w:rPr>
@@ -814,12 +792,12 @@
       <w:tr>
         <w:tc>
           <w:tcPr>
-            <w:tcW w:type="dxa" w:w="3600"/>
-            <w:tcBorders>
-              <w:top w:val="single" w:color="DDDDDD" w:sz="1"/>
-              <w:left w:val="single" w:color="DDDDDD" w:sz="1"/>
-              <w:bottom w:val="single" w:color="DDDDDD" w:sz="1"/>
-              <w:right w:val="single" w:color="DDDDDD" w:sz="1"/>
+            <w:tcW w:type="dxa" w:w="3120"/>
+            <w:tcBorders>
+              <w:top w:val="single" w:color="CCCCCC" w:sz="1"/>
+              <w:left w:val="single" w:color="CCCCCC" w:sz="1"/>
+              <w:bottom w:val="single" w:color="CCCCCC" w:sz="1"/>
+              <w:right w:val="single" w:color="CCCCCC" w:sz="1"/>
             </w:tcBorders>
             <w:shd w:fill="FFFFFF" w:val="clear"/>
             <w:tcMar>
@@ -833,22 +811,21 @@
             <w:r>
               <w:rPr>
                 <w:rFonts w:ascii="Arial" w:cs="Arial" w:eastAsia="Arial" w:hAnsi="Arial"/>
-                <w:color w:val="111111"/>
-                <w:sz w:val="18"/>
-                <w:szCs w:val="18"/>
-              </w:rPr>
-              <w:t xml:space="preserve">model_alias_map</w:t>
-            </w:r>
-          </w:p>
-        </w:tc>
-        <w:tc>
-          <w:tcPr>
-            <w:tcW w:type="dxa" w:w="5760"/>
-            <w:tcBorders>
-              <w:top w:val="single" w:color="DDDDDD" w:sz="1"/>
-              <w:left w:val="single" w:color="DDDDDD" w:sz="1"/>
-              <w:bottom w:val="single" w:color="DDDDDD" w:sz="1"/>
-              <w:right w:val="single" w:color="DDDDDD" w:sz="1"/>
+                <w:sz w:val="18"/>
+                <w:szCs w:val="18"/>
+              </w:rPr>
+              <w:t xml:space="preserve">hd_year_model_master</w:t>
+            </w:r>
+          </w:p>
+        </w:tc>
+        <w:tc>
+          <w:tcPr>
+            <w:tcW w:type="dxa" w:w="6240"/>
+            <w:tcBorders>
+              <w:top w:val="single" w:color="CCCCCC" w:sz="1"/>
+              <w:left w:val="single" w:color="CCCCCC" w:sz="1"/>
+              <w:bottom w:val="single" w:color="CCCCCC" w:sz="1"/>
+              <w:right w:val="single" w:color="CCCCCC" w:sz="1"/>
             </w:tcBorders>
             <w:shd w:fill="FFFFFF" w:val="clear"/>
             <w:tcMar>
@@ -862,11 +839,10 @@
             <w:r>
               <w:rPr>
                 <w:rFonts w:ascii="Arial" w:cs="Arial" w:eastAsia="Arial" w:hAnsi="Arial"/>
-                <w:color w:val="111111"/>
-                <w:sz w:val="18"/>
-                <w:szCs w:val="18"/>
-              </w:rPr>
-              <w:t xml:space="preserve">351 canonical aliases</w:t>
+                <w:sz w:val="18"/>
+                <w:szCs w:val="18"/>
+              </w:rPr>
+              <w:t xml:space="preserve">1,618 rows — 10 eras, 1930–present</w:t>
             </w:r>
           </w:p>
         </w:tc>
@@ -874,26 +850,83 @@
       <w:tr>
         <w:tc>
           <w:tcPr>
-            <w:tcW w:type="dxa" w:w="3600"/>
-            <w:tcBorders>
-              <w:top w:val="single" w:color="DDDDDD" w:sz="1"/>
-              <w:left w:val="single" w:color="DDDDDD" w:sz="1"/>
-              <w:bottom w:val="single" w:color="DDDDDD" w:sz="1"/>
-              <w:right w:val="single" w:color="DDDDDD" w:sz="1"/>
-            </w:tcBorders>
-            <w:shd w:fill="FAFAFA" w:val="clear"/>
-            <w:tcMar>
-              <w:top w:type="dxa" w:w="80"/>
-              <w:left w:type="dxa" w:w="120"/>
-              <w:bottom w:type="dxa" w:w="80"/>
-              <w:right w:type="dxa" w:w="120"/>
-            </w:tcMar>
-          </w:tcPr>
-          <w:p>
-            <w:r>
-              <w:rPr>
-                <w:rFonts w:ascii="Arial" w:cs="Arial" w:eastAsia="Arial" w:hAnsi="Arial"/>
-                <w:color w:val="111111"/>
+            <w:tcW w:type="dxa" w:w="3120"/>
+            <w:tcBorders>
+              <w:top w:val="single" w:color="CCCCCC" w:sz="1"/>
+              <w:left w:val="single" w:color="CCCCCC" w:sz="1"/>
+              <w:bottom w:val="single" w:color="CCCCCC" w:sz="1"/>
+              <w:right w:val="single" w:color="CCCCCC" w:sz="1"/>
+            </w:tcBorders>
+            <w:shd w:fill="F9F9F9" w:val="clear"/>
+            <w:tcMar>
+              <w:top w:type="dxa" w:w="80"/>
+              <w:left w:type="dxa" w:w="120"/>
+              <w:bottom w:type="dxa" w:w="80"/>
+              <w:right w:type="dxa" w:w="120"/>
+            </w:tcMar>
+          </w:tcPr>
+          <w:p>
+            <w:r>
+              <w:rPr>
+                <w:rFonts w:ascii="Arial" w:cs="Arial" w:eastAsia="Arial" w:hAnsi="Arial"/>
+                <w:sz w:val="18"/>
+                <w:szCs w:val="18"/>
+              </w:rPr>
+              <w:t xml:space="preserve">model_alias_map</w:t>
+            </w:r>
+          </w:p>
+        </w:tc>
+        <w:tc>
+          <w:tcPr>
+            <w:tcW w:type="dxa" w:w="6240"/>
+            <w:tcBorders>
+              <w:top w:val="single" w:color="CCCCCC" w:sz="1"/>
+              <w:left w:val="single" w:color="CCCCCC" w:sz="1"/>
+              <w:bottom w:val="single" w:color="CCCCCC" w:sz="1"/>
+              <w:right w:val="single" w:color="CCCCCC" w:sz="1"/>
+            </w:tcBorders>
+            <w:shd w:fill="F9F9F9" w:val="clear"/>
+            <w:tcMar>
+              <w:top w:type="dxa" w:w="80"/>
+              <w:left w:type="dxa" w:w="120"/>
+              <w:bottom w:type="dxa" w:w="80"/>
+              <w:right w:type="dxa" w:w="120"/>
+            </w:tcMar>
+          </w:tcPr>
+          <w:p>
+            <w:r>
+              <w:rPr>
+                <w:rFonts w:ascii="Arial" w:cs="Arial" w:eastAsia="Arial" w:hAnsi="Arial"/>
+                <w:sz w:val="18"/>
+                <w:szCs w:val="18"/>
+              </w:rPr>
+              <w:t xml:space="preserve">351 canonical aliases</w:t>
+            </w:r>
+          </w:p>
+        </w:tc>
+      </w:tr>
+      <w:tr>
+        <w:tc>
+          <w:tcPr>
+            <w:tcW w:type="dxa" w:w="3120"/>
+            <w:tcBorders>
+              <w:top w:val="single" w:color="CCCCCC" w:sz="1"/>
+              <w:left w:val="single" w:color="CCCCCC" w:sz="1"/>
+              <w:bottom w:val="single" w:color="CCCCCC" w:sz="1"/>
+              <w:right w:val="single" w:color="CCCCCC" w:sz="1"/>
+            </w:tcBorders>
+            <w:shd w:fill="FFFFFF" w:val="clear"/>
+            <w:tcMar>
+              <w:top w:type="dxa" w:w="80"/>
+              <w:left w:type="dxa" w:w="120"/>
+              <w:bottom w:type="dxa" w:w="80"/>
+              <w:right w:type="dxa" w:w="120"/>
+            </w:tcMar>
+          </w:tcPr>
+          <w:p>
+            <w:r>
+              <w:rPr>
+                <w:rFonts w:ascii="Arial" w:cs="Arial" w:eastAsia="Arial" w:hAnsi="Arial"/>
                 <w:sz w:val="18"/>
                 <w:szCs w:val="18"/>
               </w:rPr>
@@ -903,30 +936,87 @@
         </w:tc>
         <w:tc>
           <w:tcPr>
-            <w:tcW w:type="dxa" w:w="5760"/>
-            <w:tcBorders>
-              <w:top w:val="single" w:color="DDDDDD" w:sz="1"/>
-              <w:left w:val="single" w:color="DDDDDD" w:sz="1"/>
-              <w:bottom w:val="single" w:color="DDDDDD" w:sz="1"/>
-              <w:right w:val="single" w:color="DDDDDD" w:sz="1"/>
-            </w:tcBorders>
-            <w:shd w:fill="FAFAFA" w:val="clear"/>
-            <w:tcMar>
-              <w:top w:type="dxa" w:w="80"/>
-              <w:left w:type="dxa" w:w="120"/>
-              <w:bottom w:type="dxa" w:w="80"/>
-              <w:right w:type="dxa" w:w="120"/>
-            </w:tcMar>
-          </w:tcPr>
-          <w:p>
-            <w:r>
-              <w:rPr>
-                <w:rFonts w:ascii="Arial" w:cs="Arial" w:eastAsia="Arial" w:hAnsi="Arial"/>
-                <w:color w:val="111111"/>
+            <w:tcW w:type="dxa" w:w="6240"/>
+            <w:tcBorders>
+              <w:top w:val="single" w:color="CCCCCC" w:sz="1"/>
+              <w:left w:val="single" w:color="CCCCCC" w:sz="1"/>
+              <w:bottom w:val="single" w:color="CCCCCC" w:sz="1"/>
+              <w:right w:val="single" w:color="CCCCCC" w:sz="1"/>
+            </w:tcBorders>
+            <w:shd w:fill="FFFFFF" w:val="clear"/>
+            <w:tcMar>
+              <w:top w:type="dxa" w:w="80"/>
+              <w:left w:type="dxa" w:w="120"/>
+              <w:bottom w:type="dxa" w:w="80"/>
+              <w:right w:type="dxa" w:w="120"/>
+            </w:tcMar>
+          </w:tcPr>
+          <w:p>
+            <w:r>
+              <w:rPr>
+                <w:rFonts w:ascii="Arial" w:cs="Arial" w:eastAsia="Arial" w:hAnsi="Arial"/>
                 <w:sz w:val="18"/>
                 <w:szCs w:val="18"/>
               </w:rPr>
               <w:t xml:space="preserve">16 canonical families + Buell + FX Superglide</w:t>
+            </w:r>
+          </w:p>
+        </w:tc>
+      </w:tr>
+      <w:tr>
+        <w:tc>
+          <w:tcPr>
+            <w:tcW w:type="dxa" w:w="3120"/>
+            <w:tcBorders>
+              <w:top w:val="single" w:color="CCCCCC" w:sz="1"/>
+              <w:left w:val="single" w:color="CCCCCC" w:sz="1"/>
+              <w:bottom w:val="single" w:color="CCCCCC" w:sz="1"/>
+              <w:right w:val="single" w:color="CCCCCC" w:sz="1"/>
+            </w:tcBorders>
+            <w:shd w:fill="F9F9F9" w:val="clear"/>
+            <w:tcMar>
+              <w:top w:type="dxa" w:w="80"/>
+              <w:left w:type="dxa" w:w="120"/>
+              <w:bottom w:type="dxa" w:w="80"/>
+              <w:right w:type="dxa" w:w="120"/>
+            </w:tcMar>
+          </w:tcPr>
+          <w:p>
+            <w:r>
+              <w:rPr>
+                <w:rFonts w:ascii="Arial" w:cs="Arial" w:eastAsia="Arial" w:hAnsi="Arial"/>
+                <w:sz w:val="18"/>
+                <w:szCs w:val="18"/>
+              </w:rPr>
+              <w:t xml:space="preserve">Homepage</w:t>
+            </w:r>
+          </w:p>
+        </w:tc>
+        <w:tc>
+          <w:tcPr>
+            <w:tcW w:type="dxa" w:w="6240"/>
+            <w:tcBorders>
+              <w:top w:val="single" w:color="CCCCCC" w:sz="1"/>
+              <w:left w:val="single" w:color="CCCCCC" w:sz="1"/>
+              <w:bottom w:val="single" w:color="CCCCCC" w:sz="1"/>
+              <w:right w:val="single" w:color="CCCCCC" w:sz="1"/>
+            </w:tcBorders>
+            <w:shd w:fill="F9F9F9" w:val="clear"/>
+            <w:tcMar>
+              <w:top w:type="dxa" w:w="80"/>
+              <w:left w:type="dxa" w:w="120"/>
+              <w:bottom w:type="dxa" w:w="80"/>
+              <w:right w:type="dxa" w:w="120"/>
+            </w:tcMar>
+          </w:tcPr>
+          <w:p>
+            <w:r>
+              <w:rPr>
+                <w:rFonts w:ascii="Arial" w:cs="Arial" w:eastAsia="Arial" w:hAnsi="Arial"/>
+                <w:sz w:val="18"/>
+                <w:szCs w:val="18"/>
+              </w:rPr>
+              <w:t xml:space="preserve">Bento grid ✅ — tile artwork pending from Laken</w:t>
             </w:r>
           </w:p>
         </w:tc>
@@ -934,7 +1024,7 @@
     </w:tbl>
     <w:p>
       <w:pPr>
-        <w:spacing w:after="60" w:before="60"/>
+        <w:spacing w:after="80" w:before="80"/>
       </w:pPr>
       <w:r>
         <w:t xml:space="preserve"/>
@@ -943,18 +1033,17 @@
     <w:p>
       <w:pPr>
         <w:pStyle w:val="Heading1"/>
-        <w:spacing w:after="120" w:before="320"/>
+        <w:spacing w:after="120" w:before="360"/>
       </w:pPr>
       <w:r>
         <w:rPr>
           <w:rFonts w:ascii="Arial" w:cs="Arial" w:eastAsia="Arial" w:hAnsi="Arial"/>
           <w:b/>
           <w:bCs/>
-          <w:color w:val="111111"/>
           <w:sz w:val="32"/>
           <w:szCs w:val="32"/>
         </w:rPr>
-        <w:t xml:space="preserve">PHASE 1 — FITMENT COMPLETION (Immediate)</w:t>
+        <w:t xml:space="preserve">PHASE 0 — UI REBUILD (In Progress)</w:t>
       </w:r>
     </w:p>
     <w:p>
@@ -967,88 +1056,108 @@
           <w:rFonts w:ascii="Arial" w:cs="Arial" w:eastAsia="Arial" w:hAnsi="Arial"/>
           <w:b/>
           <w:bCs/>
-          <w:color w:val="333333"/>
           <w:sz w:val="26"/>
           <w:szCs w:val="26"/>
         </w:rPr>
-        <w:t xml:space="preserve">1A · WPS Fitment Files (Highest Priority)</w:t>
-      </w:r>
-    </w:p>
-    <w:p>
-      <w:pPr>
-        <w:spacing w:after="60" w:before="60"/>
-      </w:pPr>
-      <w:r>
-        <w:rPr>
-          <w:rFonts w:ascii="Arial" w:cs="Arial" w:eastAsia="Arial" w:hAnsi="Arial"/>
-          <w:color w:val="111111"/>
-          <w:sz w:val="20"/>
-          <w:szCs w:val="20"/>
-        </w:rPr>
-        <w:t xml:space="preserve">Rep contacted April 30. When received, parse directly into catalog_fitment_v2. No inference — explicit year/make/model/submodel only. WPS has 26,754 products and only 9% currently have family fitment.</w:t>
-      </w:r>
-    </w:p>
-    <w:p>
-      <w:pPr>
-        <w:pStyle w:val="ListParagraph"/>
-        <w:numPr>
-          <w:ilvl w:val="0"/>
-          <w:numId w:val="2"/>
-        </w:numPr>
-        <w:spacing w:after="40" w:before="40"/>
-      </w:pPr>
-      <w:r>
-        <w:rPr>
-          <w:rFonts w:ascii="Arial" w:cs="Arial" w:eastAsia="Arial" w:hAnsi="Arial"/>
-          <w:b w:val="false"/>
-          <w:bCs w:val="false"/>
-          <w:color w:val="111111"/>
-          <w:sz w:val="20"/>
-          <w:szCs w:val="20"/>
-        </w:rPr>
-        <w:t xml:space="preserve">Parse directly → catalog_fitment_v2</w:t>
-      </w:r>
-    </w:p>
-    <w:p>
-      <w:pPr>
-        <w:pStyle w:val="ListParagraph"/>
-        <w:numPr>
-          <w:ilvl w:val="0"/>
-          <w:numId w:val="2"/>
-        </w:numPr>
-        <w:spacing w:after="40" w:before="40"/>
-      </w:pPr>
-      <w:r>
-        <w:rPr>
-          <w:rFonts w:ascii="Arial" w:cs="Arial" w:eastAsia="Arial" w:hAnsi="Arial"/>
-          <w:b w:val="false"/>
-          <w:bCs w:val="false"/>
-          <w:color w:val="111111"/>
-          <w:sz w:val="20"/>
-          <w:szCs w:val="20"/>
-        </w:rPr>
-        <w:t xml:space="preserve">fitment_source='wps_explicit', confidence_score=1.0</w:t>
-      </w:r>
-    </w:p>
-    <w:p>
-      <w:pPr>
-        <w:pStyle w:val="ListParagraph"/>
-        <w:numPr>
-          <w:ilvl w:val="0"/>
-          <w:numId w:val="2"/>
-        </w:numPr>
-        <w:spacing w:after="40" w:before="40"/>
-      </w:pPr>
-      <w:r>
-        <w:rPr>
-          <w:rFonts w:ascii="Arial" w:cs="Arial" w:eastAsia="Arial" w:hAnsi="Arial"/>
-          <w:b w:val="false"/>
-          <w:bCs w:val="false"/>
-          <w:color w:val="111111"/>
-          <w:sz w:val="20"/>
-          <w:szCs w:val="20"/>
-        </w:rPr>
-        <w:t xml:space="preserve">Do NOT use keyword matching or inference</w:t>
+        <w:t xml:space="preserve">0A · Bento Homepage ✅ COMPLETE</w:t>
+      </w:r>
+    </w:p>
+    <w:p>
+      <w:pPr>
+        <w:pStyle w:val="ListParagraph"/>
+        <w:numPr>
+          <w:ilvl w:val="0"/>
+          <w:numId w:val="2"/>
+        </w:numPr>
+        <w:spacing w:after="40" w:before="40"/>
+      </w:pPr>
+      <w:r>
+        <w:rPr>
+          <w:rFonts w:ascii="Arial" w:cs="Arial" w:eastAsia="Arial" w:hAnsi="Arial"/>
+          <w:sz w:val="20"/>
+          <w:szCs w:val="20"/>
+        </w:rPr>
+        <w:t xml:space="preserve">New app/page.jsx with animated dark bento grid</w:t>
+      </w:r>
+    </w:p>
+    <w:p>
+      <w:pPr>
+        <w:pStyle w:val="ListParagraph"/>
+        <w:numPr>
+          <w:ilvl w:val="0"/>
+          <w:numId w:val="2"/>
+        </w:numPr>
+        <w:spacing w:after="40" w:before="40"/>
+      </w:pPr>
+      <w:r>
+        <w:rPr>
+          <w:rFonts w:ascii="Arial" w:cs="Arial" w:eastAsia="Arial" w:hAnsi="Arial"/>
+          <w:sz w:val="20"/>
+          <w:szCs w:val="20"/>
+        </w:rPr>
+        <w:t xml:space="preserve">Floating pill nav, 100px logo, black/gold/white palette</w:t>
+      </w:r>
+    </w:p>
+    <w:p>
+      <w:pPr>
+        <w:pStyle w:val="ListParagraph"/>
+        <w:numPr>
+          <w:ilvl w:val="0"/>
+          <w:numId w:val="2"/>
+        </w:numPr>
+        <w:spacing w:after="40" w:before="40"/>
+      </w:pPr>
+      <w:r>
+        <w:rPr>
+          <w:rFonts w:ascii="Arial" w:cs="Arial" w:eastAsia="Arial" w:hAnsi="Arial"/>
+          <w:sz w:val="20"/>
+          <w:szCs w:val="20"/>
+        </w:rPr>
+        <w:t xml:space="preserve">Year→Model search with modal (createPortal)</w:t>
+      </w:r>
+    </w:p>
+    <w:p>
+      <w:pPr>
+        <w:pStyle w:val="ListParagraph"/>
+        <w:numPr>
+          <w:ilvl w:val="0"/>
+          <w:numId w:val="2"/>
+        </w:numPr>
+        <w:spacing w:after="40" w:before="40"/>
+      </w:pPr>
+      <w:r>
+        <w:rPr>
+          <w:rFonts w:ascii="Arial" w:cs="Arial" w:eastAsia="Arial" w:hAnsi="Arial"/>
+          <w:sz w:val="20"/>
+          <w:szCs w:val="20"/>
+        </w:rPr>
+        <w:t xml:space="preserve">Era horizontal drag-scroll slider — 10 nodes</w:t>
+      </w:r>
+    </w:p>
+    <w:p>
+      <w:pPr>
+        <w:pStyle w:val="ListParagraph"/>
+        <w:numPr>
+          <w:ilvl w:val="0"/>
+          <w:numId w:val="2"/>
+        </w:numPr>
+        <w:spacing w:after="40" w:before="40"/>
+      </w:pPr>
+      <w:r>
+        <w:rPr>
+          <w:rFonts w:ascii="Arial" w:cs="Arial" w:eastAsia="Arial" w:hAnsi="Arial"/>
+          <w:sz w:val="20"/>
+          <w:szCs w:val="20"/>
+        </w:rPr>
+        <w:t xml:space="preserve">Placeholder tiles: Video, Category, Model, Deals</w:t>
+      </w:r>
+    </w:p>
+    <w:p>
+      <w:pPr>
+        <w:spacing w:after="80" w:before="80"/>
+      </w:pPr>
+      <w:r>
+        <w:t xml:space="preserve"/>
       </w:r>
     </w:p>
     <w:p>
@@ -1061,109 +1170,108 @@
           <w:rFonts w:ascii="Arial" w:cs="Arial" w:eastAsia="Arial" w:hAnsi="Arial"/>
           <w:b/>
           <w:bCs/>
-          <w:color w:val="333333"/>
           <w:sz w:val="26"/>
           <w:szCs w:val="26"/>
         </w:rPr>
-        <w:t xml:space="preserve">1B · Touring + FX PDFs — Get Text Versions</w:t>
-      </w:r>
-    </w:p>
-    <w:p>
-      <w:pPr>
-        <w:spacing w:after="60" w:before="60"/>
-      </w:pPr>
-      <w:r>
-        <w:rPr>
-          <w:rFonts w:ascii="Arial" w:cs="Arial" w:eastAsia="Arial" w:hAnsi="Arial"/>
-          <w:color w:val="111111"/>
-          <w:sz w:val="20"/>
-          <w:szCs w:val="20"/>
-        </w:rPr>
-        <w:t xml:space="preserve">Current scanned PDFs yielded 0 rows. Text-based versions needed:</w:t>
-      </w:r>
-    </w:p>
-    <w:p>
-      <w:pPr>
-        <w:pStyle w:val="ListParagraph"/>
-        <w:numPr>
-          <w:ilvl w:val="0"/>
-          <w:numId w:val="2"/>
-        </w:numPr>
-        <w:spacing w:after="40" w:before="40"/>
-      </w:pPr>
-      <w:r>
-        <w:rPr>
-          <w:rFonts w:ascii="Arial" w:cs="Arial" w:eastAsia="Arial" w:hAnsi="Arial"/>
-          <w:b w:val="false"/>
-          <w:bCs w:val="false"/>
-          <w:color w:val="111111"/>
-          <w:sz w:val="20"/>
-          <w:szCs w:val="20"/>
-        </w:rPr>
-        <w:t xml:space="preserve">Touring: 1991-1992, 1995-1996, 1998 (scanned — 0 rows)</w:t>
-      </w:r>
-    </w:p>
-    <w:p>
-      <w:pPr>
-        <w:pStyle w:val="ListParagraph"/>
-        <w:numPr>
-          <w:ilvl w:val="0"/>
-          <w:numId w:val="2"/>
-        </w:numPr>
-        <w:spacing w:after="40" w:before="40"/>
-      </w:pPr>
-      <w:r>
-        <w:rPr>
-          <w:rFonts w:ascii="Arial" w:cs="Arial" w:eastAsia="Arial" w:hAnsi="Arial"/>
-          <w:b w:val="false"/>
-          <w:bCs w:val="false"/>
-          <w:color w:val="111111"/>
-          <w:sz w:val="20"/>
-          <w:szCs w:val="20"/>
-        </w:rPr>
-        <w:t xml:space="preserve">FX: 1971-1980, 1971-1984 (scanned — 0 rows)</w:t>
-      </w:r>
-    </w:p>
-    <w:p>
-      <w:pPr>
-        <w:pStyle w:val="ListParagraph"/>
-        <w:numPr>
-          <w:ilvl w:val="0"/>
-          <w:numId w:val="2"/>
-        </w:numPr>
-        <w:spacing w:after="40" w:before="40"/>
-      </w:pPr>
-      <w:r>
-        <w:rPr>
-          <w:rFonts w:ascii="Arial" w:cs="Arial" w:eastAsia="Arial" w:hAnsi="Arial"/>
-          <w:b w:val="false"/>
-          <w:bCs w:val="false"/>
-          <w:color w:val="111111"/>
-          <w:sz w:val="20"/>
-          <w:szCs w:val="20"/>
-        </w:rPr>
-        <w:t xml:space="preserve">Scripts ready: build_oem_fitment_touring.mjs and build_oem_fitment_fx.mjs</w:t>
-      </w:r>
-    </w:p>
-    <w:p>
-      <w:pPr>
-        <w:pStyle w:val="ListParagraph"/>
-        <w:numPr>
-          <w:ilvl w:val="0"/>
-          <w:numId w:val="2"/>
-        </w:numPr>
-        <w:spacing w:after="40" w:before="40"/>
-      </w:pPr>
-      <w:r>
-        <w:rPr>
-          <w:rFonts w:ascii="Arial" w:cs="Arial" w:eastAsia="Arial" w:hAnsi="Arial"/>
-          <w:b w:val="false"/>
-          <w:bCs w:val="false"/>
-          <w:color w:val="111111"/>
-          <w:sz w:val="20"/>
-          <w:szCs w:val="20"/>
-        </w:rPr>
-        <w:t xml:space="preserve">Drop text PDFs in same folder and re-run — append-only, safe</w:t>
+        <w:t xml:space="preserve">0B · Tile Artwork (Pending — Laken designing)</w:t>
+      </w:r>
+    </w:p>
+    <w:p>
+      <w:pPr>
+        <w:pStyle w:val="ListParagraph"/>
+        <w:numPr>
+          <w:ilvl w:val="0"/>
+          <w:numId w:val="2"/>
+        </w:numPr>
+        <w:spacing w:after="40" w:before="40"/>
+      </w:pPr>
+      <w:r>
+        <w:rPr>
+          <w:rFonts w:ascii="Arial" w:cs="Arial" w:eastAsia="Arial" w:hAnsi="Arial"/>
+          <w:sz w:val="20"/>
+          <w:szCs w:val="20"/>
+        </w:rPr>
+        <w:t xml:space="preserve">Search tile: 900×450px SVG background</w:t>
+      </w:r>
+    </w:p>
+    <w:p>
+      <w:pPr>
+        <w:pStyle w:val="ListParagraph"/>
+        <w:numPr>
+          <w:ilvl w:val="0"/>
+          <w:numId w:val="2"/>
+        </w:numPr>
+        <w:spacing w:after="40" w:before="40"/>
+      </w:pPr>
+      <w:r>
+        <w:rPr>
+          <w:rFonts w:ascii="Arial" w:cs="Arial" w:eastAsia="Arial" w:hAnsi="Arial"/>
+          <w:sz w:val="20"/>
+          <w:szCs w:val="20"/>
+        </w:rPr>
+        <w:t xml:space="preserve">Video tile: 450×450px</w:t>
+      </w:r>
+    </w:p>
+    <w:p>
+      <w:pPr>
+        <w:pStyle w:val="ListParagraph"/>
+        <w:numPr>
+          <w:ilvl w:val="0"/>
+          <w:numId w:val="2"/>
+        </w:numPr>
+        <w:spacing w:after="40" w:before="40"/>
+      </w:pPr>
+      <w:r>
+        <w:rPr>
+          <w:rFonts w:ascii="Arial" w:cs="Arial" w:eastAsia="Arial" w:hAnsi="Arial"/>
+          <w:sz w:val="20"/>
+          <w:szCs w:val="20"/>
+        </w:rPr>
+        <w:t xml:space="preserve">Era slider banner: 1400×200px</w:t>
+      </w:r>
+    </w:p>
+    <w:p>
+      <w:pPr>
+        <w:pStyle w:val="ListParagraph"/>
+        <w:numPr>
+          <w:ilvl w:val="0"/>
+          <w:numId w:val="2"/>
+        </w:numPr>
+        <w:spacing w:after="40" w:before="40"/>
+      </w:pPr>
+      <w:r>
+        <w:rPr>
+          <w:rFonts w:ascii="Arial" w:cs="Arial" w:eastAsia="Arial" w:hAnsi="Arial"/>
+          <w:sz w:val="20"/>
+          <w:szCs w:val="20"/>
+        </w:rPr>
+        <w:t xml:space="preserve">Bottom 3 tiles: 450×450px each</w:t>
+      </w:r>
+    </w:p>
+    <w:p>
+      <w:pPr>
+        <w:pStyle w:val="ListParagraph"/>
+        <w:numPr>
+          <w:ilvl w:val="0"/>
+          <w:numId w:val="2"/>
+        </w:numPr>
+        <w:spacing w:after="40" w:before="40"/>
+      </w:pPr>
+      <w:r>
+        <w:rPr>
+          <w:rFonts w:ascii="Arial" w:cs="Arial" w:eastAsia="Arial" w:hAnsi="Arial"/>
+          <w:sz w:val="20"/>
+          <w:szCs w:val="20"/>
+        </w:rPr>
+        <w:t xml:space="preserve">Era slider nodes: custom SVG per era</w:t>
+      </w:r>
+    </w:p>
+    <w:p>
+      <w:pPr>
+        <w:spacing w:after="80" w:before="80"/>
+      </w:pPr>
+      <w:r>
+        <w:t xml:space="preserve"/>
       </w:r>
     </w:p>
     <w:p>
@@ -1176,88 +1284,72 @@
           <w:rFonts w:ascii="Arial" w:cs="Arial" w:eastAsia="Arial" w:hAnsi="Arial"/>
           <w:b/>
           <w:bCs/>
-          <w:color w:val="333333"/>
           <w:sz w:val="26"/>
           <w:szCs w:val="26"/>
         </w:rPr>
-        <w:t xml:space="preserve">1C · V-Twin OEM Cross Reference PDF → Ingest</w:t>
-      </w:r>
-    </w:p>
-    <w:p>
-      <w:pPr>
-        <w:spacing w:after="60" w:before="60"/>
-      </w:pPr>
-      <w:r>
-        <w:rPr>
-          <w:rFonts w:ascii="Arial" w:cs="Arial" w:eastAsia="Arial" w:hAnsi="Arial"/>
-          <w:color w:val="111111"/>
-          <w:sz w:val="20"/>
-          <w:szCs w:val="20"/>
-        </w:rPr>
-        <w:t xml:space="preserve">PDF in hand. Maps HD OEM numbers to V-Twin part numbers. Bridge needed for VTWIN fitment.</w:t>
-      </w:r>
-    </w:p>
-    <w:p>
-      <w:pPr>
-        <w:pStyle w:val="ListParagraph"/>
-        <w:numPr>
-          <w:ilvl w:val="0"/>
-          <w:numId w:val="2"/>
-        </w:numPr>
-        <w:spacing w:after="40" w:before="40"/>
-      </w:pPr>
-      <w:r>
-        <w:rPr>
-          <w:rFonts w:ascii="Arial" w:cs="Arial" w:eastAsia="Arial" w:hAnsi="Arial"/>
-          <w:b w:val="false"/>
-          <w:bCs w:val="false"/>
-          <w:color w:val="111111"/>
-          <w:sz w:val="20"/>
-          <w:szCs w:val="20"/>
-        </w:rPr>
-        <w:t xml:space="preserve">Parse PDF into vtwin_oem_crossref(hd_oem_number, vt_part_number)</w:t>
-      </w:r>
-    </w:p>
-    <w:p>
-      <w:pPr>
-        <w:pStyle w:val="ListParagraph"/>
-        <w:numPr>
-          <w:ilvl w:val="0"/>
-          <w:numId w:val="2"/>
-        </w:numPr>
-        <w:spacing w:after="40" w:before="40"/>
-      </w:pPr>
-      <w:r>
-        <w:rPr>
-          <w:rFonts w:ascii="Arial" w:cs="Arial" w:eastAsia="Arial" w:hAnsi="Arial"/>
-          <w:b w:val="false"/>
-          <w:bCs w:val="false"/>
-          <w:color w:val="111111"/>
-          <w:sz w:val="20"/>
-          <w:szCs w:val="20"/>
-        </w:rPr>
-        <w:t xml:space="preserve">Join: VTWIN.oem_numbers[] → vtwin_oem_crossref → catalog_fitment_v2.parsed_snapshot-&gt;&gt;'oem'</w:t>
-      </w:r>
-    </w:p>
-    <w:p>
-      <w:pPr>
-        <w:pStyle w:val="ListParagraph"/>
-        <w:numPr>
-          <w:ilvl w:val="0"/>
-          <w:numId w:val="2"/>
-        </w:numPr>
-        <w:spacing w:after="40" w:before="40"/>
-      </w:pPr>
-      <w:r>
-        <w:rPr>
-          <w:rFonts w:ascii="Arial" w:cs="Arial" w:eastAsia="Arial" w:hAnsi="Arial"/>
-          <w:b w:val="false"/>
-          <w:bCs w:val="false"/>
-          <w:color w:val="111111"/>
-          <w:sz w:val="20"/>
-          <w:szCs w:val="20"/>
-        </w:rPr>
-        <w:t xml:space="preserve">Run yield check first: SELECT COUNT(DISTINCT cu.id) from join query</w:t>
+        <w:t xml:space="preserve">0C · Product Grid — OEM Badge</w:t>
+      </w:r>
+    </w:p>
+    <w:p>
+      <w:pPr>
+        <w:pStyle w:val="ListParagraph"/>
+        <w:numPr>
+          <w:ilvl w:val="0"/>
+          <w:numId w:val="2"/>
+        </w:numPr>
+        <w:spacing w:after="40" w:before="40"/>
+      </w:pPr>
+      <w:r>
+        <w:rPr>
+          <w:rFonts w:ascii="Arial" w:cs="Arial" w:eastAsia="Arial" w:hAnsi="Arial"/>
+          <w:sz w:val="20"/>
+          <w:szCs w:val="20"/>
+        </w:rPr>
+        <w:t xml:space="preserve">Badge/avatar on cards with OEM numbers attached</w:t>
+      </w:r>
+    </w:p>
+    <w:p>
+      <w:pPr>
+        <w:pStyle w:val="ListParagraph"/>
+        <w:numPr>
+          <w:ilvl w:val="0"/>
+          <w:numId w:val="2"/>
+        </w:numPr>
+        <w:spacing w:after="40" w:before="40"/>
+      </w:pPr>
+      <w:r>
+        <w:rPr>
+          <w:rFonts w:ascii="Arial" w:cs="Arial" w:eastAsia="Arial" w:hAnsi="Arial"/>
+          <w:sz w:val="20"/>
+          <w:szCs w:val="20"/>
+        </w:rPr>
+        <w:t xml:space="preserve">Hover: popover showing fitment years/families or OEM number</w:t>
+      </w:r>
+    </w:p>
+    <w:p>
+      <w:pPr>
+        <w:pStyle w:val="ListParagraph"/>
+        <w:numPr>
+          <w:ilvl w:val="0"/>
+          <w:numId w:val="2"/>
+        </w:numPr>
+        <w:spacing w:after="40" w:before="40"/>
+      </w:pPr>
+      <w:r>
+        <w:rPr>
+          <w:rFonts w:ascii="Arial" w:cs="Arial" w:eastAsia="Arial" w:hAnsi="Arial"/>
+          <w:sz w:val="20"/>
+          <w:szCs w:val="20"/>
+        </w:rPr>
+        <w:t xml:space="preserve">Mobile: tap → bottom sheet or inline expand</w:t>
+      </w:r>
+    </w:p>
+    <w:p>
+      <w:pPr>
+        <w:spacing w:after="80" w:before="80"/>
+      </w:pPr>
+      <w:r>
+        <w:t xml:space="preserve"/>
       </w:r>
     </w:p>
     <w:p>
@@ -1270,30 +1362,51 @@
           <w:rFonts w:ascii="Arial" w:cs="Arial" w:eastAsia="Arial" w:hAnsi="Arial"/>
           <w:b/>
           <w:bCs/>
-          <w:color w:val="333333"/>
           <w:sz w:val="26"/>
           <w:szCs w:val="26"/>
         </w:rPr>
-        <w:t xml:space="preserve">1D · PU Name-Encoded Fitment — Second Pass</w:t>
-      </w:r>
-    </w:p>
-    <w:p>
-      <w:pPr>
-        <w:spacing w:after="60" w:before="60"/>
-      </w:pPr>
-      <w:r>
-        <w:rPr>
-          <w:rFonts w:ascii="Arial" w:cs="Arial" w:eastAsia="Arial" w:hAnsi="Arial"/>
-          <w:color w:val="111111"/>
-          <w:sz w:val="20"/>
-          <w:szCs w:val="20"/>
-        </w:rPr>
-        <w:t xml:space="preserve">~86 PU products with year patterns still unresolved. Targeted audit or relaxed regex to close.</w:t>
-      </w:r>
-    </w:p>
-    <w:p>
-      <w:pPr>
-        <w:spacing w:after="60" w:before="60"/>
+        <w:t xml:space="preserve">0D · PDP Redesign</w:t>
+      </w:r>
+    </w:p>
+    <w:p>
+      <w:pPr>
+        <w:pStyle w:val="ListParagraph"/>
+        <w:numPr>
+          <w:ilvl w:val="0"/>
+          <w:numId w:val="2"/>
+        </w:numPr>
+        <w:spacing w:after="40" w:before="40"/>
+      </w:pPr>
+      <w:r>
+        <w:rPr>
+          <w:rFonts w:ascii="Arial" w:cs="Arial" w:eastAsia="Arial" w:hAnsi="Arial"/>
+          <w:sz w:val="20"/>
+          <w:szCs w:val="20"/>
+        </w:rPr>
+        <w:t xml:space="preserve">Light/gold/white theme for product detail pages</w:t>
+      </w:r>
+    </w:p>
+    <w:p>
+      <w:pPr>
+        <w:pStyle w:val="ListParagraph"/>
+        <w:numPr>
+          <w:ilvl w:val="0"/>
+          <w:numId w:val="2"/>
+        </w:numPr>
+        <w:spacing w:after="40" w:before="40"/>
+      </w:pPr>
+      <w:r>
+        <w:rPr>
+          <w:rFonts w:ascii="Arial" w:cs="Arial" w:eastAsia="Arial" w:hAnsi="Arial"/>
+          <w:sz w:val="20"/>
+          <w:szCs w:val="20"/>
+        </w:rPr>
+        <w:t xml:space="preserve">Do after fitment data is solid</w:t>
+      </w:r>
+    </w:p>
+    <w:p>
+      <w:pPr>
+        <w:spacing w:after="80" w:before="80"/>
       </w:pPr>
       <w:r>
         <w:t xml:space="preserve"/>
@@ -1302,18 +1415,17 @@
     <w:p>
       <w:pPr>
         <w:pStyle w:val="Heading1"/>
-        <w:spacing w:after="120" w:before="320"/>
+        <w:spacing w:after="120" w:before="360"/>
       </w:pPr>
       <w:r>
         <w:rPr>
           <w:rFonts w:ascii="Arial" w:cs="Arial" w:eastAsia="Arial" w:hAnsi="Arial"/>
           <w:b/>
           <w:bCs/>
-          <w:color w:val="111111"/>
           <w:sz w:val="32"/>
           <w:szCs w:val="32"/>
         </w:rPr>
-        <w:t xml:space="preserve">PHASE 2 — SEARCH &amp; BROWSE EXPERIENCE</w:t>
+        <w:t xml:space="preserve">PHASE 1 — FITMENT COMPLETION</w:t>
       </w:r>
     </w:p>
     <w:p>
@@ -1326,25 +1438,108 @@
           <w:rFonts w:ascii="Arial" w:cs="Arial" w:eastAsia="Arial" w:hAnsi="Arial"/>
           <w:b/>
           <w:bCs/>
-          <w:color w:val="333333"/>
           <w:sz w:val="26"/>
           <w:szCs w:val="26"/>
         </w:rPr>
-        <w:t xml:space="preserve">2A · model_alias_map — Seed Remaining Terms</w:t>
-      </w:r>
-    </w:p>
-    <w:p>
-      <w:pPr>
-        <w:spacing w:after="60" w:before="60"/>
-      </w:pPr>
-      <w:r>
-        <w:rPr>
-          <w:rFonts w:ascii="Arial" w:cs="Arial" w:eastAsia="Arial" w:hAnsi="Arial"/>
-          <w:color w:val="111111"/>
-          <w:sz w:val="20"/>
-          <w:szCs w:val="20"/>
-        </w:rPr>
-        <w:t xml:space="preserve">351 aliases live. Still needed: Road King, Street Glide, Sportster 1200, Fat Boy, Night Train, Dyna Wide Glide, Heritage Classic, Ultra Limited, era nicknames (Evo, Shovel, Pan, Knuck).</w:t>
+        <w:t xml:space="preserve">1A · WPS Fitment Files (Highest Priority)</w:t>
+      </w:r>
+    </w:p>
+    <w:p>
+      <w:pPr>
+        <w:pStyle w:val="ListParagraph"/>
+        <w:numPr>
+          <w:ilvl w:val="0"/>
+          <w:numId w:val="2"/>
+        </w:numPr>
+        <w:spacing w:after="40" w:before="40"/>
+      </w:pPr>
+      <w:r>
+        <w:rPr>
+          <w:rFonts w:ascii="Arial" w:cs="Arial" w:eastAsia="Arial" w:hAnsi="Arial"/>
+          <w:sz w:val="20"/>
+          <w:szCs w:val="20"/>
+        </w:rPr>
+        <w:t xml:space="preserve">Rep contacted April 30 — pending</w:t>
+      </w:r>
+    </w:p>
+    <w:p>
+      <w:pPr>
+        <w:pStyle w:val="ListParagraph"/>
+        <w:numPr>
+          <w:ilvl w:val="0"/>
+          <w:numId w:val="2"/>
+        </w:numPr>
+        <w:spacing w:after="40" w:before="40"/>
+      </w:pPr>
+      <w:r>
+        <w:rPr>
+          <w:rFonts w:ascii="Arial" w:cs="Arial" w:eastAsia="Arial" w:hAnsi="Arial"/>
+          <w:sz w:val="20"/>
+          <w:szCs w:val="20"/>
+        </w:rPr>
+        <w:t xml:space="preserve">Parse directly → catalog_fitment_v2</w:t>
+      </w:r>
+    </w:p>
+    <w:p>
+      <w:pPr>
+        <w:pStyle w:val="ListParagraph"/>
+        <w:numPr>
+          <w:ilvl w:val="0"/>
+          <w:numId w:val="2"/>
+        </w:numPr>
+        <w:spacing w:after="40" w:before="40"/>
+      </w:pPr>
+      <w:r>
+        <w:rPr>
+          <w:rFonts w:ascii="Arial" w:cs="Arial" w:eastAsia="Arial" w:hAnsi="Arial"/>
+          <w:sz w:val="20"/>
+          <w:szCs w:val="20"/>
+        </w:rPr>
+        <w:t xml:space="preserve">fitment_source=’wps_explicit’, confidence_score=1.0</w:t>
+      </w:r>
+    </w:p>
+    <w:p>
+      <w:pPr>
+        <w:pStyle w:val="ListParagraph"/>
+        <w:numPr>
+          <w:ilvl w:val="0"/>
+          <w:numId w:val="2"/>
+        </w:numPr>
+        <w:spacing w:after="40" w:before="40"/>
+      </w:pPr>
+      <w:r>
+        <w:rPr>
+          <w:rFonts w:ascii="Arial" w:cs="Arial" w:eastAsia="Arial" w:hAnsi="Arial"/>
+          <w:sz w:val="20"/>
+          <w:szCs w:val="20"/>
+        </w:rPr>
+        <w:t xml:space="preserve">Do NOT use keyword matching or inference</w:t>
+      </w:r>
+    </w:p>
+    <w:p>
+      <w:pPr>
+        <w:pStyle w:val="ListParagraph"/>
+        <w:numPr>
+          <w:ilvl w:val="0"/>
+          <w:numId w:val="2"/>
+        </w:numPr>
+        <w:spacing w:after="40" w:before="40"/>
+      </w:pPr>
+      <w:r>
+        <w:rPr>
+          <w:rFonts w:ascii="Arial" w:cs="Arial" w:eastAsia="Arial" w:hAnsi="Arial"/>
+          <w:sz w:val="20"/>
+          <w:szCs w:val="20"/>
+        </w:rPr>
+        <w:t xml:space="preserve">WPS has 26,754 products and only 9% currently have family fitment</w:t>
+      </w:r>
+    </w:p>
+    <w:p>
+      <w:pPr>
+        <w:spacing w:after="80" w:before="80"/>
+      </w:pPr>
+      <w:r>
+        <w:t xml:space="preserve"/>
       </w:r>
     </w:p>
     <w:p>
@@ -1357,25 +1552,90 @@
           <w:rFonts w:ascii="Arial" w:cs="Arial" w:eastAsia="Arial" w:hAnsi="Arial"/>
           <w:b/>
           <w:bCs/>
-          <w:color w:val="333333"/>
           <w:sz w:val="26"/>
           <w:szCs w:val="26"/>
         </w:rPr>
-        <w:t xml:space="preserve">2B · Browse/Brand Tabs</w:t>
-      </w:r>
-    </w:p>
-    <w:p>
-      <w:pPr>
-        <w:spacing w:after="60" w:before="60"/>
-      </w:pPr>
-      <w:r>
-        <w:rPr>
-          <w:rFonts w:ascii="Arial" w:cs="Arial" w:eastAsia="Arial" w:hAnsi="Arial"/>
-          <w:color w:val="111111"/>
-          <w:sz w:val="20"/>
-          <w:szCs w:val="20"/>
-        </w:rPr>
-        <w:t xml:space="preserve">brand_directory (32 brands) and category_display_map (30 categories) ready. 3-tab UI — Find by Bike / Browse All / Brands — unbuilt but data layer complete.</w:t>
+        <w:t xml:space="preserve">1B · Touring + FX PDFs — Get Text Versions</w:t>
+      </w:r>
+    </w:p>
+    <w:p>
+      <w:pPr>
+        <w:pStyle w:val="ListParagraph"/>
+        <w:numPr>
+          <w:ilvl w:val="0"/>
+          <w:numId w:val="2"/>
+        </w:numPr>
+        <w:spacing w:after="40" w:before="40"/>
+      </w:pPr>
+      <w:r>
+        <w:rPr>
+          <w:rFonts w:ascii="Arial" w:cs="Arial" w:eastAsia="Arial" w:hAnsi="Arial"/>
+          <w:sz w:val="20"/>
+          <w:szCs w:val="20"/>
+        </w:rPr>
+        <w:t xml:space="preserve">Touring: 1991-1992, 1995-1996, 1998 (scanned — 0 rows)</w:t>
+      </w:r>
+    </w:p>
+    <w:p>
+      <w:pPr>
+        <w:pStyle w:val="ListParagraph"/>
+        <w:numPr>
+          <w:ilvl w:val="0"/>
+          <w:numId w:val="2"/>
+        </w:numPr>
+        <w:spacing w:after="40" w:before="40"/>
+      </w:pPr>
+      <w:r>
+        <w:rPr>
+          <w:rFonts w:ascii="Arial" w:cs="Arial" w:eastAsia="Arial" w:hAnsi="Arial"/>
+          <w:sz w:val="20"/>
+          <w:szCs w:val="20"/>
+        </w:rPr>
+        <w:t xml:space="preserve">FX: 1971-1980, 1971-1984 (scanned — 0 rows)</w:t>
+      </w:r>
+    </w:p>
+    <w:p>
+      <w:pPr>
+        <w:pStyle w:val="ListParagraph"/>
+        <w:numPr>
+          <w:ilvl w:val="0"/>
+          <w:numId w:val="2"/>
+        </w:numPr>
+        <w:spacing w:after="40" w:before="40"/>
+      </w:pPr>
+      <w:r>
+        <w:rPr>
+          <w:rFonts w:ascii="Arial" w:cs="Arial" w:eastAsia="Arial" w:hAnsi="Arial"/>
+          <w:sz w:val="20"/>
+          <w:szCs w:val="20"/>
+        </w:rPr>
+        <w:t xml:space="preserve">Scripts ready: build_oem_fitment_touring.mjs and build_oem_fitment_fx.mjs</w:t>
+      </w:r>
+    </w:p>
+    <w:p>
+      <w:pPr>
+        <w:pStyle w:val="ListParagraph"/>
+        <w:numPr>
+          <w:ilvl w:val="0"/>
+          <w:numId w:val="2"/>
+        </w:numPr>
+        <w:spacing w:after="40" w:before="40"/>
+      </w:pPr>
+      <w:r>
+        <w:rPr>
+          <w:rFonts w:ascii="Arial" w:cs="Arial" w:eastAsia="Arial" w:hAnsi="Arial"/>
+          <w:sz w:val="20"/>
+          <w:szCs w:val="20"/>
+        </w:rPr>
+        <w:t xml:space="preserve">Drop text PDFs in same folder and re-run — append-only, safe</w:t>
+      </w:r>
+    </w:p>
+    <w:p>
+      <w:pPr>
+        <w:spacing w:after="80" w:before="80"/>
+      </w:pPr>
+      <w:r>
+        <w:t xml:space="preserve"/>
       </w:r>
     </w:p>
     <w:p>
@@ -1388,25 +1648,90 @@
           <w:rFonts w:ascii="Arial" w:cs="Arial" w:eastAsia="Arial" w:hAnsi="Arial"/>
           <w:b/>
           <w:bCs/>
-          <w:color w:val="333333"/>
           <w:sz w:val="26"/>
           <w:szCs w:val="26"/>
         </w:rPr>
-        <w:t xml:space="preserve">2C · Typesense Pipeline — pdp_payload Sync</w:t>
-      </w:r>
-    </w:p>
-    <w:p>
-      <w:pPr>
-        <w:spacing w:after="60" w:before="60"/>
-      </w:pPr>
-      <w:r>
-        <w:rPr>
-          <w:rFonts w:ascii="Arial" w:cs="Arial" w:eastAsia="Arial" w:hAnsi="Arial"/>
-          <w:color w:val="111111"/>
-          <w:sz w:val="20"/>
-          <w:szCs w:val="20"/>
-        </w:rPr>
-        <w:t xml:space="preserve">Search/index pipeline should read pdp_payload.oem_numbers + fitment fields so frontend/filter/search use canonical merged data. oem_numbers[] now indexed — query_by updated in client.ts.</w:t>
+        <w:t xml:space="preserve">1C · V-Twin OEM Cross Reference PDF → Ingest</w:t>
+      </w:r>
+    </w:p>
+    <w:p>
+      <w:pPr>
+        <w:pStyle w:val="ListParagraph"/>
+        <w:numPr>
+          <w:ilvl w:val="0"/>
+          <w:numId w:val="2"/>
+        </w:numPr>
+        <w:spacing w:after="40" w:before="40"/>
+      </w:pPr>
+      <w:r>
+        <w:rPr>
+          <w:rFonts w:ascii="Arial" w:cs="Arial" w:eastAsia="Arial" w:hAnsi="Arial"/>
+          <w:sz w:val="20"/>
+          <w:szCs w:val="20"/>
+        </w:rPr>
+        <w:t xml:space="preserve">PDF in hand. Maps HD OEM numbers to V-Twin part numbers</w:t>
+      </w:r>
+    </w:p>
+    <w:p>
+      <w:pPr>
+        <w:pStyle w:val="ListParagraph"/>
+        <w:numPr>
+          <w:ilvl w:val="0"/>
+          <w:numId w:val="2"/>
+        </w:numPr>
+        <w:spacing w:after="40" w:before="40"/>
+      </w:pPr>
+      <w:r>
+        <w:rPr>
+          <w:rFonts w:ascii="Arial" w:cs="Arial" w:eastAsia="Arial" w:hAnsi="Arial"/>
+          <w:sz w:val="20"/>
+          <w:szCs w:val="20"/>
+        </w:rPr>
+        <w:t xml:space="preserve">Parse PDF into vtwin_oem_crossref(hd_oem_number, vt_part_number)</w:t>
+      </w:r>
+    </w:p>
+    <w:p>
+      <w:pPr>
+        <w:pStyle w:val="ListParagraph"/>
+        <w:numPr>
+          <w:ilvl w:val="0"/>
+          <w:numId w:val="2"/>
+        </w:numPr>
+        <w:spacing w:after="40" w:before="40"/>
+      </w:pPr>
+      <w:r>
+        <w:rPr>
+          <w:rFonts w:ascii="Arial" w:cs="Arial" w:eastAsia="Arial" w:hAnsi="Arial"/>
+          <w:sz w:val="20"/>
+          <w:szCs w:val="20"/>
+        </w:rPr>
+        <w:t xml:space="preserve">Join: VTWIN.oem_numbers[] → vtwin_oem_crossref → catalog_fitment_v2.parsed_snapshot-&gt;&gt;’oem’</w:t>
+      </w:r>
+    </w:p>
+    <w:p>
+      <w:pPr>
+        <w:pStyle w:val="ListParagraph"/>
+        <w:numPr>
+          <w:ilvl w:val="0"/>
+          <w:numId w:val="2"/>
+        </w:numPr>
+        <w:spacing w:after="40" w:before="40"/>
+      </w:pPr>
+      <w:r>
+        <w:rPr>
+          <w:rFonts w:ascii="Arial" w:cs="Arial" w:eastAsia="Arial" w:hAnsi="Arial"/>
+          <w:sz w:val="20"/>
+          <w:szCs w:val="20"/>
+        </w:rPr>
+        <w:t xml:space="preserve">Run yield check first: SELECT COUNT(DISTINCT cu.id) from join query</w:t>
+      </w:r>
+    </w:p>
+    <w:p>
+      <w:pPr>
+        <w:spacing w:after="80" w:before="80"/>
+      </w:pPr>
+      <w:r>
+        <w:t xml:space="preserve"/>
       </w:r>
     </w:p>
     <w:p>
@@ -1419,25 +1744,70 @@
           <w:rFonts w:ascii="Arial" w:cs="Arial" w:eastAsia="Arial" w:hAnsi="Arial"/>
           <w:b/>
           <w:bCs/>
-          <w:color w:val="333333"/>
           <w:sz w:val="26"/>
           <w:szCs w:val="26"/>
         </w:rPr>
-        <w:t xml:space="preserve">2D · catalog_fitment_v2 Explosion</w:t>
-      </w:r>
-    </w:p>
-    <w:p>
-      <w:pPr>
-        <w:spacing w:after="60" w:before="60"/>
-      </w:pPr>
-      <w:r>
-        <w:rPr>
-          <w:rFonts w:ascii="Arial" w:cs="Arial" w:eastAsia="Arial" w:hAnsi="Arial"/>
-          <w:color w:val="111111"/>
-          <w:sz w:val="20"/>
-          <w:szCs w:val="20"/>
-        </w:rPr>
-        <w:t xml:space="preserve">Products with model codes in fitment_hd_models should be exploded into catalog_fitment_v2 rows via harley_model_years.</w:t>
+        <w:t xml:space="preserve">1D · PU Name-Encoded Fitment — Second Pass</w:t>
+      </w:r>
+    </w:p>
+    <w:p>
+      <w:pPr>
+        <w:pStyle w:val="ListParagraph"/>
+        <w:numPr>
+          <w:ilvl w:val="0"/>
+          <w:numId w:val="2"/>
+        </w:numPr>
+        <w:spacing w:after="40" w:before="40"/>
+      </w:pPr>
+      <w:r>
+        <w:rPr>
+          <w:rFonts w:ascii="Arial" w:cs="Arial" w:eastAsia="Arial" w:hAnsi="Arial"/>
+          <w:sz w:val="20"/>
+          <w:szCs w:val="20"/>
+        </w:rPr>
+        <w:t xml:space="preserve">~86 PU products with year patterns still unresolved</w:t>
+      </w:r>
+    </w:p>
+    <w:p>
+      <w:pPr>
+        <w:pStyle w:val="ListParagraph"/>
+        <w:numPr>
+          <w:ilvl w:val="0"/>
+          <w:numId w:val="2"/>
+        </w:numPr>
+        <w:spacing w:after="40" w:before="40"/>
+      </w:pPr>
+      <w:r>
+        <w:rPr>
+          <w:rFonts w:ascii="Arial" w:cs="Arial" w:eastAsia="Arial" w:hAnsi="Arial"/>
+          <w:sz w:val="20"/>
+          <w:szCs w:val="20"/>
+        </w:rPr>
+        <w:t xml:space="preserve">Targeted audit or relaxed regex to close</w:t>
+      </w:r>
+    </w:p>
+    <w:p>
+      <w:pPr>
+        <w:spacing w:after="80" w:before="80"/>
+      </w:pPr>
+      <w:r>
+        <w:t xml:space="preserve"/>
+      </w:r>
+    </w:p>
+    <w:p>
+      <w:pPr>
+        <w:pStyle w:val="Heading1"/>
+        <w:spacing w:after="120" w:before="360"/>
+      </w:pPr>
+      <w:r>
+        <w:rPr>
+          <w:rFonts w:ascii="Arial" w:cs="Arial" w:eastAsia="Arial" w:hAnsi="Arial"/>
+          <w:b/>
+          <w:bCs/>
+          <w:sz w:val="32"/>
+          <w:szCs w:val="32"/>
+        </w:rPr>
+        <w:t xml:space="preserve">PHASE 2 — SEARCH &amp; BROWSE EXPERIENCE</w:t>
       </w:r>
     </w:p>
     <w:p>
@@ -1450,30 +1820,33 @@
           <w:rFonts w:ascii="Arial" w:cs="Arial" w:eastAsia="Arial" w:hAnsi="Arial"/>
           <w:b/>
           <w:bCs/>
-          <w:color w:val="333333"/>
           <w:sz w:val="26"/>
           <w:szCs w:val="26"/>
         </w:rPr>
-        <w:t xml:space="preserve">2E · PDP Redesign</w:t>
-      </w:r>
-    </w:p>
-    <w:p>
-      <w:pPr>
-        <w:spacing w:after="60" w:before="60"/>
-      </w:pPr>
-      <w:r>
-        <w:rPr>
-          <w:rFonts w:ascii="Arial" w:cs="Arial" w:eastAsia="Arial" w:hAnsi="Arial"/>
-          <w:color w:val="111111"/>
-          <w:sz w:val="20"/>
-          <w:szCs w:val="20"/>
-        </w:rPr>
-        <w:t xml:space="preserve">Not started. Do after fitment is solid.</w:t>
-      </w:r>
-    </w:p>
-    <w:p>
-      <w:pPr>
-        <w:spacing w:after="60" w:before="60"/>
+        <w:t xml:space="preserve">2A · model_alias_map — Seed Remaining Terms</w:t>
+      </w:r>
+    </w:p>
+    <w:p>
+      <w:pPr>
+        <w:pStyle w:val="ListParagraph"/>
+        <w:numPr>
+          <w:ilvl w:val="0"/>
+          <w:numId w:val="2"/>
+        </w:numPr>
+        <w:spacing w:after="40" w:before="40"/>
+      </w:pPr>
+      <w:r>
+        <w:rPr>
+          <w:rFonts w:ascii="Arial" w:cs="Arial" w:eastAsia="Arial" w:hAnsi="Arial"/>
+          <w:sz w:val="20"/>
+          <w:szCs w:val="20"/>
+        </w:rPr>
+        <w:t xml:space="preserve">351 aliases live. Still needed: Road King, Street Glide, Sportster 1200, Fat Boy, Night Train, Dyna Wide Glide, Heritage Classic, Ultra Limited, era nicknames (Evo, Shovel, Pan, Knuck)</w:t>
+      </w:r>
+    </w:p>
+    <w:p>
+      <w:pPr>
+        <w:spacing w:after="80" w:before="80"/>
       </w:pPr>
       <w:r>
         <w:t xml:space="preserve"/>
@@ -1481,15 +1854,176 @@
     </w:p>
     <w:p>
       <w:pPr>
-        <w:pStyle w:val="Heading1"/>
-        <w:spacing w:after="120" w:before="320"/>
+        <w:pStyle w:val="Heading2"/>
+        <w:spacing w:after="80" w:before="240"/>
       </w:pPr>
       <w:r>
         <w:rPr>
           <w:rFonts w:ascii="Arial" w:cs="Arial" w:eastAsia="Arial" w:hAnsi="Arial"/>
           <w:b/>
           <w:bCs/>
-          <w:color w:val="111111"/>
+          <w:sz w:val="26"/>
+          <w:szCs w:val="26"/>
+        </w:rPr>
+        <w:t xml:space="preserve">2B · Browse/Brand Tabs</w:t>
+      </w:r>
+    </w:p>
+    <w:p>
+      <w:pPr>
+        <w:pStyle w:val="ListParagraph"/>
+        <w:numPr>
+          <w:ilvl w:val="0"/>
+          <w:numId w:val="2"/>
+        </w:numPr>
+        <w:spacing w:after="40" w:before="40"/>
+      </w:pPr>
+      <w:r>
+        <w:rPr>
+          <w:rFonts w:ascii="Arial" w:cs="Arial" w:eastAsia="Arial" w:hAnsi="Arial"/>
+          <w:sz w:val="20"/>
+          <w:szCs w:val="20"/>
+        </w:rPr>
+        <w:t xml:space="preserve">brand_directory (32 brands) and category_display_map (30 categories) ready</w:t>
+      </w:r>
+    </w:p>
+    <w:p>
+      <w:pPr>
+        <w:pStyle w:val="ListParagraph"/>
+        <w:numPr>
+          <w:ilvl w:val="0"/>
+          <w:numId w:val="2"/>
+        </w:numPr>
+        <w:spacing w:after="40" w:before="40"/>
+      </w:pPr>
+      <w:r>
+        <w:rPr>
+          <w:rFonts w:ascii="Arial" w:cs="Arial" w:eastAsia="Arial" w:hAnsi="Arial"/>
+          <w:sz w:val="20"/>
+          <w:szCs w:val="20"/>
+        </w:rPr>
+        <w:t xml:space="preserve">3-tab UI — Find by Bike / Browse All / Brands — unbuilt but data layer complete</w:t>
+      </w:r>
+    </w:p>
+    <w:p>
+      <w:pPr>
+        <w:spacing w:after="80" w:before="80"/>
+      </w:pPr>
+      <w:r>
+        <w:t xml:space="preserve"/>
+      </w:r>
+    </w:p>
+    <w:p>
+      <w:pPr>
+        <w:pStyle w:val="Heading2"/>
+        <w:spacing w:after="80" w:before="240"/>
+      </w:pPr>
+      <w:r>
+        <w:rPr>
+          <w:rFonts w:ascii="Arial" w:cs="Arial" w:eastAsia="Arial" w:hAnsi="Arial"/>
+          <w:b/>
+          <w:bCs/>
+          <w:sz w:val="26"/>
+          <w:szCs w:val="26"/>
+        </w:rPr>
+        <w:t xml:space="preserve">2C · Typesense Pipeline — pdp_payload Sync</w:t>
+      </w:r>
+    </w:p>
+    <w:p>
+      <w:pPr>
+        <w:pStyle w:val="ListParagraph"/>
+        <w:numPr>
+          <w:ilvl w:val="0"/>
+          <w:numId w:val="2"/>
+        </w:numPr>
+        <w:spacing w:after="40" w:before="40"/>
+      </w:pPr>
+      <w:r>
+        <w:rPr>
+          <w:rFonts w:ascii="Arial" w:cs="Arial" w:eastAsia="Arial" w:hAnsi="Arial"/>
+          <w:sz w:val="20"/>
+          <w:szCs w:val="20"/>
+        </w:rPr>
+        <w:t xml:space="preserve">Search/index pipeline should read pdp_payload.oem_numbers + fitment fields</w:t>
+      </w:r>
+    </w:p>
+    <w:p>
+      <w:pPr>
+        <w:pStyle w:val="ListParagraph"/>
+        <w:numPr>
+          <w:ilvl w:val="0"/>
+          <w:numId w:val="2"/>
+        </w:numPr>
+        <w:spacing w:after="40" w:before="40"/>
+      </w:pPr>
+      <w:r>
+        <w:rPr>
+          <w:rFonts w:ascii="Arial" w:cs="Arial" w:eastAsia="Arial" w:hAnsi="Arial"/>
+          <w:sz w:val="20"/>
+          <w:szCs w:val="20"/>
+        </w:rPr>
+        <w:t xml:space="preserve">oem_numbers[] now indexed — query_by updated in client.ts</w:t>
+      </w:r>
+    </w:p>
+    <w:p>
+      <w:pPr>
+        <w:spacing w:after="80" w:before="80"/>
+      </w:pPr>
+      <w:r>
+        <w:t xml:space="preserve"/>
+      </w:r>
+    </w:p>
+    <w:p>
+      <w:pPr>
+        <w:pStyle w:val="Heading2"/>
+        <w:spacing w:after="80" w:before="240"/>
+      </w:pPr>
+      <w:r>
+        <w:rPr>
+          <w:rFonts w:ascii="Arial" w:cs="Arial" w:eastAsia="Arial" w:hAnsi="Arial"/>
+          <w:b/>
+          <w:bCs/>
+          <w:sz w:val="26"/>
+          <w:szCs w:val="26"/>
+        </w:rPr>
+        <w:t xml:space="preserve">2D · catalog_fitment_v2 Explosion</w:t>
+      </w:r>
+    </w:p>
+    <w:p>
+      <w:pPr>
+        <w:pStyle w:val="ListParagraph"/>
+        <w:numPr>
+          <w:ilvl w:val="0"/>
+          <w:numId w:val="2"/>
+        </w:numPr>
+        <w:spacing w:after="40" w:before="40"/>
+      </w:pPr>
+      <w:r>
+        <w:rPr>
+          <w:rFonts w:ascii="Arial" w:cs="Arial" w:eastAsia="Arial" w:hAnsi="Arial"/>
+          <w:sz w:val="20"/>
+          <w:szCs w:val="20"/>
+        </w:rPr>
+        <w:t xml:space="preserve">Products with model codes in fitment_hd_models should be exploded into catalog_fitment_v2 rows via harley_model_years</w:t>
+      </w:r>
+    </w:p>
+    <w:p>
+      <w:pPr>
+        <w:spacing w:after="80" w:before="80"/>
+      </w:pPr>
+      <w:r>
+        <w:t xml:space="preserve"/>
+      </w:r>
+    </w:p>
+    <w:p>
+      <w:pPr>
+        <w:pStyle w:val="Heading1"/>
+        <w:spacing w:after="120" w:before="360"/>
+      </w:pPr>
+      <w:r>
+        <w:rPr>
+          <w:rFonts w:ascii="Arial" w:cs="Arial" w:eastAsia="Arial" w:hAnsi="Arial"/>
+          <w:b/>
+          <w:bCs/>
           <w:sz w:val="32"/>
           <w:szCs w:val="32"/>
         </w:rPr>
@@ -1506,7 +2040,6 @@
           <w:rFonts w:ascii="Arial" w:cs="Arial" w:eastAsia="Arial" w:hAnsi="Arial"/>
           <w:b/>
           <w:bCs/>
-          <w:color w:val="333333"/>
           <w:sz w:val="26"/>
           <w:szCs w:val="26"/>
         </w:rPr>
@@ -1515,16 +2048,28 @@
     </w:p>
     <w:p>
       <w:pPr>
-        <w:spacing w:after="60" w:before="60"/>
-      </w:pPr>
-      <w:r>
-        <w:rPr>
-          <w:rFonts w:ascii="Arial" w:cs="Arial" w:eastAsia="Arial" w:hAnsi="Arial"/>
-          <w:color w:val="111111"/>
-          <w:sz w:val="20"/>
-          <w:szCs w:val="20"/>
-        </w:rPr>
-        <w:t xml:space="preserve">Add manifest guard (WHERE catalog_file NOT IN SELECT DISTINCT catalog_file FROM oem_fitment) before re-running scripts.</w:t>
+        <w:pStyle w:val="ListParagraph"/>
+        <w:numPr>
+          <w:ilvl w:val="0"/>
+          <w:numId w:val="2"/>
+        </w:numPr>
+        <w:spacing w:after="40" w:before="40"/>
+      </w:pPr>
+      <w:r>
+        <w:rPr>
+          <w:rFonts w:ascii="Arial" w:cs="Arial" w:eastAsia="Arial" w:hAnsi="Arial"/>
+          <w:sz w:val="20"/>
+          <w:szCs w:val="20"/>
+        </w:rPr>
+        <w:t xml:space="preserve">Add manifest guard (WHERE catalog_file NOT IN SELECT DISTINCT catalog_file FROM oem_fitment) before re-running scripts</w:t>
+      </w:r>
+    </w:p>
+    <w:p>
+      <w:pPr>
+        <w:spacing w:after="80" w:before="80"/>
+      </w:pPr>
+      <w:r>
+        <w:t xml:space="preserve"/>
       </w:r>
     </w:p>
     <w:p>
@@ -1537,7 +2082,6 @@
           <w:rFonts w:ascii="Arial" w:cs="Arial" w:eastAsia="Arial" w:hAnsi="Arial"/>
           <w:b/>
           <w:bCs/>
-          <w:color w:val="333333"/>
           <w:sz w:val="26"/>
           <w:szCs w:val="26"/>
         </w:rPr>
@@ -1546,16 +2090,28 @@
     </w:p>
     <w:p>
       <w:pPr>
-        <w:spacing w:after="60" w:before="60"/>
-      </w:pPr>
-      <w:r>
-        <w:rPr>
-          <w:rFonts w:ascii="Arial" w:cs="Arial" w:eastAsia="Arial" w:hAnsi="Arial"/>
-          <w:color w:val="111111"/>
+        <w:pStyle w:val="ListParagraph"/>
+        <w:numPr>
+          <w:ilvl w:val="0"/>
+          <w:numId w:val="2"/>
+        </w:numPr>
+        <w:spacing w:after="40" w:before="40"/>
+      </w:pPr>
+      <w:r>
+        <w:rPr>
+          <w:rFonts w:ascii="Arial" w:cs="Arial" w:eastAsia="Arial" w:hAnsi="Arial"/>
           <w:sz w:val="20"/>
           <w:szCs w:val="20"/>
         </w:rPr>
         <w:t xml:space="preserve">public/images/eras/flathead.webp still missing. Drop 800x600px WebP.</w:t>
+      </w:r>
+    </w:p>
+    <w:p>
+      <w:pPr>
+        <w:spacing w:after="80" w:before="80"/>
+      </w:pPr>
+      <w:r>
+        <w:t xml:space="preserve"/>
       </w:r>
     </w:p>
     <w:p>
@@ -1568,7 +2124,6 @@
           <w:rFonts w:ascii="Arial" w:cs="Arial" w:eastAsia="Arial" w:hAnsi="Arial"/>
           <w:b/>
           <w:bCs/>
-          <w:color w:val="333333"/>
           <w:sz w:val="26"/>
           <w:szCs w:val="26"/>
         </w:rPr>
@@ -1577,16 +2132,28 @@
     </w:p>
     <w:p>
       <w:pPr>
-        <w:spacing w:after="60" w:before="60"/>
-      </w:pPr>
-      <w:r>
-        <w:rPr>
-          <w:rFonts w:ascii="Arial" w:cs="Arial" w:eastAsia="Arial" w:hAnsi="Arial"/>
-          <w:color w:val="111111"/>
+        <w:pStyle w:val="ListParagraph"/>
+        <w:numPr>
+          <w:ilvl w:val="0"/>
+          <w:numId w:val="2"/>
+        </w:numPr>
+        <w:spacing w:after="40" w:before="40"/>
+      </w:pPr>
+      <w:r>
+        <w:rPr>
+          <w:rFonts w:ascii="Arial" w:cs="Arial" w:eastAsia="Arial" w:hAnsi="Arial"/>
           <w:sz w:val="20"/>
           <w:szCs w:val="20"/>
         </w:rPr>
         <w:t xml:space="preserve">Built against /shop. Review for /browse compatibility.</w:t>
+      </w:r>
+    </w:p>
+    <w:p>
+      <w:pPr>
+        <w:spacing w:after="80" w:before="80"/>
+      </w:pPr>
+      <w:r>
+        <w:t xml:space="preserve"/>
       </w:r>
     </w:p>
     <w:p>
@@ -1599,7 +2166,6 @@
           <w:rFonts w:ascii="Arial" w:cs="Arial" w:eastAsia="Arial" w:hAnsi="Arial"/>
           <w:b/>
           <w:bCs/>
-          <w:color w:val="333333"/>
           <w:sz w:val="26"/>
           <w:szCs w:val="26"/>
         </w:rPr>
@@ -1608,21 +2174,25 @@
     </w:p>
     <w:p>
       <w:pPr>
-        <w:spacing w:after="60" w:before="60"/>
-      </w:pPr>
-      <w:r>
-        <w:rPr>
-          <w:rFonts w:ascii="Arial" w:cs="Arial" w:eastAsia="Arial" w:hAnsi="Arial"/>
-          <w:color w:val="111111"/>
-          <w:sz w:val="20"/>
-          <w:szCs w:val="20"/>
-        </w:rPr>
-        <w:t xml:space="preserve">Set in .env.local on Hetzner.</w:t>
-      </w:r>
-    </w:p>
-    <w:p>
-      <w:pPr>
-        <w:spacing w:after="60" w:before="60"/>
+        <w:pStyle w:val="ListParagraph"/>
+        <w:numPr>
+          <w:ilvl w:val="0"/>
+          <w:numId w:val="2"/>
+        </w:numPr>
+        <w:spacing w:after="40" w:before="40"/>
+      </w:pPr>
+      <w:r>
+        <w:rPr>
+          <w:rFonts w:ascii="Arial" w:cs="Arial" w:eastAsia="Arial" w:hAnsi="Arial"/>
+          <w:sz w:val="20"/>
+          <w:szCs w:val="20"/>
+        </w:rPr>
+        <w:t xml:space="preserve">Set in .env.local on Hetzner</w:t>
+      </w:r>
+    </w:p>
+    <w:p>
+      <w:pPr>
+        <w:spacing w:after="80" w:before="80"/>
       </w:pPr>
       <w:r>
         <w:t xml:space="preserve"/>
@@ -1631,18 +2201,25 @@
     <w:p>
       <w:pPr>
         <w:pStyle w:val="Heading1"/>
-        <w:spacing w:after="120" w:before="320"/>
+        <w:spacing w:after="120" w:before="360"/>
       </w:pPr>
       <w:r>
         <w:rPr>
           <w:rFonts w:ascii="Arial" w:cs="Arial" w:eastAsia="Arial" w:hAnsi="Arial"/>
           <w:b/>
           <w:bCs/>
-          <w:color w:val="111111"/>
           <w:sz w:val="32"/>
           <w:szCs w:val="32"/>
         </w:rPr>
         <w:t xml:space="preserve">FITMENT COVERAGE TARGET</w:t>
+      </w:r>
+    </w:p>
+    <w:p>
+      <w:pPr>
+        <w:spacing w:after="80" w:before="80"/>
+      </w:pPr>
+      <w:r>
+        <w:t xml:space="preserve"/>
       </w:r>
     </w:p>
     <w:tbl>
@@ -1658,22 +2235,25 @@
         </w:tblBorders>
       </w:tblPr>
       <w:tblGrid>
-        <w:gridCol w:w="2400"/>
-        <w:gridCol w:w="1800"/>
-        <w:gridCol w:w="2160"/>
-        <w:gridCol w:w="3000"/>
+        <w:gridCol w:w="2340"/>
+        <w:gridCol w:w="1560"/>
+        <w:gridCol w:w="1560"/>
+        <w:gridCol w:w="3900"/>
       </w:tblGrid>
       <w:tr>
-        <w:tc>
-          <w:tcPr>
-            <w:tcW w:type="dxa" w:w="2400"/>
-            <w:tcBorders>
-              <w:top w:val="single" w:color="DDDDDD" w:sz="1"/>
-              <w:left w:val="single" w:color="DDDDDD" w:sz="1"/>
-              <w:bottom w:val="single" w:color="DDDDDD" w:sz="1"/>
-              <w:right w:val="single" w:color="DDDDDD" w:sz="1"/>
-            </w:tcBorders>
-            <w:shd w:fill="1A1A1A" w:val="clear"/>
+        <w:trPr>
+          <w:tblHeader/>
+        </w:trPr>
+        <w:tc>
+          <w:tcPr>
+            <w:tcW w:type="dxa" w:w="2340"/>
+            <w:tcBorders>
+              <w:top w:val="single" w:color="CCCCCC" w:sz="1"/>
+              <w:left w:val="single" w:color="CCCCCC" w:sz="1"/>
+              <w:bottom w:val="single" w:color="CCCCCC" w:sz="1"/>
+              <w:right w:val="single" w:color="CCCCCC" w:sz="1"/>
+            </w:tcBorders>
+            <w:shd w:fill="2A2A2A" w:val="clear"/>
             <w:tcMar>
               <w:top w:type="dxa" w:w="80"/>
               <w:left w:type="dxa" w:w="120"/>
@@ -1687,7 +2267,7 @@
                 <w:rFonts w:ascii="Arial" w:cs="Arial" w:eastAsia="Arial" w:hAnsi="Arial"/>
                 <w:b/>
                 <w:bCs/>
-                <w:color w:val="E8D5A0"/>
+                <w:color w:val="C9A84C"/>
                 <w:sz w:val="18"/>
                 <w:szCs w:val="18"/>
               </w:rPr>
@@ -1697,14 +2277,14 @@
         </w:tc>
         <w:tc>
           <w:tcPr>
-            <w:tcW w:type="dxa" w:w="1800"/>
-            <w:tcBorders>
-              <w:top w:val="single" w:color="DDDDDD" w:sz="1"/>
-              <w:left w:val="single" w:color="DDDDDD" w:sz="1"/>
-              <w:bottom w:val="single" w:color="DDDDDD" w:sz="1"/>
-              <w:right w:val="single" w:color="DDDDDD" w:sz="1"/>
-            </w:tcBorders>
-            <w:shd w:fill="1A1A1A" w:val="clear"/>
+            <w:tcW w:type="dxa" w:w="1560"/>
+            <w:tcBorders>
+              <w:top w:val="single" w:color="CCCCCC" w:sz="1"/>
+              <w:left w:val="single" w:color="CCCCCC" w:sz="1"/>
+              <w:bottom w:val="single" w:color="CCCCCC" w:sz="1"/>
+              <w:right w:val="single" w:color="CCCCCC" w:sz="1"/>
+            </w:tcBorders>
+            <w:shd w:fill="2A2A2A" w:val="clear"/>
             <w:tcMar>
               <w:top w:type="dxa" w:w="80"/>
               <w:left w:type="dxa" w:w="120"/>
@@ -1718,7 +2298,7 @@
                 <w:rFonts w:ascii="Arial" w:cs="Arial" w:eastAsia="Arial" w:hAnsi="Arial"/>
                 <w:b/>
                 <w:bCs/>
-                <w:color w:val="E8D5A0"/>
+                <w:color w:val="C9A84C"/>
                 <w:sz w:val="18"/>
                 <w:szCs w:val="18"/>
               </w:rPr>
@@ -1728,14 +2308,14 @@
         </w:tc>
         <w:tc>
           <w:tcPr>
-            <w:tcW w:type="dxa" w:w="2160"/>
-            <w:tcBorders>
-              <w:top w:val="single" w:color="DDDDDD" w:sz="1"/>
-              <w:left w:val="single" w:color="DDDDDD" w:sz="1"/>
-              <w:bottom w:val="single" w:color="DDDDDD" w:sz="1"/>
-              <w:right w:val="single" w:color="DDDDDD" w:sz="1"/>
-            </w:tcBorders>
-            <w:shd w:fill="1A1A1A" w:val="clear"/>
+            <w:tcW w:type="dxa" w:w="1560"/>
+            <w:tcBorders>
+              <w:top w:val="single" w:color="CCCCCC" w:sz="1"/>
+              <w:left w:val="single" w:color="CCCCCC" w:sz="1"/>
+              <w:bottom w:val="single" w:color="CCCCCC" w:sz="1"/>
+              <w:right w:val="single" w:color="CCCCCC" w:sz="1"/>
+            </w:tcBorders>
+            <w:shd w:fill="2A2A2A" w:val="clear"/>
             <w:tcMar>
               <w:top w:type="dxa" w:w="80"/>
               <w:left w:type="dxa" w:w="120"/>
@@ -1749,7 +2329,7 @@
                 <w:rFonts w:ascii="Arial" w:cs="Arial" w:eastAsia="Arial" w:hAnsi="Arial"/>
                 <w:b/>
                 <w:bCs/>
-                <w:color w:val="E8D5A0"/>
+                <w:color w:val="C9A84C"/>
                 <w:sz w:val="18"/>
                 <w:szCs w:val="18"/>
               </w:rPr>
@@ -1759,14 +2339,14 @@
         </w:tc>
         <w:tc>
           <w:tcPr>
-            <w:tcW w:type="dxa" w:w="3000"/>
-            <w:tcBorders>
-              <w:top w:val="single" w:color="DDDDDD" w:sz="1"/>
-              <w:left w:val="single" w:color="DDDDDD" w:sz="1"/>
-              <w:bottom w:val="single" w:color="DDDDDD" w:sz="1"/>
-              <w:right w:val="single" w:color="DDDDDD" w:sz="1"/>
-            </w:tcBorders>
-            <w:shd w:fill="1A1A1A" w:val="clear"/>
+            <w:tcW w:type="dxa" w:w="3900"/>
+            <w:tcBorders>
+              <w:top w:val="single" w:color="CCCCCC" w:sz="1"/>
+              <w:left w:val="single" w:color="CCCCCC" w:sz="1"/>
+              <w:bottom w:val="single" w:color="CCCCCC" w:sz="1"/>
+              <w:right w:val="single" w:color="CCCCCC" w:sz="1"/>
+            </w:tcBorders>
+            <w:shd w:fill="2A2A2A" w:val="clear"/>
             <w:tcMar>
               <w:top w:type="dxa" w:w="80"/>
               <w:left w:type="dxa" w:w="120"/>
@@ -1780,7 +2360,7 @@
                 <w:rFonts w:ascii="Arial" w:cs="Arial" w:eastAsia="Arial" w:hAnsi="Arial"/>
                 <w:b/>
                 <w:bCs/>
-                <w:color w:val="E8D5A0"/>
+                <w:color w:val="C9A84C"/>
                 <w:sz w:val="18"/>
                 <w:szCs w:val="18"/>
               </w:rPr>
@@ -1792,26 +2372,25 @@
       <w:tr>
         <w:tc>
           <w:tcPr>
-            <w:tcW w:type="dxa" w:w="2400"/>
-            <w:tcBorders>
-              <w:top w:val="single" w:color="DDDDDD" w:sz="1"/>
-              <w:left w:val="single" w:color="DDDDDD" w:sz="1"/>
-              <w:bottom w:val="single" w:color="DDDDDD" w:sz="1"/>
-              <w:right w:val="single" w:color="DDDDDD" w:sz="1"/>
-            </w:tcBorders>
-            <w:shd w:fill="FAFAFA" w:val="clear"/>
-            <w:tcMar>
-              <w:top w:type="dxa" w:w="80"/>
-              <w:left w:type="dxa" w:w="120"/>
-              <w:bottom w:type="dxa" w:w="80"/>
-              <w:right w:type="dxa" w:w="120"/>
-            </w:tcMar>
-          </w:tcPr>
-          <w:p>
-            <w:r>
-              <w:rPr>
-                <w:rFonts w:ascii="Arial" w:cs="Arial" w:eastAsia="Arial" w:hAnsi="Arial"/>
-                <w:color w:val="111111"/>
+            <w:tcW w:type="dxa" w:w="2340"/>
+            <w:tcBorders>
+              <w:top w:val="single" w:color="CCCCCC" w:sz="1"/>
+              <w:left w:val="single" w:color="CCCCCC" w:sz="1"/>
+              <w:bottom w:val="single" w:color="CCCCCC" w:sz="1"/>
+              <w:right w:val="single" w:color="CCCCCC" w:sz="1"/>
+            </w:tcBorders>
+            <w:shd w:fill="F9F9F9" w:val="clear"/>
+            <w:tcMar>
+              <w:top w:type="dxa" w:w="80"/>
+              <w:left w:type="dxa" w:w="120"/>
+              <w:bottom w:type="dxa" w:w="80"/>
+              <w:right w:type="dxa" w:w="120"/>
+            </w:tcMar>
+          </w:tcPr>
+          <w:p>
+            <w:r>
+              <w:rPr>
+                <w:rFonts w:ascii="Arial" w:cs="Arial" w:eastAsia="Arial" w:hAnsi="Arial"/>
                 <w:sz w:val="18"/>
                 <w:szCs w:val="18"/>
               </w:rPr>
@@ -1821,26 +2400,25 @@
         </w:tc>
         <w:tc>
           <w:tcPr>
-            <w:tcW w:type="dxa" w:w="1800"/>
-            <w:tcBorders>
-              <w:top w:val="single" w:color="DDDDDD" w:sz="1"/>
-              <w:left w:val="single" w:color="DDDDDD" w:sz="1"/>
-              <w:bottom w:val="single" w:color="DDDDDD" w:sz="1"/>
-              <w:right w:val="single" w:color="DDDDDD" w:sz="1"/>
-            </w:tcBorders>
-            <w:shd w:fill="FAFAFA" w:val="clear"/>
-            <w:tcMar>
-              <w:top w:type="dxa" w:w="80"/>
-              <w:left w:type="dxa" w:w="120"/>
-              <w:bottom w:type="dxa" w:w="80"/>
-              <w:right w:type="dxa" w:w="120"/>
-            </w:tcMar>
-          </w:tcPr>
-          <w:p>
-            <w:r>
-              <w:rPr>
-                <w:rFonts w:ascii="Arial" w:cs="Arial" w:eastAsia="Arial" w:hAnsi="Arial"/>
-                <w:color w:val="111111"/>
+            <w:tcW w:type="dxa" w:w="1560"/>
+            <w:tcBorders>
+              <w:top w:val="single" w:color="CCCCCC" w:sz="1"/>
+              <w:left w:val="single" w:color="CCCCCC" w:sz="1"/>
+              <w:bottom w:val="single" w:color="CCCCCC" w:sz="1"/>
+              <w:right w:val="single" w:color="CCCCCC" w:sz="1"/>
+            </w:tcBorders>
+            <w:shd w:fill="F9F9F9" w:val="clear"/>
+            <w:tcMar>
+              <w:top w:type="dxa" w:w="80"/>
+              <w:left w:type="dxa" w:w="120"/>
+              <w:bottom w:type="dxa" w:w="80"/>
+              <w:right w:type="dxa" w:w="120"/>
+            </w:tcMar>
+          </w:tcPr>
+          <w:p>
+            <w:r>
+              <w:rPr>
+                <w:rFonts w:ascii="Arial" w:cs="Arial" w:eastAsia="Arial" w:hAnsi="Arial"/>
                 <w:sz w:val="18"/>
                 <w:szCs w:val="18"/>
               </w:rPr>
@@ -1850,26 +2428,25 @@
         </w:tc>
         <w:tc>
           <w:tcPr>
-            <w:tcW w:type="dxa" w:w="2160"/>
-            <w:tcBorders>
-              <w:top w:val="single" w:color="DDDDDD" w:sz="1"/>
-              <w:left w:val="single" w:color="DDDDDD" w:sz="1"/>
-              <w:bottom w:val="single" w:color="DDDDDD" w:sz="1"/>
-              <w:right w:val="single" w:color="DDDDDD" w:sz="1"/>
-            </w:tcBorders>
-            <w:shd w:fill="FAFAFA" w:val="clear"/>
-            <w:tcMar>
-              <w:top w:type="dxa" w:w="80"/>
-              <w:left w:type="dxa" w:w="120"/>
-              <w:bottom w:type="dxa" w:w="80"/>
-              <w:right w:type="dxa" w:w="120"/>
-            </w:tcMar>
-          </w:tcPr>
-          <w:p>
-            <w:r>
-              <w:rPr>
-                <w:rFonts w:ascii="Arial" w:cs="Arial" w:eastAsia="Arial" w:hAnsi="Arial"/>
-                <w:color w:val="111111"/>
+            <w:tcW w:type="dxa" w:w="1560"/>
+            <w:tcBorders>
+              <w:top w:val="single" w:color="CCCCCC" w:sz="1"/>
+              <w:left w:val="single" w:color="CCCCCC" w:sz="1"/>
+              <w:bottom w:val="single" w:color="CCCCCC" w:sz="1"/>
+              <w:right w:val="single" w:color="CCCCCC" w:sz="1"/>
+            </w:tcBorders>
+            <w:shd w:fill="F9F9F9" w:val="clear"/>
+            <w:tcMar>
+              <w:top w:type="dxa" w:w="80"/>
+              <w:left w:type="dxa" w:w="120"/>
+              <w:bottom w:type="dxa" w:w="80"/>
+              <w:right w:type="dxa" w:w="120"/>
+            </w:tcMar>
+          </w:tcPr>
+          <w:p>
+            <w:r>
+              <w:rPr>
+                <w:rFonts w:ascii="Arial" w:cs="Arial" w:eastAsia="Arial" w:hAnsi="Arial"/>
                 <w:sz w:val="18"/>
                 <w:szCs w:val="18"/>
               </w:rPr>
@@ -1879,26 +2456,25 @@
         </w:tc>
         <w:tc>
           <w:tcPr>
-            <w:tcW w:type="dxa" w:w="3000"/>
-            <w:tcBorders>
-              <w:top w:val="single" w:color="DDDDDD" w:sz="1"/>
-              <w:left w:val="single" w:color="DDDDDD" w:sz="1"/>
-              <w:bottom w:val="single" w:color="DDDDDD" w:sz="1"/>
-              <w:right w:val="single" w:color="DDDDDD" w:sz="1"/>
-            </w:tcBorders>
-            <w:shd w:fill="FAFAFA" w:val="clear"/>
-            <w:tcMar>
-              <w:top w:type="dxa" w:w="80"/>
-              <w:left w:type="dxa" w:w="120"/>
-              <w:bottom w:type="dxa" w:w="80"/>
-              <w:right w:type="dxa" w:w="120"/>
-            </w:tcMar>
-          </w:tcPr>
-          <w:p>
-            <w:r>
-              <w:rPr>
-                <w:rFonts w:ascii="Arial" w:cs="Arial" w:eastAsia="Arial" w:hAnsi="Arial"/>
-                <w:color w:val="111111"/>
+            <w:tcW w:type="dxa" w:w="3900"/>
+            <w:tcBorders>
+              <w:top w:val="single" w:color="CCCCCC" w:sz="1"/>
+              <w:left w:val="single" w:color="CCCCCC" w:sz="1"/>
+              <w:bottom w:val="single" w:color="CCCCCC" w:sz="1"/>
+              <w:right w:val="single" w:color="CCCCCC" w:sz="1"/>
+            </w:tcBorders>
+            <w:shd w:fill="F9F9F9" w:val="clear"/>
+            <w:tcMar>
+              <w:top w:type="dxa" w:w="80"/>
+              <w:left w:type="dxa" w:w="120"/>
+              <w:bottom w:type="dxa" w:w="80"/>
+              <w:right w:type="dxa" w:w="120"/>
+            </w:tcMar>
+          </w:tcPr>
+          <w:p>
+            <w:r>
+              <w:rPr>
+                <w:rFonts w:ascii="Arial" w:cs="Arial" w:eastAsia="Arial" w:hAnsi="Arial"/>
                 <w:sz w:val="18"/>
                 <w:szCs w:val="18"/>
               </w:rPr>
@@ -1910,12 +2486,12 @@
       <w:tr>
         <w:tc>
           <w:tcPr>
-            <w:tcW w:type="dxa" w:w="2400"/>
-            <w:tcBorders>
-              <w:top w:val="single" w:color="DDDDDD" w:sz="1"/>
-              <w:left w:val="single" w:color="DDDDDD" w:sz="1"/>
-              <w:bottom w:val="single" w:color="DDDDDD" w:sz="1"/>
-              <w:right w:val="single" w:color="DDDDDD" w:sz="1"/>
+            <w:tcW w:type="dxa" w:w="2340"/>
+            <w:tcBorders>
+              <w:top w:val="single" w:color="CCCCCC" w:sz="1"/>
+              <w:left w:val="single" w:color="CCCCCC" w:sz="1"/>
+              <w:bottom w:val="single" w:color="CCCCCC" w:sz="1"/>
+              <w:right w:val="single" w:color="CCCCCC" w:sz="1"/>
             </w:tcBorders>
             <w:shd w:fill="FFFFFF" w:val="clear"/>
             <w:tcMar>
@@ -1929,7 +2505,6 @@
             <w:r>
               <w:rPr>
                 <w:rFonts w:ascii="Arial" w:cs="Arial" w:eastAsia="Arial" w:hAnsi="Arial"/>
-                <w:color w:val="111111"/>
                 <w:sz w:val="18"/>
                 <w:szCs w:val="18"/>
               </w:rPr>
@@ -1939,12 +2514,12 @@
         </w:tc>
         <w:tc>
           <w:tcPr>
-            <w:tcW w:type="dxa" w:w="1800"/>
-            <w:tcBorders>
-              <w:top w:val="single" w:color="DDDDDD" w:sz="1"/>
-              <w:left w:val="single" w:color="DDDDDD" w:sz="1"/>
-              <w:bottom w:val="single" w:color="DDDDDD" w:sz="1"/>
-              <w:right w:val="single" w:color="DDDDDD" w:sz="1"/>
+            <w:tcW w:type="dxa" w:w="1560"/>
+            <w:tcBorders>
+              <w:top w:val="single" w:color="CCCCCC" w:sz="1"/>
+              <w:left w:val="single" w:color="CCCCCC" w:sz="1"/>
+              <w:bottom w:val="single" w:color="CCCCCC" w:sz="1"/>
+              <w:right w:val="single" w:color="CCCCCC" w:sz="1"/>
             </w:tcBorders>
             <w:shd w:fill="FFFFFF" w:val="clear"/>
             <w:tcMar>
@@ -1958,7 +2533,6 @@
             <w:r>
               <w:rPr>
                 <w:rFonts w:ascii="Arial" w:cs="Arial" w:eastAsia="Arial" w:hAnsi="Arial"/>
-                <w:color w:val="111111"/>
                 <w:sz w:val="18"/>
                 <w:szCs w:val="18"/>
               </w:rPr>
@@ -1968,12 +2542,12 @@
         </w:tc>
         <w:tc>
           <w:tcPr>
-            <w:tcW w:type="dxa" w:w="2160"/>
-            <w:tcBorders>
-              <w:top w:val="single" w:color="DDDDDD" w:sz="1"/>
-              <w:left w:val="single" w:color="DDDDDD" w:sz="1"/>
-              <w:bottom w:val="single" w:color="DDDDDD" w:sz="1"/>
-              <w:right w:val="single" w:color="DDDDDD" w:sz="1"/>
+            <w:tcW w:type="dxa" w:w="1560"/>
+            <w:tcBorders>
+              <w:top w:val="single" w:color="CCCCCC" w:sz="1"/>
+              <w:left w:val="single" w:color="CCCCCC" w:sz="1"/>
+              <w:bottom w:val="single" w:color="CCCCCC" w:sz="1"/>
+              <w:right w:val="single" w:color="CCCCCC" w:sz="1"/>
             </w:tcBorders>
             <w:shd w:fill="FFFFFF" w:val="clear"/>
             <w:tcMar>
@@ -1987,7 +2561,6 @@
             <w:r>
               <w:rPr>
                 <w:rFonts w:ascii="Arial" w:cs="Arial" w:eastAsia="Arial" w:hAnsi="Arial"/>
-                <w:color w:val="111111"/>
                 <w:sz w:val="18"/>
                 <w:szCs w:val="18"/>
               </w:rPr>
@@ -1997,12 +2570,12 @@
         </w:tc>
         <w:tc>
           <w:tcPr>
-            <w:tcW w:type="dxa" w:w="3000"/>
-            <w:tcBorders>
-              <w:top w:val="single" w:color="DDDDDD" w:sz="1"/>
-              <w:left w:val="single" w:color="DDDDDD" w:sz="1"/>
-              <w:bottom w:val="single" w:color="DDDDDD" w:sz="1"/>
-              <w:right w:val="single" w:color="DDDDDD" w:sz="1"/>
+            <w:tcW w:type="dxa" w:w="3900"/>
+            <w:tcBorders>
+              <w:top w:val="single" w:color="CCCCCC" w:sz="1"/>
+              <w:left w:val="single" w:color="CCCCCC" w:sz="1"/>
+              <w:bottom w:val="single" w:color="CCCCCC" w:sz="1"/>
+              <w:right w:val="single" w:color="CCCCCC" w:sz="1"/>
             </w:tcBorders>
             <w:shd w:fill="FFFFFF" w:val="clear"/>
             <w:tcMar>
@@ -2016,7 +2589,6 @@
             <w:r>
               <w:rPr>
                 <w:rFonts w:ascii="Arial" w:cs="Arial" w:eastAsia="Arial" w:hAnsi="Arial"/>
-                <w:color w:val="111111"/>
                 <w:sz w:val="18"/>
                 <w:szCs w:val="18"/>
               </w:rPr>
@@ -2028,26 +2600,25 @@
       <w:tr>
         <w:tc>
           <w:tcPr>
-            <w:tcW w:type="dxa" w:w="2400"/>
-            <w:tcBorders>
-              <w:top w:val="single" w:color="DDDDDD" w:sz="1"/>
-              <w:left w:val="single" w:color="DDDDDD" w:sz="1"/>
-              <w:bottom w:val="single" w:color="DDDDDD" w:sz="1"/>
-              <w:right w:val="single" w:color="DDDDDD" w:sz="1"/>
-            </w:tcBorders>
-            <w:shd w:fill="FAFAFA" w:val="clear"/>
-            <w:tcMar>
-              <w:top w:type="dxa" w:w="80"/>
-              <w:left w:type="dxa" w:w="120"/>
-              <w:bottom w:type="dxa" w:w="80"/>
-              <w:right w:type="dxa" w:w="120"/>
-            </w:tcMar>
-          </w:tcPr>
-          <w:p>
-            <w:r>
-              <w:rPr>
-                <w:rFonts w:ascii="Arial" w:cs="Arial" w:eastAsia="Arial" w:hAnsi="Arial"/>
-                <w:color w:val="111111"/>
+            <w:tcW w:type="dxa" w:w="2340"/>
+            <w:tcBorders>
+              <w:top w:val="single" w:color="CCCCCC" w:sz="1"/>
+              <w:left w:val="single" w:color="CCCCCC" w:sz="1"/>
+              <w:bottom w:val="single" w:color="CCCCCC" w:sz="1"/>
+              <w:right w:val="single" w:color="CCCCCC" w:sz="1"/>
+            </w:tcBorders>
+            <w:shd w:fill="F9F9F9" w:val="clear"/>
+            <w:tcMar>
+              <w:top w:type="dxa" w:w="80"/>
+              <w:left w:type="dxa" w:w="120"/>
+              <w:bottom w:type="dxa" w:w="80"/>
+              <w:right w:type="dxa" w:w="120"/>
+            </w:tcMar>
+          </w:tcPr>
+          <w:p>
+            <w:r>
+              <w:rPr>
+                <w:rFonts w:ascii="Arial" w:cs="Arial" w:eastAsia="Arial" w:hAnsi="Arial"/>
                 <w:sz w:val="18"/>
                 <w:szCs w:val="18"/>
               </w:rPr>
@@ -2057,26 +2628,25 @@
         </w:tc>
         <w:tc>
           <w:tcPr>
-            <w:tcW w:type="dxa" w:w="1800"/>
-            <w:tcBorders>
-              <w:top w:val="single" w:color="DDDDDD" w:sz="1"/>
-              <w:left w:val="single" w:color="DDDDDD" w:sz="1"/>
-              <w:bottom w:val="single" w:color="DDDDDD" w:sz="1"/>
-              <w:right w:val="single" w:color="DDDDDD" w:sz="1"/>
-            </w:tcBorders>
-            <w:shd w:fill="FAFAFA" w:val="clear"/>
-            <w:tcMar>
-              <w:top w:type="dxa" w:w="80"/>
-              <w:left w:type="dxa" w:w="120"/>
-              <w:bottom w:type="dxa" w:w="80"/>
-              <w:right w:type="dxa" w:w="120"/>
-            </w:tcMar>
-          </w:tcPr>
-          <w:p>
-            <w:r>
-              <w:rPr>
-                <w:rFonts w:ascii="Arial" w:cs="Arial" w:eastAsia="Arial" w:hAnsi="Arial"/>
-                <w:color w:val="111111"/>
+            <w:tcW w:type="dxa" w:w="1560"/>
+            <w:tcBorders>
+              <w:top w:val="single" w:color="CCCCCC" w:sz="1"/>
+              <w:left w:val="single" w:color="CCCCCC" w:sz="1"/>
+              <w:bottom w:val="single" w:color="CCCCCC" w:sz="1"/>
+              <w:right w:val="single" w:color="CCCCCC" w:sz="1"/>
+            </w:tcBorders>
+            <w:shd w:fill="F9F9F9" w:val="clear"/>
+            <w:tcMar>
+              <w:top w:type="dxa" w:w="80"/>
+              <w:left w:type="dxa" w:w="120"/>
+              <w:bottom w:type="dxa" w:w="80"/>
+              <w:right w:type="dxa" w:w="120"/>
+            </w:tcMar>
+          </w:tcPr>
+          <w:p>
+            <w:r>
+              <w:rPr>
+                <w:rFonts w:ascii="Arial" w:cs="Arial" w:eastAsia="Arial" w:hAnsi="Arial"/>
                 <w:sz w:val="18"/>
                 <w:szCs w:val="18"/>
               </w:rPr>
@@ -2086,26 +2656,25 @@
         </w:tc>
         <w:tc>
           <w:tcPr>
-            <w:tcW w:type="dxa" w:w="2160"/>
-            <w:tcBorders>
-              <w:top w:val="single" w:color="DDDDDD" w:sz="1"/>
-              <w:left w:val="single" w:color="DDDDDD" w:sz="1"/>
-              <w:bottom w:val="single" w:color="DDDDDD" w:sz="1"/>
-              <w:right w:val="single" w:color="DDDDDD" w:sz="1"/>
-            </w:tcBorders>
-            <w:shd w:fill="FAFAFA" w:val="clear"/>
-            <w:tcMar>
-              <w:top w:type="dxa" w:w="80"/>
-              <w:left w:type="dxa" w:w="120"/>
-              <w:bottom w:type="dxa" w:w="80"/>
-              <w:right w:type="dxa" w:w="120"/>
-            </w:tcMar>
-          </w:tcPr>
-          <w:p>
-            <w:r>
-              <w:rPr>
-                <w:rFonts w:ascii="Arial" w:cs="Arial" w:eastAsia="Arial" w:hAnsi="Arial"/>
-                <w:color w:val="111111"/>
+            <w:tcW w:type="dxa" w:w="1560"/>
+            <w:tcBorders>
+              <w:top w:val="single" w:color="CCCCCC" w:sz="1"/>
+              <w:left w:val="single" w:color="CCCCCC" w:sz="1"/>
+              <w:bottom w:val="single" w:color="CCCCCC" w:sz="1"/>
+              <w:right w:val="single" w:color="CCCCCC" w:sz="1"/>
+            </w:tcBorders>
+            <w:shd w:fill="F9F9F9" w:val="clear"/>
+            <w:tcMar>
+              <w:top w:type="dxa" w:w="80"/>
+              <w:left w:type="dxa" w:w="120"/>
+              <w:bottom w:type="dxa" w:w="80"/>
+              <w:right w:type="dxa" w:w="120"/>
+            </w:tcMar>
+          </w:tcPr>
+          <w:p>
+            <w:r>
+              <w:rPr>
+                <w:rFonts w:ascii="Arial" w:cs="Arial" w:eastAsia="Arial" w:hAnsi="Arial"/>
                 <w:sz w:val="18"/>
                 <w:szCs w:val="18"/>
               </w:rPr>
@@ -2115,26 +2684,25 @@
         </w:tc>
         <w:tc>
           <w:tcPr>
-            <w:tcW w:type="dxa" w:w="3000"/>
-            <w:tcBorders>
-              <w:top w:val="single" w:color="DDDDDD" w:sz="1"/>
-              <w:left w:val="single" w:color="DDDDDD" w:sz="1"/>
-              <w:bottom w:val="single" w:color="DDDDDD" w:sz="1"/>
-              <w:right w:val="single" w:color="DDDDDD" w:sz="1"/>
-            </w:tcBorders>
-            <w:shd w:fill="FAFAFA" w:val="clear"/>
-            <w:tcMar>
-              <w:top w:type="dxa" w:w="80"/>
-              <w:left w:type="dxa" w:w="120"/>
-              <w:bottom w:type="dxa" w:w="80"/>
-              <w:right w:type="dxa" w:w="120"/>
-            </w:tcMar>
-          </w:tcPr>
-          <w:p>
-            <w:r>
-              <w:rPr>
-                <w:rFonts w:ascii="Arial" w:cs="Arial" w:eastAsia="Arial" w:hAnsi="Arial"/>
-                <w:color w:val="111111"/>
+            <w:tcW w:type="dxa" w:w="3900"/>
+            <w:tcBorders>
+              <w:top w:val="single" w:color="CCCCCC" w:sz="1"/>
+              <w:left w:val="single" w:color="CCCCCC" w:sz="1"/>
+              <w:bottom w:val="single" w:color="CCCCCC" w:sz="1"/>
+              <w:right w:val="single" w:color="CCCCCC" w:sz="1"/>
+            </w:tcBorders>
+            <w:shd w:fill="F9F9F9" w:val="clear"/>
+            <w:tcMar>
+              <w:top w:type="dxa" w:w="80"/>
+              <w:left w:type="dxa" w:w="120"/>
+              <w:bottom w:type="dxa" w:w="80"/>
+              <w:right w:type="dxa" w:w="120"/>
+            </w:tcMar>
+          </w:tcPr>
+          <w:p>
+            <w:r>
+              <w:rPr>
+                <w:rFonts w:ascii="Arial" w:cs="Arial" w:eastAsia="Arial" w:hAnsi="Arial"/>
                 <w:sz w:val="18"/>
                 <w:szCs w:val="18"/>
               </w:rPr>
@@ -2146,7 +2714,7 @@
     </w:tbl>
     <w:sectPr>
       <w:pgSz w:w="12240" w:h="15840" w:orient="portrait"/>
-      <w:pgMar w:top="1440" w:right="1440" w:bottom="1440" w:left="1440" w:header="708" w:footer="708" w:gutter="0"/>
+      <w:pgMar w:top="1080" w:right="1080" w:bottom="1080" w:left="1080" w:header="708" w:footer="708" w:gutter="0"/>
       <w:pgNumType/>
       <w:docGrid w:linePitch="360"/>
     </w:sectPr>
@@ -2528,5 +3096,41 @@
       <w:szCs w:val="20"/>
     </w:rPr>
   </w:style>
+  <w:style w:type="paragraph" w:styleId="Heading1">
+    <w:name w:val="Heading 1"/>
+    <w:basedOn w:val="Normal"/>
+    <w:next w:val="Normal"/>
+    <w:qFormat/>
+    <w:pPr>
+      <w:spacing w:after="120" w:before="360"/>
+      <w:outlineLvl w:val="0"/>
+    </w:pPr>
+    <w:rPr>
+      <w:rFonts w:ascii="Arial" w:cs="Arial" w:eastAsia="Arial" w:hAnsi="Arial"/>
+      <w:b/>
+      <w:bCs/>
+      <w:color w:val="000000"/>
+      <w:sz w:val="32"/>
+      <w:szCs w:val="32"/>
+    </w:rPr>
+  </w:style>
+  <w:style w:type="paragraph" w:styleId="Heading2">
+    <w:name w:val="Heading 2"/>
+    <w:basedOn w:val="Normal"/>
+    <w:next w:val="Normal"/>
+    <w:qFormat/>
+    <w:pPr>
+      <w:spacing w:after="80" w:before="240"/>
+      <w:outlineLvl w:val="1"/>
+    </w:pPr>
+    <w:rPr>
+      <w:rFonts w:ascii="Arial" w:cs="Arial" w:eastAsia="Arial" w:hAnsi="Arial"/>
+      <w:b/>
+      <w:bCs/>
+      <w:color w:val="000000"/>
+      <w:sz w:val="26"/>
+      <w:szCs w:val="26"/>
+    </w:rPr>
+  </w:style>
 </w:styles>
 </file>
--- a/ROADMAP.docx
+++ b/ROADMAP.docx
@@ -28,7 +28,7 @@
           <w:sz w:val="20"/>
           <w:szCs w:val="20"/>
         </w:rPr>
-        <w:t xml:space="preserve">Catalog &amp; UI Optimization Roadmap  ·  Updated May 6, 2026</w:t>
+        <w:t xml:space="preserve">Catalog &amp; UI Optimization Roadmap  ·  Updated May 7, 2026</w:t>
       </w:r>
     </w:p>
     <w:p>
@@ -57,13 +57,10 @@
           <w:sz w:val="20"/>
           <w:szCs w:val="20"/>
         </w:rPr>
-        <w:t xml:space="preserve">The catalog has 88,512 products across WPS, PU, and VTWIN. Fitment is 100% canonical. OEM numbers populated for 56,755 products. The homepage has been rebuilt as an animated bento grid with a floating pill nav, year→model search with modal, and a horizontal era slider. A dedicated model search API (/api/models/search) queries hd_year_model_master (1,618 rows) with year-first prioritization.</w:t>
-      </w:r>
-    </w:p>
-    <w:p>
-      <w:pPr>
-        <w:spacing w:after="80" w:before="80"/>
-      </w:pPr>
+        <w:t xml:space="preserve">88,512 products live. Fitment 100% canonical. OEM numbers on 56,755 products. Homepage fully rebuilt as an animated bento grid: 3D fan era carousel with scroll-driven card advance, animated full-page canvas smoke background, minimizing floating nav, and year→model search with modal. All homepage logic split into clean component files. Era slugs and image filenames corrected and locked.</w:t>
+      </w:r>
+    </w:p>
+    <w:p>
       <w:r>
         <w:t xml:space="preserve"/>
       </w:r>
@@ -262,7 +259,7 @@
                 <w:sz w:val="18"/>
                 <w:szCs w:val="18"/>
               </w:rPr>
-              <w:t xml:space="preserve">100% canonical — zero garbage values</w:t>
+              <w:t xml:space="preserve">100% canonical</w:t>
             </w:r>
           </w:p>
         </w:tc>
@@ -930,7 +927,7 @@
                 <w:sz w:val="18"/>
                 <w:szCs w:val="18"/>
               </w:rPr>
-              <w:t xml:space="preserve">harley_families</w:t>
+              <w:t xml:space="preserve">Homepage</w:t>
             </w:r>
           </w:p>
         </w:tc>
@@ -958,7 +955,7 @@
                 <w:sz w:val="18"/>
                 <w:szCs w:val="18"/>
               </w:rPr>
-              <w:t xml:space="preserve">16 canonical families + Buell + FX Superglide</w:t>
+              <w:t xml:space="preserve">Bento grid ✅ components split ✅ tile artwork pending</w:t>
             </w:r>
           </w:p>
         </w:tc>
@@ -988,7 +985,7 @@
                 <w:sz w:val="18"/>
                 <w:szCs w:val="18"/>
               </w:rPr>
-              <w:t xml:space="preserve">Homepage</w:t>
+              <w:t xml:space="preserve">Era carousel</w:t>
             </w:r>
           </w:p>
         </w:tc>
@@ -1016,16 +1013,13 @@
                 <w:sz w:val="18"/>
                 <w:szCs w:val="18"/>
               </w:rPr>
-              <w:t xml:space="preserve">Bento grid ✅ — tile artwork pending from Laken</w:t>
+              <w:t xml:space="preserve">3D fan ✅ scroll-driven ✅ correct slugs ✅</w:t>
             </w:r>
           </w:p>
         </w:tc>
       </w:tr>
     </w:tbl>
     <w:p>
-      <w:pPr>
-        <w:spacing w:after="80" w:before="80"/>
-      </w:pPr>
       <w:r>
         <w:t xml:space="preserve"/>
       </w:r>
@@ -1077,85 +1071,82 @@
           <w:sz w:val="20"/>
           <w:szCs w:val="20"/>
         </w:rPr>
-        <w:t xml:space="preserve">New app/page.jsx with animated dark bento grid</w:t>
-      </w:r>
-    </w:p>
-    <w:p>
-      <w:pPr>
-        <w:pStyle w:val="ListParagraph"/>
-        <w:numPr>
-          <w:ilvl w:val="0"/>
-          <w:numId w:val="2"/>
-        </w:numPr>
-        <w:spacing w:after="40" w:before="40"/>
-      </w:pPr>
-      <w:r>
-        <w:rPr>
-          <w:rFonts w:ascii="Arial" w:cs="Arial" w:eastAsia="Arial" w:hAnsi="Arial"/>
-          <w:sz w:val="20"/>
-          <w:szCs w:val="20"/>
-        </w:rPr>
-        <w:t xml:space="preserve">Floating pill nav, 100px logo, black/gold/white palette</w:t>
-      </w:r>
-    </w:p>
-    <w:p>
-      <w:pPr>
-        <w:pStyle w:val="ListParagraph"/>
-        <w:numPr>
-          <w:ilvl w:val="0"/>
-          <w:numId w:val="2"/>
-        </w:numPr>
-        <w:spacing w:after="40" w:before="40"/>
-      </w:pPr>
-      <w:r>
-        <w:rPr>
-          <w:rFonts w:ascii="Arial" w:cs="Arial" w:eastAsia="Arial" w:hAnsi="Arial"/>
-          <w:sz w:val="20"/>
-          <w:szCs w:val="20"/>
-        </w:rPr>
-        <w:t xml:space="preserve">Year→Model search with modal (createPortal)</w:t>
-      </w:r>
-    </w:p>
-    <w:p>
-      <w:pPr>
-        <w:pStyle w:val="ListParagraph"/>
-        <w:numPr>
-          <w:ilvl w:val="0"/>
-          <w:numId w:val="2"/>
-        </w:numPr>
-        <w:spacing w:after="40" w:before="40"/>
-      </w:pPr>
-      <w:r>
-        <w:rPr>
-          <w:rFonts w:ascii="Arial" w:cs="Arial" w:eastAsia="Arial" w:hAnsi="Arial"/>
-          <w:sz w:val="20"/>
-          <w:szCs w:val="20"/>
-        </w:rPr>
-        <w:t xml:space="preserve">Era horizontal drag-scroll slider — 10 nodes</w:t>
-      </w:r>
-    </w:p>
-    <w:p>
-      <w:pPr>
-        <w:pStyle w:val="ListParagraph"/>
-        <w:numPr>
-          <w:ilvl w:val="0"/>
-          <w:numId w:val="2"/>
-        </w:numPr>
-        <w:spacing w:after="40" w:before="40"/>
-      </w:pPr>
-      <w:r>
-        <w:rPr>
-          <w:rFonts w:ascii="Arial" w:cs="Arial" w:eastAsia="Arial" w:hAnsi="Arial"/>
-          <w:sz w:val="20"/>
-          <w:szCs w:val="20"/>
-        </w:rPr>
-        <w:t xml:space="preserve">Placeholder tiles: Video, Category, Model, Deals</w:t>
-      </w:r>
-    </w:p>
-    <w:p>
-      <w:pPr>
-        <w:spacing w:after="80" w:before="80"/>
-      </w:pPr>
+        <w:t xml:space="preserve">app/page.jsx — imports + layout only</w:t>
+      </w:r>
+    </w:p>
+    <w:p>
+      <w:pPr>
+        <w:pStyle w:val="ListParagraph"/>
+        <w:numPr>
+          <w:ilvl w:val="0"/>
+          <w:numId w:val="2"/>
+        </w:numPr>
+        <w:spacing w:after="40" w:before="40"/>
+      </w:pPr>
+      <w:r>
+        <w:rPr>
+          <w:rFonts w:ascii="Arial" w:cs="Arial" w:eastAsia="Arial" w:hAnsi="Arial"/>
+          <w:sz w:val="20"/>
+          <w:szCs w:val="20"/>
+        </w:rPr>
+        <w:t xml:space="preserve">components/home/ — FloatingNav, SmokeBackground, ModelSearch, EraCarousel, eras.js</w:t>
+      </w:r>
+    </w:p>
+    <w:p>
+      <w:pPr>
+        <w:pStyle w:val="ListParagraph"/>
+        <w:numPr>
+          <w:ilvl w:val="0"/>
+          <w:numId w:val="2"/>
+        </w:numPr>
+        <w:spacing w:after="40" w:before="40"/>
+      </w:pPr>
+      <w:r>
+        <w:rPr>
+          <w:rFonts w:ascii="Arial" w:cs="Arial" w:eastAsia="Arial" w:hAnsi="Arial"/>
+          <w:sz w:val="20"/>
+          <w:szCs w:val="20"/>
+        </w:rPr>
+        <w:t xml:space="preserve">Dark background, black/gold/white palette, animated tile entrances</w:t>
+      </w:r>
+    </w:p>
+    <w:p>
+      <w:pPr>
+        <w:pStyle w:val="ListParagraph"/>
+        <w:numPr>
+          <w:ilvl w:val="0"/>
+          <w:numId w:val="2"/>
+        </w:numPr>
+        <w:spacing w:after="40" w:before="40"/>
+      </w:pPr>
+      <w:r>
+        <w:rPr>
+          <w:rFonts w:ascii="Arial" w:cs="Arial" w:eastAsia="Arial" w:hAnsi="Arial"/>
+          <w:sz w:val="20"/>
+          <w:szCs w:val="20"/>
+        </w:rPr>
+        <w:t xml:space="preserve">Floating pill nav minimizes to logo icon on scroll, restores on scroll up</w:t>
+      </w:r>
+    </w:p>
+    <w:p>
+      <w:pPr>
+        <w:pStyle w:val="ListParagraph"/>
+        <w:numPr>
+          <w:ilvl w:val="0"/>
+          <w:numId w:val="2"/>
+        </w:numPr>
+        <w:spacing w:after="40" w:before="40"/>
+      </w:pPr>
+      <w:r>
+        <w:rPr>
+          <w:rFonts w:ascii="Arial" w:cs="Arial" w:eastAsia="Arial" w:hAnsi="Arial"/>
+          <w:sz w:val="20"/>
+          <w:szCs w:val="20"/>
+        </w:rPr>
+        <w:t xml:space="preserve">Full-page canvas smoke background, 40 particles, warm gold/grey tones</w:t>
+      </w:r>
+    </w:p>
+    <w:p>
       <w:r>
         <w:t xml:space="preserve"/>
       </w:r>
@@ -1173,103 +1164,100 @@
           <w:sz w:val="26"/>
           <w:szCs w:val="26"/>
         </w:rPr>
-        <w:t xml:space="preserve">0B · Tile Artwork (Pending — Laken designing)</w:t>
-      </w:r>
-    </w:p>
-    <w:p>
-      <w:pPr>
-        <w:pStyle w:val="ListParagraph"/>
-        <w:numPr>
-          <w:ilvl w:val="0"/>
-          <w:numId w:val="2"/>
-        </w:numPr>
-        <w:spacing w:after="40" w:before="40"/>
-      </w:pPr>
-      <w:r>
-        <w:rPr>
-          <w:rFonts w:ascii="Arial" w:cs="Arial" w:eastAsia="Arial" w:hAnsi="Arial"/>
-          <w:sz w:val="20"/>
-          <w:szCs w:val="20"/>
-        </w:rPr>
-        <w:t xml:space="preserve">Search tile: 900×450px SVG background</w:t>
-      </w:r>
-    </w:p>
-    <w:p>
-      <w:pPr>
-        <w:pStyle w:val="ListParagraph"/>
-        <w:numPr>
-          <w:ilvl w:val="0"/>
-          <w:numId w:val="2"/>
-        </w:numPr>
-        <w:spacing w:after="40" w:before="40"/>
-      </w:pPr>
-      <w:r>
-        <w:rPr>
-          <w:rFonts w:ascii="Arial" w:cs="Arial" w:eastAsia="Arial" w:hAnsi="Arial"/>
-          <w:sz w:val="20"/>
-          <w:szCs w:val="20"/>
-        </w:rPr>
-        <w:t xml:space="preserve">Video tile: 450×450px</w:t>
-      </w:r>
-    </w:p>
-    <w:p>
-      <w:pPr>
-        <w:pStyle w:val="ListParagraph"/>
-        <w:numPr>
-          <w:ilvl w:val="0"/>
-          <w:numId w:val="2"/>
-        </w:numPr>
-        <w:spacing w:after="40" w:before="40"/>
-      </w:pPr>
-      <w:r>
-        <w:rPr>
-          <w:rFonts w:ascii="Arial" w:cs="Arial" w:eastAsia="Arial" w:hAnsi="Arial"/>
-          <w:sz w:val="20"/>
-          <w:szCs w:val="20"/>
-        </w:rPr>
-        <w:t xml:space="preserve">Era slider banner: 1400×200px</w:t>
-      </w:r>
-    </w:p>
-    <w:p>
-      <w:pPr>
-        <w:pStyle w:val="ListParagraph"/>
-        <w:numPr>
-          <w:ilvl w:val="0"/>
-          <w:numId w:val="2"/>
-        </w:numPr>
-        <w:spacing w:after="40" w:before="40"/>
-      </w:pPr>
-      <w:r>
-        <w:rPr>
-          <w:rFonts w:ascii="Arial" w:cs="Arial" w:eastAsia="Arial" w:hAnsi="Arial"/>
-          <w:sz w:val="20"/>
-          <w:szCs w:val="20"/>
-        </w:rPr>
-        <w:t xml:space="preserve">Bottom 3 tiles: 450×450px each</w:t>
-      </w:r>
-    </w:p>
-    <w:p>
-      <w:pPr>
-        <w:pStyle w:val="ListParagraph"/>
-        <w:numPr>
-          <w:ilvl w:val="0"/>
-          <w:numId w:val="2"/>
-        </w:numPr>
-        <w:spacing w:after="40" w:before="40"/>
-      </w:pPr>
-      <w:r>
-        <w:rPr>
-          <w:rFonts w:ascii="Arial" w:cs="Arial" w:eastAsia="Arial" w:hAnsi="Arial"/>
-          <w:sz w:val="20"/>
-          <w:szCs w:val="20"/>
-        </w:rPr>
-        <w:t xml:space="preserve">Era slider nodes: custom SVG per era</w:t>
-      </w:r>
-    </w:p>
-    <w:p>
-      <w:pPr>
-        <w:spacing w:after="80" w:before="80"/>
-      </w:pPr>
+        <w:t xml:space="preserve">0B · Era 3D Fan Carousel ✅ COMPLETE</w:t>
+      </w:r>
+    </w:p>
+    <w:p>
+      <w:pPr>
+        <w:pStyle w:val="ListParagraph"/>
+        <w:numPr>
+          <w:ilvl w:val="0"/>
+          <w:numId w:val="2"/>
+        </w:numPr>
+        <w:spacing w:after="40" w:before="40"/>
+      </w:pPr>
+      <w:r>
+        <w:rPr>
+          <w:rFonts w:ascii="Arial" w:cs="Arial" w:eastAsia="Arial" w:hAnsi="Arial"/>
+          <w:sz w:val="20"/>
+          <w:szCs w:val="20"/>
+        </w:rPr>
+        <w:t xml:space="preserve">Cards fan from bottom-right to top-left via rotateZ + diagonal translateX/Y</w:t>
+      </w:r>
+    </w:p>
+    <w:p>
+      <w:pPr>
+        <w:pStyle w:val="ListParagraph"/>
+        <w:numPr>
+          <w:ilvl w:val="0"/>
+          <w:numId w:val="2"/>
+        </w:numPr>
+        <w:spacing w:after="40" w:before="40"/>
+      </w:pPr>
+      <w:r>
+        <w:rPr>
+          <w:rFonts w:ascii="Arial" w:cs="Arial" w:eastAsia="Arial" w:hAnsi="Arial"/>
+          <w:sz w:val="20"/>
+          <w:szCs w:val="20"/>
+        </w:rPr>
+        <w:t xml:space="preserve">Auto-rotate 3.4s, scroll-driven advance, drag desktop, swipe mobile</w:t>
+      </w:r>
+    </w:p>
+    <w:p>
+      <w:pPr>
+        <w:pStyle w:val="ListParagraph"/>
+        <w:numPr>
+          <w:ilvl w:val="0"/>
+          <w:numId w:val="2"/>
+        </w:numPr>
+        <w:spacing w:after="40" w:before="40"/>
+      </w:pPr>
+      <w:r>
+        <w:rPr>
+          <w:rFonts w:ascii="Arial" w:cs="Arial" w:eastAsia="Arial" w:hAnsi="Arial"/>
+          <w:sz w:val="20"/>
+          <w:szCs w:val="20"/>
+        </w:rPr>
+        <w:t xml:space="preserve">10 eras — all slugs match lib/eras/config.ts, all images mapped to correct .webp</w:t>
+      </w:r>
+    </w:p>
+    <w:p>
+      <w:pPr>
+        <w:pStyle w:val="ListParagraph"/>
+        <w:numPr>
+          <w:ilvl w:val="0"/>
+          <w:numId w:val="2"/>
+        </w:numPr>
+        <w:spacing w:after="40" w:before="40"/>
+      </w:pPr>
+      <w:r>
+        <w:rPr>
+          <w:rFonts w:ascii="Arial" w:cs="Arial" w:eastAsia="Arial" w:hAnsi="Arial"/>
+          <w:sz w:val="20"/>
+          <w:szCs w:val="20"/>
+        </w:rPr>
+        <w:t xml:space="preserve">500px tile height, 62% card width / max 760px / 16:10 aspect ratio</w:t>
+      </w:r>
+    </w:p>
+    <w:p>
+      <w:pPr>
+        <w:pStyle w:val="ListParagraph"/>
+        <w:numPr>
+          <w:ilvl w:val="0"/>
+          <w:numId w:val="2"/>
+        </w:numPr>
+        <w:spacing w:after="40" w:before="40"/>
+      </w:pPr>
+      <w:r>
+        <w:rPr>
+          <w:rFonts w:ascii="Arial" w:cs="Arial" w:eastAsia="Arial" w:hAnsi="Arial"/>
+          <w:sz w:val="20"/>
+          <w:szCs w:val="20"/>
+        </w:rPr>
+        <w:t xml:space="preserve">220px gutters each side for scroll accessibility</w:t>
+      </w:r>
+    </w:p>
+    <w:p>
       <w:r>
         <w:t xml:space="preserve"/>
       </w:r>
@@ -1287,67 +1275,64 @@
           <w:sz w:val="26"/>
           <w:szCs w:val="26"/>
         </w:rPr>
-        <w:t xml:space="preserve">0C · Product Grid — OEM Badge</w:t>
-      </w:r>
-    </w:p>
-    <w:p>
-      <w:pPr>
-        <w:pStyle w:val="ListParagraph"/>
-        <w:numPr>
-          <w:ilvl w:val="0"/>
-          <w:numId w:val="2"/>
-        </w:numPr>
-        <w:spacing w:after="40" w:before="40"/>
-      </w:pPr>
-      <w:r>
-        <w:rPr>
-          <w:rFonts w:ascii="Arial" w:cs="Arial" w:eastAsia="Arial" w:hAnsi="Arial"/>
-          <w:sz w:val="20"/>
-          <w:szCs w:val="20"/>
-        </w:rPr>
-        <w:t xml:space="preserve">Badge/avatar on cards with OEM numbers attached</w:t>
-      </w:r>
-    </w:p>
-    <w:p>
-      <w:pPr>
-        <w:pStyle w:val="ListParagraph"/>
-        <w:numPr>
-          <w:ilvl w:val="0"/>
-          <w:numId w:val="2"/>
-        </w:numPr>
-        <w:spacing w:after="40" w:before="40"/>
-      </w:pPr>
-      <w:r>
-        <w:rPr>
-          <w:rFonts w:ascii="Arial" w:cs="Arial" w:eastAsia="Arial" w:hAnsi="Arial"/>
-          <w:sz w:val="20"/>
-          <w:szCs w:val="20"/>
-        </w:rPr>
-        <w:t xml:space="preserve">Hover: popover showing fitment years/families or OEM number</w:t>
-      </w:r>
-    </w:p>
-    <w:p>
-      <w:pPr>
-        <w:pStyle w:val="ListParagraph"/>
-        <w:numPr>
-          <w:ilvl w:val="0"/>
-          <w:numId w:val="2"/>
-        </w:numPr>
-        <w:spacing w:after="40" w:before="40"/>
-      </w:pPr>
-      <w:r>
-        <w:rPr>
-          <w:rFonts w:ascii="Arial" w:cs="Arial" w:eastAsia="Arial" w:hAnsi="Arial"/>
-          <w:sz w:val="20"/>
-          <w:szCs w:val="20"/>
-        </w:rPr>
-        <w:t xml:space="preserve">Mobile: tap → bottom sheet or inline expand</w:t>
-      </w:r>
-    </w:p>
-    <w:p>
-      <w:pPr>
-        <w:spacing w:after="80" w:before="80"/>
-      </w:pPr>
+        <w:t xml:space="preserve">0C · Tile Artwork (Pending — Laken designing)</w:t>
+      </w:r>
+    </w:p>
+    <w:p>
+      <w:pPr>
+        <w:pStyle w:val="ListParagraph"/>
+        <w:numPr>
+          <w:ilvl w:val="0"/>
+          <w:numId w:val="2"/>
+        </w:numPr>
+        <w:spacing w:after="40" w:before="40"/>
+      </w:pPr>
+      <w:r>
+        <w:rPr>
+          <w:rFonts w:ascii="Arial" w:cs="Arial" w:eastAsia="Arial" w:hAnsi="Arial"/>
+          <w:sz w:val="20"/>
+          <w:szCs w:val="20"/>
+        </w:rPr>
+        <w:t xml:space="preserve">Card artwork: design at 1120×700px (16:10 ratio), export as .webp</w:t>
+      </w:r>
+    </w:p>
+    <w:p>
+      <w:pPr>
+        <w:pStyle w:val="ListParagraph"/>
+        <w:numPr>
+          <w:ilvl w:val="0"/>
+          <w:numId w:val="2"/>
+        </w:numPr>
+        <w:spacing w:after="40" w:before="40"/>
+      </w:pPr>
+      <w:r>
+        <w:rPr>
+          <w:rFonts w:ascii="Arial" w:cs="Arial" w:eastAsia="Arial" w:hAnsi="Arial"/>
+          <w:sz w:val="20"/>
+          <w:szCs w:val="20"/>
+        </w:rPr>
+        <w:t xml:space="preserve">Drop in public/images/eras/ — filenames locked in eras.js</w:t>
+      </w:r>
+    </w:p>
+    <w:p>
+      <w:pPr>
+        <w:pStyle w:val="ListParagraph"/>
+        <w:numPr>
+          <w:ilvl w:val="0"/>
+          <w:numId w:val="2"/>
+        </w:numPr>
+        <w:spacing w:after="40" w:before="40"/>
+      </w:pPr>
+      <w:r>
+        <w:rPr>
+          <w:rFonts w:ascii="Arial" w:cs="Arial" w:eastAsia="Arial" w:hAnsi="Arial"/>
+          <w:sz w:val="20"/>
+          <w:szCs w:val="20"/>
+        </w:rPr>
+        <w:t xml:space="preserve">Other tiles: Video (450×450), Category (450×450), Model (450×450), Deals (450×450)</w:t>
+      </w:r>
+    </w:p>
+    <w:p>
       <w:r>
         <w:t xml:space="preserve"/>
       </w:r>
@@ -1365,7 +1350,82 @@
           <w:sz w:val="26"/>
           <w:szCs w:val="26"/>
         </w:rPr>
-        <w:t xml:space="preserve">0D · PDP Redesign</w:t>
+        <w:t xml:space="preserve">0D · Product Grid — OEM Badge</w:t>
+      </w:r>
+    </w:p>
+    <w:p>
+      <w:pPr>
+        <w:pStyle w:val="ListParagraph"/>
+        <w:numPr>
+          <w:ilvl w:val="0"/>
+          <w:numId w:val="2"/>
+        </w:numPr>
+        <w:spacing w:after="40" w:before="40"/>
+      </w:pPr>
+      <w:r>
+        <w:rPr>
+          <w:rFonts w:ascii="Arial" w:cs="Arial" w:eastAsia="Arial" w:hAnsi="Arial"/>
+          <w:sz w:val="20"/>
+          <w:szCs w:val="20"/>
+        </w:rPr>
+        <w:t xml:space="preserve">Badge on product cards that have oem_numbers attached</w:t>
+      </w:r>
+    </w:p>
+    <w:p>
+      <w:pPr>
+        <w:pStyle w:val="ListParagraph"/>
+        <w:numPr>
+          <w:ilvl w:val="0"/>
+          <w:numId w:val="2"/>
+        </w:numPr>
+        <w:spacing w:after="40" w:before="40"/>
+      </w:pPr>
+      <w:r>
+        <w:rPr>
+          <w:rFonts w:ascii="Arial" w:cs="Arial" w:eastAsia="Arial" w:hAnsi="Arial"/>
+          <w:sz w:val="20"/>
+          <w:szCs w:val="20"/>
+        </w:rPr>
+        <w:t xml:space="preserve">Hover/click reveals fitment years/families or OEM number in popover</w:t>
+      </w:r>
+    </w:p>
+    <w:p>
+      <w:pPr>
+        <w:pStyle w:val="ListParagraph"/>
+        <w:numPr>
+          <w:ilvl w:val="0"/>
+          <w:numId w:val="2"/>
+        </w:numPr>
+        <w:spacing w:after="40" w:before="40"/>
+      </w:pPr>
+      <w:r>
+        <w:rPr>
+          <w:rFonts w:ascii="Arial" w:cs="Arial" w:eastAsia="Arial" w:hAnsi="Arial"/>
+          <w:sz w:val="20"/>
+          <w:szCs w:val="20"/>
+        </w:rPr>
+        <w:t xml:space="preserve">Mobile: tap opens bottom sheet</w:t>
+      </w:r>
+    </w:p>
+    <w:p>
+      <w:r>
+        <w:t xml:space="preserve"/>
+      </w:r>
+    </w:p>
+    <w:p>
+      <w:pPr>
+        <w:pStyle w:val="Heading2"/>
+        <w:spacing w:after="80" w:before="240"/>
+      </w:pPr>
+      <w:r>
+        <w:rPr>
+          <w:rFonts w:ascii="Arial" w:cs="Arial" w:eastAsia="Arial" w:hAnsi="Arial"/>
+          <w:b/>
+          <w:bCs/>
+          <w:sz w:val="26"/>
+          <w:szCs w:val="26"/>
+        </w:rPr>
+        <w:t xml:space="preserve">0E · PDP Redesign</w:t>
       </w:r>
     </w:p>
     <w:p>
@@ -1405,9 +1465,6 @@
       </w:r>
     </w:p>
     <w:p>
-      <w:pPr>
-        <w:spacing w:after="80" w:before="80"/>
-      </w:pPr>
       <w:r>
         <w:t xml:space="preserve"/>
       </w:r>
@@ -1459,85 +1516,64 @@
           <w:sz w:val="20"/>
           <w:szCs w:val="20"/>
         </w:rPr>
-        <w:t xml:space="preserve">Rep contacted April 30 — pending</w:t>
-      </w:r>
-    </w:p>
-    <w:p>
-      <w:pPr>
-        <w:pStyle w:val="ListParagraph"/>
-        <w:numPr>
-          <w:ilvl w:val="0"/>
-          <w:numId w:val="2"/>
-        </w:numPr>
-        <w:spacing w:after="40" w:before="40"/>
-      </w:pPr>
-      <w:r>
-        <w:rPr>
-          <w:rFonts w:ascii="Arial" w:cs="Arial" w:eastAsia="Arial" w:hAnsi="Arial"/>
-          <w:sz w:val="20"/>
-          <w:szCs w:val="20"/>
-        </w:rPr>
-        <w:t xml:space="preserve">Parse directly → catalog_fitment_v2</w:t>
-      </w:r>
-    </w:p>
-    <w:p>
-      <w:pPr>
-        <w:pStyle w:val="ListParagraph"/>
-        <w:numPr>
-          <w:ilvl w:val="0"/>
-          <w:numId w:val="2"/>
-        </w:numPr>
-        <w:spacing w:after="40" w:before="40"/>
-      </w:pPr>
-      <w:r>
-        <w:rPr>
-          <w:rFonts w:ascii="Arial" w:cs="Arial" w:eastAsia="Arial" w:hAnsi="Arial"/>
-          <w:sz w:val="20"/>
-          <w:szCs w:val="20"/>
-        </w:rPr>
-        <w:t xml:space="preserve">fitment_source=’wps_explicit’, confidence_score=1.0</w:t>
-      </w:r>
-    </w:p>
-    <w:p>
-      <w:pPr>
-        <w:pStyle w:val="ListParagraph"/>
-        <w:numPr>
-          <w:ilvl w:val="0"/>
-          <w:numId w:val="2"/>
-        </w:numPr>
-        <w:spacing w:after="40" w:before="40"/>
-      </w:pPr>
-      <w:r>
-        <w:rPr>
-          <w:rFonts w:ascii="Arial" w:cs="Arial" w:eastAsia="Arial" w:hAnsi="Arial"/>
-          <w:sz w:val="20"/>
-          <w:szCs w:val="20"/>
-        </w:rPr>
-        <w:t xml:space="preserve">Do NOT use keyword matching or inference</w:t>
-      </w:r>
-    </w:p>
-    <w:p>
-      <w:pPr>
-        <w:pStyle w:val="ListParagraph"/>
-        <w:numPr>
-          <w:ilvl w:val="0"/>
-          <w:numId w:val="2"/>
-        </w:numPr>
-        <w:spacing w:after="40" w:before="40"/>
-      </w:pPr>
-      <w:r>
-        <w:rPr>
-          <w:rFonts w:ascii="Arial" w:cs="Arial" w:eastAsia="Arial" w:hAnsi="Arial"/>
-          <w:sz w:val="20"/>
-          <w:szCs w:val="20"/>
-        </w:rPr>
-        <w:t xml:space="preserve">WPS has 26,754 products and only 9% currently have family fitment</w:t>
-      </w:r>
-    </w:p>
-    <w:p>
-      <w:pPr>
-        <w:spacing w:after="80" w:before="80"/>
-      </w:pPr>
+        <w:t xml:space="preserve">Rep contacted April 30 — still pending</w:t>
+      </w:r>
+    </w:p>
+    <w:p>
+      <w:pPr>
+        <w:pStyle w:val="ListParagraph"/>
+        <w:numPr>
+          <w:ilvl w:val="0"/>
+          <w:numId w:val="2"/>
+        </w:numPr>
+        <w:spacing w:after="40" w:before="40"/>
+      </w:pPr>
+      <w:r>
+        <w:rPr>
+          <w:rFonts w:ascii="Arial" w:cs="Arial" w:eastAsia="Arial" w:hAnsi="Arial"/>
+          <w:sz w:val="20"/>
+          <w:szCs w:val="20"/>
+        </w:rPr>
+        <w:t xml:space="preserve">Parse directly → catalog_fitment_v2, fitment_source='wps_explicit', confidence_score=1.0</w:t>
+      </w:r>
+    </w:p>
+    <w:p>
+      <w:pPr>
+        <w:pStyle w:val="ListParagraph"/>
+        <w:numPr>
+          <w:ilvl w:val="0"/>
+          <w:numId w:val="2"/>
+        </w:numPr>
+        <w:spacing w:after="40" w:before="40"/>
+      </w:pPr>
+      <w:r>
+        <w:rPr>
+          <w:rFonts w:ascii="Arial" w:cs="Arial" w:eastAsia="Arial" w:hAnsi="Arial"/>
+          <w:sz w:val="20"/>
+          <w:szCs w:val="20"/>
+        </w:rPr>
+        <w:t xml:space="preserve">NO inference — explicit year/make/model/submodel only</w:t>
+      </w:r>
+    </w:p>
+    <w:p>
+      <w:pPr>
+        <w:pStyle w:val="ListParagraph"/>
+        <w:numPr>
+          <w:ilvl w:val="0"/>
+          <w:numId w:val="2"/>
+        </w:numPr>
+        <w:spacing w:after="40" w:before="40"/>
+      </w:pPr>
+      <w:r>
+        <w:rPr>
+          <w:rFonts w:ascii="Arial" w:cs="Arial" w:eastAsia="Arial" w:hAnsi="Arial"/>
+          <w:sz w:val="20"/>
+          <w:szCs w:val="20"/>
+        </w:rPr>
+        <w:t xml:space="preserve">WPS has 26,754 products, only 9% have family fitment</w:t>
+      </w:r>
+    </w:p>
+    <w:p>
       <w:r>
         <w:t xml:space="preserve"/>
       </w:r>
@@ -1555,85 +1591,64 @@
           <w:sz w:val="26"/>
           <w:szCs w:val="26"/>
         </w:rPr>
-        <w:t xml:space="preserve">1B · Touring + FX PDFs — Get Text Versions</w:t>
-      </w:r>
-    </w:p>
-    <w:p>
-      <w:pPr>
-        <w:pStyle w:val="ListParagraph"/>
-        <w:numPr>
-          <w:ilvl w:val="0"/>
-          <w:numId w:val="2"/>
-        </w:numPr>
-        <w:spacing w:after="40" w:before="40"/>
-      </w:pPr>
-      <w:r>
-        <w:rPr>
-          <w:rFonts w:ascii="Arial" w:cs="Arial" w:eastAsia="Arial" w:hAnsi="Arial"/>
-          <w:sz w:val="20"/>
-          <w:szCs w:val="20"/>
-        </w:rPr>
-        <w:t xml:space="preserve">Touring: 1991-1992, 1995-1996, 1998 (scanned — 0 rows)</w:t>
-      </w:r>
-    </w:p>
-    <w:p>
-      <w:pPr>
-        <w:pStyle w:val="ListParagraph"/>
-        <w:numPr>
-          <w:ilvl w:val="0"/>
-          <w:numId w:val="2"/>
-        </w:numPr>
-        <w:spacing w:after="40" w:before="40"/>
-      </w:pPr>
-      <w:r>
-        <w:rPr>
-          <w:rFonts w:ascii="Arial" w:cs="Arial" w:eastAsia="Arial" w:hAnsi="Arial"/>
-          <w:sz w:val="20"/>
-          <w:szCs w:val="20"/>
-        </w:rPr>
-        <w:t xml:space="preserve">FX: 1971-1980, 1971-1984 (scanned — 0 rows)</w:t>
-      </w:r>
-    </w:p>
-    <w:p>
-      <w:pPr>
-        <w:pStyle w:val="ListParagraph"/>
-        <w:numPr>
-          <w:ilvl w:val="0"/>
-          <w:numId w:val="2"/>
-        </w:numPr>
-        <w:spacing w:after="40" w:before="40"/>
-      </w:pPr>
-      <w:r>
-        <w:rPr>
-          <w:rFonts w:ascii="Arial" w:cs="Arial" w:eastAsia="Arial" w:hAnsi="Arial"/>
-          <w:sz w:val="20"/>
-          <w:szCs w:val="20"/>
-        </w:rPr>
-        <w:t xml:space="preserve">Scripts ready: build_oem_fitment_touring.mjs and build_oem_fitment_fx.mjs</w:t>
-      </w:r>
-    </w:p>
-    <w:p>
-      <w:pPr>
-        <w:pStyle w:val="ListParagraph"/>
-        <w:numPr>
-          <w:ilvl w:val="0"/>
-          <w:numId w:val="2"/>
-        </w:numPr>
-        <w:spacing w:after="40" w:before="40"/>
-      </w:pPr>
-      <w:r>
-        <w:rPr>
-          <w:rFonts w:ascii="Arial" w:cs="Arial" w:eastAsia="Arial" w:hAnsi="Arial"/>
-          <w:sz w:val="20"/>
-          <w:szCs w:val="20"/>
-        </w:rPr>
-        <w:t xml:space="preserve">Drop text PDFs in same folder and re-run — append-only, safe</w:t>
-      </w:r>
-    </w:p>
-    <w:p>
-      <w:pPr>
-        <w:spacing w:after="80" w:before="80"/>
-      </w:pPr>
+        <w:t xml:space="preserve">1B · Touring + FX PDFs — Text Versions</w:t>
+      </w:r>
+    </w:p>
+    <w:p>
+      <w:pPr>
+        <w:pStyle w:val="ListParagraph"/>
+        <w:numPr>
+          <w:ilvl w:val="0"/>
+          <w:numId w:val="2"/>
+        </w:numPr>
+        <w:spacing w:after="40" w:before="40"/>
+      </w:pPr>
+      <w:r>
+        <w:rPr>
+          <w:rFonts w:ascii="Arial" w:cs="Arial" w:eastAsia="Arial" w:hAnsi="Arial"/>
+          <w:sz w:val="20"/>
+          <w:szCs w:val="20"/>
+        </w:rPr>
+        <w:t xml:space="preserve">Touring: 1991-1992, 1995-1996, 1998 — scanned, 0 rows extracted</w:t>
+      </w:r>
+    </w:p>
+    <w:p>
+      <w:pPr>
+        <w:pStyle w:val="ListParagraph"/>
+        <w:numPr>
+          <w:ilvl w:val="0"/>
+          <w:numId w:val="2"/>
+        </w:numPr>
+        <w:spacing w:after="40" w:before="40"/>
+      </w:pPr>
+      <w:r>
+        <w:rPr>
+          <w:rFonts w:ascii="Arial" w:cs="Arial" w:eastAsia="Arial" w:hAnsi="Arial"/>
+          <w:sz w:val="20"/>
+          <w:szCs w:val="20"/>
+        </w:rPr>
+        <w:t xml:space="preserve">FX: 1971-1980, 1971-1984 — scanned, 0 rows extracted</w:t>
+      </w:r>
+    </w:p>
+    <w:p>
+      <w:pPr>
+        <w:pStyle w:val="ListParagraph"/>
+        <w:numPr>
+          <w:ilvl w:val="0"/>
+          <w:numId w:val="2"/>
+        </w:numPr>
+        <w:spacing w:after="40" w:before="40"/>
+      </w:pPr>
+      <w:r>
+        <w:rPr>
+          <w:rFonts w:ascii="Arial" w:cs="Arial" w:eastAsia="Arial" w:hAnsi="Arial"/>
+          <w:sz w:val="20"/>
+          <w:szCs w:val="20"/>
+        </w:rPr>
+        <w:t xml:space="preserve">Scripts ready: build_oem_fitment_touring.mjs, build_oem_fitment_fx.mjs</w:t>
+      </w:r>
+    </w:p>
+    <w:p>
       <w:r>
         <w:t xml:space="preserve"/>
       </w:r>
@@ -1669,67 +1684,64 @@
           <w:sz w:val="20"/>
           <w:szCs w:val="20"/>
         </w:rPr>
-        <w:t xml:space="preserve">PDF in hand. Maps HD OEM numbers to V-Twin part numbers</w:t>
-      </w:r>
-    </w:p>
-    <w:p>
-      <w:pPr>
-        <w:pStyle w:val="ListParagraph"/>
-        <w:numPr>
-          <w:ilvl w:val="0"/>
-          <w:numId w:val="2"/>
-        </w:numPr>
-        <w:spacing w:after="40" w:before="40"/>
-      </w:pPr>
-      <w:r>
-        <w:rPr>
-          <w:rFonts w:ascii="Arial" w:cs="Arial" w:eastAsia="Arial" w:hAnsi="Arial"/>
-          <w:sz w:val="20"/>
-          <w:szCs w:val="20"/>
-        </w:rPr>
-        <w:t xml:space="preserve">Parse PDF into vtwin_oem_crossref(hd_oem_number, vt_part_number)</w:t>
-      </w:r>
-    </w:p>
-    <w:p>
-      <w:pPr>
-        <w:pStyle w:val="ListParagraph"/>
-        <w:numPr>
-          <w:ilvl w:val="0"/>
-          <w:numId w:val="2"/>
-        </w:numPr>
-        <w:spacing w:after="40" w:before="40"/>
-      </w:pPr>
-      <w:r>
-        <w:rPr>
-          <w:rFonts w:ascii="Arial" w:cs="Arial" w:eastAsia="Arial" w:hAnsi="Arial"/>
-          <w:sz w:val="20"/>
-          <w:szCs w:val="20"/>
-        </w:rPr>
-        <w:t xml:space="preserve">Join: VTWIN.oem_numbers[] → vtwin_oem_crossref → catalog_fitment_v2.parsed_snapshot-&gt;&gt;’oem’</w:t>
-      </w:r>
-    </w:p>
-    <w:p>
-      <w:pPr>
-        <w:pStyle w:val="ListParagraph"/>
-        <w:numPr>
-          <w:ilvl w:val="0"/>
-          <w:numId w:val="2"/>
-        </w:numPr>
-        <w:spacing w:after="40" w:before="40"/>
-      </w:pPr>
-      <w:r>
-        <w:rPr>
-          <w:rFonts w:ascii="Arial" w:cs="Arial" w:eastAsia="Arial" w:hAnsi="Arial"/>
-          <w:sz w:val="20"/>
-          <w:szCs w:val="20"/>
-        </w:rPr>
-        <w:t xml:space="preserve">Run yield check first: SELECT COUNT(DISTINCT cu.id) from join query</w:t>
-      </w:r>
-    </w:p>
-    <w:p>
-      <w:pPr>
-        <w:spacing w:after="80" w:before="80"/>
-      </w:pPr>
+        <w:t xml:space="preserve">PDF in hand — maps HD OEM numbers to V-Twin part numbers</w:t>
+      </w:r>
+    </w:p>
+    <w:p>
+      <w:pPr>
+        <w:pStyle w:val="ListParagraph"/>
+        <w:numPr>
+          <w:ilvl w:val="0"/>
+          <w:numId w:val="2"/>
+        </w:numPr>
+        <w:spacing w:after="40" w:before="40"/>
+      </w:pPr>
+      <w:r>
+        <w:rPr>
+          <w:rFonts w:ascii="Arial" w:cs="Arial" w:eastAsia="Arial" w:hAnsi="Arial"/>
+          <w:sz w:val="20"/>
+          <w:szCs w:val="20"/>
+        </w:rPr>
+        <w:t xml:space="preserve">Parse into vtwin_oem_crossref(hd_oem_number, vt_part_number)</w:t>
+      </w:r>
+    </w:p>
+    <w:p>
+      <w:pPr>
+        <w:pStyle w:val="ListParagraph"/>
+        <w:numPr>
+          <w:ilvl w:val="0"/>
+          <w:numId w:val="2"/>
+        </w:numPr>
+        <w:spacing w:after="40" w:before="40"/>
+      </w:pPr>
+      <w:r>
+        <w:rPr>
+          <w:rFonts w:ascii="Arial" w:cs="Arial" w:eastAsia="Arial" w:hAnsi="Arial"/>
+          <w:sz w:val="20"/>
+          <w:szCs w:val="20"/>
+        </w:rPr>
+        <w:t xml:space="preserve">Join: VTWIN.oem_numbers[] → vtwin_oem_crossref → catalog_fitment_v2</w:t>
+      </w:r>
+    </w:p>
+    <w:p>
+      <w:pPr>
+        <w:pStyle w:val="ListParagraph"/>
+        <w:numPr>
+          <w:ilvl w:val="0"/>
+          <w:numId w:val="2"/>
+        </w:numPr>
+        <w:spacing w:after="40" w:before="40"/>
+      </w:pPr>
+      <w:r>
+        <w:rPr>
+          <w:rFonts w:ascii="Arial" w:cs="Arial" w:eastAsia="Arial" w:hAnsi="Arial"/>
+          <w:sz w:val="20"/>
+          <w:szCs w:val="20"/>
+        </w:rPr>
+        <w:t xml:space="preserve">Run yield check first</w:t>
+      </w:r>
+    </w:p>
+    <w:p>
       <w:r>
         <w:t xml:space="preserve"/>
       </w:r>
@@ -1783,13 +1795,10 @@
           <w:sz w:val="20"/>
           <w:szCs w:val="20"/>
         </w:rPr>
-        <w:t xml:space="preserve">Targeted audit or relaxed regex to close</w:t>
-      </w:r>
-    </w:p>
-    <w:p>
-      <w:pPr>
-        <w:spacing w:after="80" w:before="80"/>
-      </w:pPr>
+        <w:t xml:space="preserve">Targeted audit or relaxed regex</w:t>
+      </w:r>
+    </w:p>
+    <w:p>
       <w:r>
         <w:t xml:space="preserve"/>
       </w:r>
@@ -1807,7 +1816,7 @@
           <w:sz w:val="32"/>
           <w:szCs w:val="32"/>
         </w:rPr>
-        <w:t xml:space="preserve">PHASE 2 — SEARCH &amp; BROWSE EXPERIENCE</w:t>
+        <w:t xml:space="preserve">PHASE 2 — SEARCH &amp; BROWSE</w:t>
       </w:r>
     </w:p>
     <w:p>
@@ -1841,13 +1850,10 @@
           <w:sz w:val="20"/>
           <w:szCs w:val="20"/>
         </w:rPr>
-        <w:t xml:space="preserve">351 aliases live. Still needed: Road King, Street Glide, Sportster 1200, Fat Boy, Night Train, Dyna Wide Glide, Heritage Classic, Ultra Limited, era nicknames (Evo, Shovel, Pan, Knuck)</w:t>
-      </w:r>
-    </w:p>
-    <w:p>
-      <w:pPr>
-        <w:spacing w:after="80" w:before="80"/>
-      </w:pPr>
+        <w:t xml:space="preserve">351 aliases live. Still needed: Road King, Street Glide, Fat Boy, Night Train, Dyna Wide Glide, Heritage Classic, Ultra Limited, era nicknames</w:t>
+      </w:r>
+    </w:p>
+    <w:p>
       <w:r>
         <w:t xml:space="preserve"/>
       </w:r>
@@ -1901,13 +1907,10 @@
           <w:sz w:val="20"/>
           <w:szCs w:val="20"/>
         </w:rPr>
-        <w:t xml:space="preserve">3-tab UI — Find by Bike / Browse All / Brands — unbuilt but data layer complete</w:t>
-      </w:r>
-    </w:p>
-    <w:p>
-      <w:pPr>
-        <w:spacing w:after="80" w:before="80"/>
-      </w:pPr>
+        <w:t xml:space="preserve">3-tab UI — Find by Bike / Browse All / Brands — unbuilt, data layer complete</w:t>
+      </w:r>
+    </w:p>
+    <w:p>
       <w:r>
         <w:t xml:space="preserve"/>
       </w:r>
@@ -1943,33 +1946,46 @@
           <w:sz w:val="20"/>
           <w:szCs w:val="20"/>
         </w:rPr>
-        <w:t xml:space="preserve">Search/index pipeline should read pdp_payload.oem_numbers + fitment fields</w:t>
-      </w:r>
-    </w:p>
-    <w:p>
-      <w:pPr>
-        <w:pStyle w:val="ListParagraph"/>
-        <w:numPr>
-          <w:ilvl w:val="0"/>
-          <w:numId w:val="2"/>
-        </w:numPr>
-        <w:spacing w:after="40" w:before="40"/>
-      </w:pPr>
-      <w:r>
-        <w:rPr>
-          <w:rFonts w:ascii="Arial" w:cs="Arial" w:eastAsia="Arial" w:hAnsi="Arial"/>
-          <w:sz w:val="20"/>
-          <w:szCs w:val="20"/>
-        </w:rPr>
-        <w:t xml:space="preserve">oem_numbers[] now indexed — query_by updated in client.ts</w:t>
-      </w:r>
-    </w:p>
-    <w:p>
-      <w:pPr>
-        <w:spacing w:after="80" w:before="80"/>
-      </w:pPr>
+        <w:t xml:space="preserve">oem_numbers[] indexed, query_by updated in client.ts</w:t>
+      </w:r>
+    </w:p>
+    <w:p>
+      <w:pPr>
+        <w:pStyle w:val="ListParagraph"/>
+        <w:numPr>
+          <w:ilvl w:val="0"/>
+          <w:numId w:val="2"/>
+        </w:numPr>
+        <w:spacing w:after="40" w:before="40"/>
+      </w:pPr>
+      <w:r>
+        <w:rPr>
+          <w:rFonts w:ascii="Arial" w:cs="Arial" w:eastAsia="Arial" w:hAnsi="Arial"/>
+          <w:sz w:val="20"/>
+          <w:szCs w:val="20"/>
+        </w:rPr>
+        <w:t xml:space="preserve">Full sync of pdp_payload fitment fields still pending</w:t>
+      </w:r>
+    </w:p>
+    <w:p>
       <w:r>
         <w:t xml:space="preserve"/>
+      </w:r>
+    </w:p>
+    <w:p>
+      <w:pPr>
+        <w:pStyle w:val="Heading1"/>
+        <w:spacing w:after="120" w:before="360"/>
+      </w:pPr>
+      <w:r>
+        <w:rPr>
+          <w:rFonts w:ascii="Arial" w:cs="Arial" w:eastAsia="Arial" w:hAnsi="Arial"/>
+          <w:b/>
+          <w:bCs/>
+          <w:sz w:val="32"/>
+          <w:szCs w:val="32"/>
+        </w:rPr>
+        <w:t xml:space="preserve">PHASE 3 — INFRASTRUCTURE &amp; POLISH</w:t>
       </w:r>
     </w:p>
     <w:p>
@@ -1985,31 +2001,145 @@
           <w:sz w:val="26"/>
           <w:szCs w:val="26"/>
         </w:rPr>
-        <w:t xml:space="preserve">2D · catalog_fitment_v2 Explosion</w:t>
-      </w:r>
-    </w:p>
-    <w:p>
-      <w:pPr>
-        <w:pStyle w:val="ListParagraph"/>
-        <w:numPr>
-          <w:ilvl w:val="0"/>
-          <w:numId w:val="2"/>
-        </w:numPr>
-        <w:spacing w:after="40" w:before="40"/>
-      </w:pPr>
-      <w:r>
-        <w:rPr>
-          <w:rFonts w:ascii="Arial" w:cs="Arial" w:eastAsia="Arial" w:hAnsi="Arial"/>
-          <w:sz w:val="20"/>
-          <w:szCs w:val="20"/>
-        </w:rPr>
-        <w:t xml:space="preserve">Products with model codes in fitment_hd_models should be exploded into catalog_fitment_v2 rows via harley_model_years</w:t>
-      </w:r>
-    </w:p>
-    <w:p>
-      <w:pPr>
-        <w:spacing w:after="80" w:before="80"/>
-      </w:pPr>
+        <w:t xml:space="preserve">3A · oem_fitment Dedup Guard</w:t>
+      </w:r>
+    </w:p>
+    <w:p>
+      <w:pPr>
+        <w:pStyle w:val="ListParagraph"/>
+        <w:numPr>
+          <w:ilvl w:val="0"/>
+          <w:numId w:val="2"/>
+        </w:numPr>
+        <w:spacing w:after="40" w:before="40"/>
+      </w:pPr>
+      <w:r>
+        <w:rPr>
+          <w:rFonts w:ascii="Arial" w:cs="Arial" w:eastAsia="Arial" w:hAnsi="Arial"/>
+          <w:sz w:val="20"/>
+          <w:szCs w:val="20"/>
+        </w:rPr>
+        <w:t xml:space="preserve">Add manifest guard before re-running scripts</w:t>
+      </w:r>
+    </w:p>
+    <w:p>
+      <w:r>
+        <w:t xml:space="preserve"/>
+      </w:r>
+    </w:p>
+    <w:p>
+      <w:pPr>
+        <w:pStyle w:val="Heading2"/>
+        <w:spacing w:after="80" w:before="240"/>
+      </w:pPr>
+      <w:r>
+        <w:rPr>
+          <w:rFonts w:ascii="Arial" w:cs="Arial" w:eastAsia="Arial" w:hAnsi="Arial"/>
+          <w:b/>
+          <w:bCs/>
+          <w:sz w:val="26"/>
+          <w:szCs w:val="26"/>
+        </w:rPr>
+        <w:t xml:space="preserve">3B · Flathead Era Image</w:t>
+      </w:r>
+    </w:p>
+    <w:p>
+      <w:pPr>
+        <w:pStyle w:val="ListParagraph"/>
+        <w:numPr>
+          <w:ilvl w:val="0"/>
+          <w:numId w:val="2"/>
+        </w:numPr>
+        <w:spacing w:after="40" w:before="40"/>
+      </w:pPr>
+      <w:r>
+        <w:rPr>
+          <w:rFonts w:ascii="Arial" w:cs="Arial" w:eastAsia="Arial" w:hAnsi="Arial"/>
+          <w:sz w:val="20"/>
+          <w:szCs w:val="20"/>
+        </w:rPr>
+        <w:t xml:space="preserve">public/images/eras/flathead.webp still missing — drop 800x600px WebP</w:t>
+      </w:r>
+    </w:p>
+    <w:p>
+      <w:r>
+        <w:t xml:space="preserve"/>
+      </w:r>
+    </w:p>
+    <w:p>
+      <w:pPr>
+        <w:pStyle w:val="Heading2"/>
+        <w:spacing w:after="80" w:before="240"/>
+      </w:pPr>
+      <w:r>
+        <w:rPr>
+          <w:rFonts w:ascii="Arial" w:cs="Arial" w:eastAsia="Arial" w:hAnsi="Arial"/>
+          <w:b/>
+          <w:bCs/>
+          <w:sz w:val="26"/>
+          <w:szCs w:val="26"/>
+        </w:rPr>
+        <w:t xml:space="preserve">3C · My Garage Audit</w:t>
+      </w:r>
+    </w:p>
+    <w:p>
+      <w:pPr>
+        <w:pStyle w:val="ListParagraph"/>
+        <w:numPr>
+          <w:ilvl w:val="0"/>
+          <w:numId w:val="2"/>
+        </w:numPr>
+        <w:spacing w:after="40" w:before="40"/>
+      </w:pPr>
+      <w:r>
+        <w:rPr>
+          <w:rFonts w:ascii="Arial" w:cs="Arial" w:eastAsia="Arial" w:hAnsi="Arial"/>
+          <w:sz w:val="20"/>
+          <w:szCs w:val="20"/>
+        </w:rPr>
+        <w:t xml:space="preserve">Built against /shop — review for /browse compatibility</w:t>
+      </w:r>
+    </w:p>
+    <w:p>
+      <w:r>
+        <w:t xml:space="preserve"/>
+      </w:r>
+    </w:p>
+    <w:p>
+      <w:pPr>
+        <w:pStyle w:val="Heading2"/>
+        <w:spacing w:after="80" w:before="240"/>
+      </w:pPr>
+      <w:r>
+        <w:rPr>
+          <w:rFonts w:ascii="Arial" w:cs="Arial" w:eastAsia="Arial" w:hAnsi="Arial"/>
+          <w:b/>
+          <w:bCs/>
+          <w:sz w:val="26"/>
+          <w:szCs w:val="26"/>
+        </w:rPr>
+        <w:t xml:space="preserve">3D · IMG_CACHE_DIR</w:t>
+      </w:r>
+    </w:p>
+    <w:p>
+      <w:pPr>
+        <w:pStyle w:val="ListParagraph"/>
+        <w:numPr>
+          <w:ilvl w:val="0"/>
+          <w:numId w:val="2"/>
+        </w:numPr>
+        <w:spacing w:after="40" w:before="40"/>
+      </w:pPr>
+      <w:r>
+        <w:rPr>
+          <w:rFonts w:ascii="Arial" w:cs="Arial" w:eastAsia="Arial" w:hAnsi="Arial"/>
+          <w:sz w:val="20"/>
+          <w:szCs w:val="20"/>
+        </w:rPr>
+        <w:t xml:space="preserve">Set in .env.local on Hetzner</w:t>
+      </w:r>
+    </w:p>
+    <w:p>
       <w:r>
         <w:t xml:space="preserve"/>
       </w:r>
@@ -2027,197 +2157,10 @@
           <w:sz w:val="32"/>
           <w:szCs w:val="32"/>
         </w:rPr>
-        <w:t xml:space="preserve">PHASE 3 — INFRASTRUCTURE &amp; POLISH</w:t>
-      </w:r>
-    </w:p>
-    <w:p>
-      <w:pPr>
-        <w:pStyle w:val="Heading2"/>
-        <w:spacing w:after="80" w:before="240"/>
-      </w:pPr>
-      <w:r>
-        <w:rPr>
-          <w:rFonts w:ascii="Arial" w:cs="Arial" w:eastAsia="Arial" w:hAnsi="Arial"/>
-          <w:b/>
-          <w:bCs/>
-          <w:sz w:val="26"/>
-          <w:szCs w:val="26"/>
-        </w:rPr>
-        <w:t xml:space="preserve">3A · oem_fitment Dedup Guard</w:t>
-      </w:r>
-    </w:p>
-    <w:p>
-      <w:pPr>
-        <w:pStyle w:val="ListParagraph"/>
-        <w:numPr>
-          <w:ilvl w:val="0"/>
-          <w:numId w:val="2"/>
-        </w:numPr>
-        <w:spacing w:after="40" w:before="40"/>
-      </w:pPr>
-      <w:r>
-        <w:rPr>
-          <w:rFonts w:ascii="Arial" w:cs="Arial" w:eastAsia="Arial" w:hAnsi="Arial"/>
-          <w:sz w:val="20"/>
-          <w:szCs w:val="20"/>
-        </w:rPr>
-        <w:t xml:space="preserve">Add manifest guard (WHERE catalog_file NOT IN SELECT DISTINCT catalog_file FROM oem_fitment) before re-running scripts</w:t>
-      </w:r>
-    </w:p>
-    <w:p>
-      <w:pPr>
-        <w:spacing w:after="80" w:before="80"/>
-      </w:pPr>
-      <w:r>
-        <w:t xml:space="preserve"/>
-      </w:r>
-    </w:p>
-    <w:p>
-      <w:pPr>
-        <w:pStyle w:val="Heading2"/>
-        <w:spacing w:after="80" w:before="240"/>
-      </w:pPr>
-      <w:r>
-        <w:rPr>
-          <w:rFonts w:ascii="Arial" w:cs="Arial" w:eastAsia="Arial" w:hAnsi="Arial"/>
-          <w:b/>
-          <w:bCs/>
-          <w:sz w:val="26"/>
-          <w:szCs w:val="26"/>
-        </w:rPr>
-        <w:t xml:space="preserve">3B · Flathead Era Image</w:t>
-      </w:r>
-    </w:p>
-    <w:p>
-      <w:pPr>
-        <w:pStyle w:val="ListParagraph"/>
-        <w:numPr>
-          <w:ilvl w:val="0"/>
-          <w:numId w:val="2"/>
-        </w:numPr>
-        <w:spacing w:after="40" w:before="40"/>
-      </w:pPr>
-      <w:r>
-        <w:rPr>
-          <w:rFonts w:ascii="Arial" w:cs="Arial" w:eastAsia="Arial" w:hAnsi="Arial"/>
-          <w:sz w:val="20"/>
-          <w:szCs w:val="20"/>
-        </w:rPr>
-        <w:t xml:space="preserve">public/images/eras/flathead.webp still missing. Drop 800x600px WebP.</w:t>
-      </w:r>
-    </w:p>
-    <w:p>
-      <w:pPr>
-        <w:spacing w:after="80" w:before="80"/>
-      </w:pPr>
-      <w:r>
-        <w:t xml:space="preserve"/>
-      </w:r>
-    </w:p>
-    <w:p>
-      <w:pPr>
-        <w:pStyle w:val="Heading2"/>
-        <w:spacing w:after="80" w:before="240"/>
-      </w:pPr>
-      <w:r>
-        <w:rPr>
-          <w:rFonts w:ascii="Arial" w:cs="Arial" w:eastAsia="Arial" w:hAnsi="Arial"/>
-          <w:b/>
-          <w:bCs/>
-          <w:sz w:val="26"/>
-          <w:szCs w:val="26"/>
-        </w:rPr>
-        <w:t xml:space="preserve">3C · My Garage Audit</w:t>
-      </w:r>
-    </w:p>
-    <w:p>
-      <w:pPr>
-        <w:pStyle w:val="ListParagraph"/>
-        <w:numPr>
-          <w:ilvl w:val="0"/>
-          <w:numId w:val="2"/>
-        </w:numPr>
-        <w:spacing w:after="40" w:before="40"/>
-      </w:pPr>
-      <w:r>
-        <w:rPr>
-          <w:rFonts w:ascii="Arial" w:cs="Arial" w:eastAsia="Arial" w:hAnsi="Arial"/>
-          <w:sz w:val="20"/>
-          <w:szCs w:val="20"/>
-        </w:rPr>
-        <w:t xml:space="preserve">Built against /shop. Review for /browse compatibility.</w:t>
-      </w:r>
-    </w:p>
-    <w:p>
-      <w:pPr>
-        <w:spacing w:after="80" w:before="80"/>
-      </w:pPr>
-      <w:r>
-        <w:t xml:space="preserve"/>
-      </w:r>
-    </w:p>
-    <w:p>
-      <w:pPr>
-        <w:pStyle w:val="Heading2"/>
-        <w:spacing w:after="80" w:before="240"/>
-      </w:pPr>
-      <w:r>
-        <w:rPr>
-          <w:rFonts w:ascii="Arial" w:cs="Arial" w:eastAsia="Arial" w:hAnsi="Arial"/>
-          <w:b/>
-          <w:bCs/>
-          <w:sz w:val="26"/>
-          <w:szCs w:val="26"/>
-        </w:rPr>
-        <w:t xml:space="preserve">3D · IMG_CACHE_DIR</w:t>
-      </w:r>
-    </w:p>
-    <w:p>
-      <w:pPr>
-        <w:pStyle w:val="ListParagraph"/>
-        <w:numPr>
-          <w:ilvl w:val="0"/>
-          <w:numId w:val="2"/>
-        </w:numPr>
-        <w:spacing w:after="40" w:before="40"/>
-      </w:pPr>
-      <w:r>
-        <w:rPr>
-          <w:rFonts w:ascii="Arial" w:cs="Arial" w:eastAsia="Arial" w:hAnsi="Arial"/>
-          <w:sz w:val="20"/>
-          <w:szCs w:val="20"/>
-        </w:rPr>
-        <w:t xml:space="preserve">Set in .env.local on Hetzner</w:t>
-      </w:r>
-    </w:p>
-    <w:p>
-      <w:pPr>
-        <w:spacing w:after="80" w:before="80"/>
-      </w:pPr>
-      <w:r>
-        <w:t xml:space="preserve"/>
-      </w:r>
-    </w:p>
-    <w:p>
-      <w:pPr>
-        <w:pStyle w:val="Heading1"/>
-        <w:spacing w:after="120" w:before="360"/>
-      </w:pPr>
-      <w:r>
-        <w:rPr>
-          <w:rFonts w:ascii="Arial" w:cs="Arial" w:eastAsia="Arial" w:hAnsi="Arial"/>
-          <w:b/>
-          <w:bCs/>
-          <w:sz w:val="32"/>
-          <w:szCs w:val="32"/>
-        </w:rPr>
         <w:t xml:space="preserve">FITMENT COVERAGE TARGET</w:t>
       </w:r>
     </w:p>
     <w:p>
-      <w:pPr>
-        <w:spacing w:after="80" w:before="80"/>
-      </w:pPr>
       <w:r>
         <w:t xml:space="preserve"/>
       </w:r>
@@ -2892,6 +2835,18 @@
       <w:start w:val="1"/>
       <w:numFmt w:val="bullet"/>
       <w:lvlText w:val="•"/>
+      <w:lvlJc w:val="left"/>
+      <w:pPr>
+        <w:ind w:left="720" w:hanging="360"/>
+      </w:pPr>
+    </w:lvl>
+  </w:abstractNum>
+  <w:abstractNum w:abstractNumId="3" w15:restartNumberingAfterBreak="0">
+    <w:multiLevelType w:val="hybridMultilevel"/>
+    <w:lvl w:ilvl="0" w15:tentative="1">
+      <w:start w:val="1"/>
+      <w:numFmt w:val="decimal"/>
+      <w:lvlText w:val="%1."/>
       <w:lvlJc w:val="left"/>
       <w:pPr>
         <w:ind w:left="720" w:hanging="360"/>
